--- a/docs/Sistema de Recomendação - RF.docx
+++ b/docs/Sistema de Recomendação - RF.docx
@@ -1,171 +1,120 @@
 
 <file path=word/document.xml><?xml version="1.0" encoding="utf-8"?>
-<w:document xmlns:mc="http://schemas.openxmlformats.org/markup-compatibility/2006" xmlns:o="urn:schemas-microsoft-com:office:office" xmlns:r="http://schemas.openxmlformats.org/officeDocument/2006/relationships" xmlns:m="http://schemas.openxmlformats.org/officeDocument/2006/math" xmlns:v="urn:schemas-microsoft-com:vml" xmlns:wp="http://schemas.openxmlformats.org/drawingml/2006/wordprocessingDrawing" xmlns:w10="urn:schemas-microsoft-com:office:word" xmlns:w="http://schemas.openxmlformats.org/wordprocessingml/2006/main" xmlns:wne="http://schemas.microsoft.com/office/word/2006/wordml" xmlns:sl="http://schemas.openxmlformats.org/schemaLibrary/2006/main" xmlns:a="http://schemas.openxmlformats.org/drawingml/2006/main" xmlns:pic="http://schemas.openxmlformats.org/drawingml/2006/picture" xmlns:c="http://schemas.openxmlformats.org/drawingml/2006/chart" xmlns:lc="http://schemas.openxmlformats.org/drawingml/2006/lockedCanvas" xmlns:dgm="http://schemas.openxmlformats.org/drawingml/2006/diagram" xmlns:wps="http://schemas.microsoft.com/office/word/2010/wordprocessingShape" xmlns:wpg="http://schemas.microsoft.com/office/word/2010/wordprocessingGroup" xmlns:w14="http://schemas.microsoft.com/office/word/2010/wordml" xmlns:w15="http://schemas.microsoft.com/office/word/2012/wordml" xmlns:w16="http://schemas.microsoft.com/office/word/2018/wordml" xmlns:w16cex="http://schemas.microsoft.com/office/word/2018/wordml/cex" xmlns:w16cid="http://schemas.microsoft.com/office/word/2016/wordml/cid" xmlns="http://schemas.microsoft.com/office/tasks/2019/documenttasks" xmlns:cr="http://schemas.microsoft.com/office/comments/2020/reactions">
+<w:document xmlns:wpc="http://schemas.microsoft.com/office/word/2010/wordprocessingCanvas" xmlns:cx="http://schemas.microsoft.com/office/drawing/2014/chartex" xmlns:cx1="http://schemas.microsoft.com/office/drawing/2015/9/8/chartex" xmlns:cx2="http://schemas.microsoft.com/office/drawing/2015/10/21/chartex" xmlns:cx3="http://schemas.microsoft.com/office/drawing/2016/5/9/chartex" xmlns:cx4="http://schemas.microsoft.com/office/drawing/2016/5/10/chartex" xmlns:cx5="http://schemas.microsoft.com/office/drawing/2016/5/11/chartex" xmlns:cx6="http://schemas.microsoft.com/office/drawing/2016/5/12/chartex" xmlns:cx7="http://schemas.microsoft.com/office/drawing/2016/5/13/chartex" xmlns:cx8="http://schemas.microsoft.com/office/drawing/2016/5/14/chartex" xmlns:mc="http://schemas.openxmlformats.org/markup-compatibility/2006" xmlns:aink="http://schemas.microsoft.com/office/drawing/2016/ink" xmlns:am3d="http://schemas.microsoft.com/office/drawing/2017/model3d" xmlns:o="urn:schemas-microsoft-com:office:office" xmlns:oel="http://schemas.microsoft.com/office/2019/extlst" xmlns:r="http://schemas.openxmlformats.org/officeDocument/2006/relationships" xmlns:m="http://schemas.openxmlformats.org/officeDocument/2006/math" xmlns:v="urn:schemas-microsoft-com:vml" xmlns:wp14="http://schemas.microsoft.com/office/word/2010/wordprocessingDrawing" xmlns:wp="http://schemas.openxmlformats.org/drawingml/2006/wordprocessingDrawing" xmlns:w10="urn:schemas-microsoft-com:office:word" xmlns:w="http://schemas.openxmlformats.org/wordprocessingml/2006/main" xmlns:w14="http://schemas.microsoft.com/office/word/2010/wordml" xmlns:w15="http://schemas.microsoft.com/office/word/2012/wordml" xmlns:w16cex="http://schemas.microsoft.com/office/word/2018/wordml/cex" xmlns:w16cid="http://schemas.microsoft.com/office/word/2016/wordml/cid" xmlns:w16="http://schemas.microsoft.com/office/word/2018/wordml" xmlns:w16du="http://schemas.microsoft.com/office/word/2023/wordml/word16du" xmlns:w16sdtdh="http://schemas.microsoft.com/office/word/2020/wordml/sdtdatahash" xmlns:w16sdtfl="http://schemas.microsoft.com/office/word/2024/wordml/sdtformatlock" xmlns:w16se="http://schemas.microsoft.com/office/word/2015/wordml/symex" xmlns:wpg="http://schemas.microsoft.com/office/word/2010/wordprocessingGroup" xmlns:wpi="http://schemas.microsoft.com/office/word/2010/wordprocessingInk" xmlns:wne="http://schemas.microsoft.com/office/word/2006/wordml" xmlns:wps="http://schemas.microsoft.com/office/word/2010/wordprocessingShape" mc:Ignorable="w14 w15 w16se w16cid w16 w16cex w16sdtdh w16sdtfl w16du wp14">
   <w:body>
     <w:p>
       <w:pPr>
-        <w:keepNext w:val="0"/>
-        <w:keepLines w:val="0"/>
-        <w:spacing w:after="80" w:before="200" w:line="360" w:lineRule="auto"/>
+        <w:spacing w:after="80"/>
         <w:ind w:left="720" w:hanging="360"/>
         <w:jc w:val="center"/>
         <w:rPr>
-          <w:b w:val="1"/>
-          <w:bCs w:val="1"/>
-        </w:rPr>
-      </w:pPr>
-      <w:r>
-        <w:rPr>
-          <w:b w:val="1"/>
-          <w:bCs w:val="1"/>
-          <w:rtl w:val="0"/>
-        </w:rPr>
-        <w:t xml:space="preserve">FUNDAÇÃO UNIVERSIDADE REGIONAL DE BLUMENAU</w:t>
+          <w:b/>
+          <w:bCs/>
+        </w:rPr>
+      </w:pPr>
+      <w:r>
+        <w:rPr>
+          <w:b/>
+          <w:bCs/>
+        </w:rPr>
+        <w:t>FUNDAÇÃO UNIVERSIDADE REGIONAL DE BLUMENAU</w:t>
       </w:r>
     </w:p>
     <w:p>
       <w:pPr>
         <w:jc w:val="center"/>
         <w:rPr>
-          <w:b w:val="1"/>
-          <w:bCs w:val="1"/>
-        </w:rPr>
-      </w:pPr>
-      <w:r>
-        <w:rPr>
-          <w:b w:val="1"/>
-          <w:bCs w:val="1"/>
-          <w:rtl w:val="0"/>
-        </w:rPr>
-        <w:t xml:space="preserve">SISTEMAS DE INFORMAÇÃO</w:t>
+          <w:b/>
+          <w:bCs/>
+        </w:rPr>
+      </w:pPr>
+      <w:r>
+        <w:rPr>
+          <w:b/>
+          <w:bCs/>
+        </w:rPr>
+        <w:t>SISTEMAS DE INFORMAÇÃO</w:t>
       </w:r>
     </w:p>
     <w:p>
       <w:pPr>
         <w:jc w:val="center"/>
         <w:rPr>
-          <w:b w:val="1"/>
-          <w:bCs w:val="1"/>
-        </w:rPr>
-      </w:pPr>
-      <w:r>
-        <w:rPr>
-          <w:rtl w:val="0"/>
-        </w:rPr>
-      </w:r>
+          <w:b/>
+          <w:bCs/>
+        </w:rPr>
+      </w:pPr>
     </w:p>
     <w:p>
       <w:pPr>
         <w:jc w:val="center"/>
         <w:rPr>
-          <w:b w:val="1"/>
-          <w:bCs w:val="1"/>
-        </w:rPr>
-      </w:pPr>
-      <w:r>
-        <w:rPr>
-          <w:rtl w:val="0"/>
-        </w:rPr>
-      </w:r>
+          <w:b/>
+          <w:bCs/>
+        </w:rPr>
+      </w:pPr>
     </w:p>
     <w:p>
       <w:pPr>
         <w:jc w:val="center"/>
         <w:rPr>
-          <w:b w:val="1"/>
-          <w:bCs w:val="1"/>
-        </w:rPr>
-      </w:pPr>
-      <w:r>
-        <w:rPr>
-          <w:rtl w:val="0"/>
-        </w:rPr>
-      </w:r>
+          <w:b/>
+          <w:bCs/>
+        </w:rPr>
+      </w:pPr>
     </w:p>
     <w:p>
       <w:pPr>
         <w:jc w:val="center"/>
         <w:rPr>
-          <w:b w:val="1"/>
-          <w:bCs w:val="1"/>
-        </w:rPr>
-      </w:pPr>
-      <w:r>
-        <w:rPr>
-          <w:rtl w:val="0"/>
-        </w:rPr>
-      </w:r>
+          <w:b/>
+          <w:bCs/>
+        </w:rPr>
+      </w:pPr>
     </w:p>
     <w:p>
       <w:pPr>
         <w:jc w:val="left"/>
-        <w:rPr/>
-      </w:pPr>
-      <w:r>
-        <w:rPr>
-          <w:rtl w:val="0"/>
-        </w:rPr>
-      </w:r>
+      </w:pPr>
     </w:p>
     <w:p>
       <w:pPr>
         <w:jc w:val="center"/>
-        <w:rPr/>
-      </w:pPr>
-      <w:r>
-        <w:rPr>
-          <w:rtl w:val="0"/>
-        </w:rPr>
+      </w:pPr>
+      <w:r>
         <w:t xml:space="preserve">RICARDO NILSON KLUG </w:t>
       </w:r>
     </w:p>
     <w:p>
       <w:pPr>
         <w:jc w:val="center"/>
-        <w:rPr/>
-      </w:pPr>
-      <w:r>
-        <w:rPr>
-          <w:rtl w:val="0"/>
-        </w:rPr>
-        <w:t xml:space="preserve">RAFAEL JULIO KLUG</w:t>
+      </w:pPr>
+      <w:r>
+        <w:t>RAFAEL JULIO KLUG</w:t>
       </w:r>
     </w:p>
     <w:p>
       <w:pPr>
         <w:jc w:val="center"/>
-        <w:rPr/>
-      </w:pPr>
-      <w:r>
-        <w:rPr>
-          <w:rtl w:val="0"/>
-        </w:rPr>
-      </w:r>
+      </w:pPr>
     </w:p>
     <w:p>
       <w:pPr>
         <w:jc w:val="center"/>
-        <w:rPr/>
-      </w:pPr>
-      <w:r>
-        <w:rPr>
-          <w:rtl w:val="0"/>
-        </w:rPr>
-      </w:r>
+      </w:pPr>
     </w:p>
     <w:p>
       <w:pPr>
         <w:jc w:val="center"/>
         <w:rPr>
-          <w:b w:val="1"/>
-          <w:bCs w:val="1"/>
-        </w:rPr>
-      </w:pPr>
-      <w:r>
-        <w:rPr>
-          <w:b w:val="1"/>
-          <w:bCs w:val="1"/>
-          <w:rtl w:val="0"/>
+          <w:b/>
+          <w:bCs/>
+        </w:rPr>
+      </w:pPr>
+      <w:r>
+        <w:rPr>
+          <w:b/>
+          <w:bCs/>
         </w:rPr>
         <w:t xml:space="preserve">SISTEMA DE SUPORTE À DECISÃO COM INTELIGÊNCIA ARTIFICIAL PARA REPRESENTAÇÃO COMERCIAL NO SETOR DE MATERIAIS ELÉTRICOS </w:t>
       </w:r>
@@ -174,654 +123,1436 @@
       <w:pPr>
         <w:jc w:val="left"/>
         <w:rPr>
-          <w:b w:val="1"/>
-          <w:bCs w:val="1"/>
-        </w:rPr>
-      </w:pPr>
-      <w:r>
-        <w:rPr>
-          <w:rtl w:val="0"/>
-        </w:rPr>
-      </w:r>
+          <w:b/>
+          <w:bCs/>
+        </w:rPr>
+      </w:pPr>
     </w:p>
     <w:p>
       <w:pPr>
         <w:jc w:val="center"/>
         <w:rPr>
-          <w:b w:val="1"/>
-          <w:bCs w:val="1"/>
-        </w:rPr>
-      </w:pPr>
-      <w:r>
-        <w:rPr>
-          <w:rtl w:val="0"/>
-        </w:rPr>
-      </w:r>
+          <w:b/>
+          <w:bCs/>
+        </w:rPr>
+      </w:pPr>
     </w:p>
     <w:p>
       <w:pPr>
         <w:jc w:val="center"/>
         <w:rPr>
-          <w:b w:val="1"/>
-          <w:bCs w:val="1"/>
-        </w:rPr>
-      </w:pPr>
-      <w:r>
-        <w:rPr>
-          <w:rtl w:val="0"/>
-        </w:rPr>
-      </w:r>
+          <w:b/>
+          <w:bCs/>
+        </w:rPr>
+      </w:pPr>
     </w:p>
     <w:p>
       <w:pPr>
         <w:jc w:val="center"/>
         <w:rPr>
-          <w:b w:val="1"/>
-          <w:bCs w:val="1"/>
-        </w:rPr>
-      </w:pPr>
-      <w:r>
-        <w:rPr>
-          <w:rtl w:val="0"/>
-        </w:rPr>
-      </w:r>
+          <w:b/>
+          <w:bCs/>
+        </w:rPr>
+      </w:pPr>
     </w:p>
     <w:p>
       <w:pPr>
         <w:jc w:val="center"/>
         <w:rPr>
-          <w:b w:val="1"/>
-          <w:bCs w:val="1"/>
-        </w:rPr>
-      </w:pPr>
-      <w:r>
-        <w:rPr>
-          <w:rtl w:val="0"/>
-        </w:rPr>
-      </w:r>
+          <w:b/>
+          <w:bCs/>
+        </w:rPr>
+      </w:pPr>
     </w:p>
     <w:p>
       <w:pPr>
         <w:jc w:val="center"/>
         <w:rPr>
-          <w:b w:val="1"/>
-          <w:bCs w:val="1"/>
-        </w:rPr>
-      </w:pPr>
-      <w:r>
-        <w:rPr>
-          <w:rtl w:val="0"/>
-        </w:rPr>
-      </w:r>
+          <w:b/>
+          <w:bCs/>
+        </w:rPr>
+      </w:pPr>
     </w:p>
     <w:p>
       <w:pPr>
         <w:jc w:val="left"/>
         <w:rPr>
-          <w:b w:val="1"/>
-          <w:bCs w:val="1"/>
-        </w:rPr>
-      </w:pPr>
-      <w:r>
-        <w:rPr>
-          <w:rtl w:val="0"/>
-        </w:rPr>
-      </w:r>
+          <w:b/>
+          <w:bCs/>
+        </w:rPr>
+      </w:pPr>
     </w:p>
     <w:p>
       <w:pPr>
         <w:jc w:val="center"/>
-        <w:rPr/>
-      </w:pPr>
-      <w:r>
-        <w:rPr>
-          <w:rtl w:val="0"/>
-        </w:rPr>
-      </w:r>
+      </w:pPr>
     </w:p>
     <w:p>
       <w:pPr>
         <w:jc w:val="center"/>
-        <w:rPr/>
-      </w:pPr>
-      <w:r>
-        <w:rPr>
-          <w:b w:val="1"/>
-          <w:bCs w:val="1"/>
-          <w:rtl w:val="0"/>
-        </w:rPr>
-        <w:t xml:space="preserve">Blumenau – SC</w:t>
-      </w:r>
-      <w:r>
-        <w:rPr>
-          <w:rtl w:val="0"/>
-        </w:rPr>
+      </w:pPr>
+      <w:r>
+        <w:rPr>
+          <w:b/>
+          <w:bCs/>
+        </w:rPr>
+        <w:t>Blumenau – SC</w:t>
+      </w:r>
+      <w:r>
         <w:t xml:space="preserve"> </w:t>
       </w:r>
     </w:p>
     <w:p>
       <w:pPr>
         <w:jc w:val="center"/>
-        <w:rPr/>
-      </w:pPr>
-      <w:r>
-        <w:rPr>
-          <w:b w:val="1"/>
-          <w:bCs w:val="1"/>
-          <w:rtl w:val="0"/>
-        </w:rPr>
-        <w:t xml:space="preserve">2026</w:t>
-      </w:r>
-      <w:r>
-        <w:rPr>
-          <w:rtl w:val="0"/>
-        </w:rPr>
+      </w:pPr>
+      <w:r>
+        <w:rPr>
+          <w:b/>
+          <w:bCs/>
+        </w:rPr>
+        <w:t>2026</w:t>
+      </w:r>
+      <w:r>
         <w:t xml:space="preserve"> </w:t>
       </w:r>
     </w:p>
+    <w:bookmarkStart w:id="0" w:name="_96up0tdnlox" w:colFirst="0" w:colLast="0" w:displacedByCustomXml="next"/>
+    <w:bookmarkEnd w:id="0" w:displacedByCustomXml="next"/>
     <w:sdt>
       <w:sdtPr>
-        <w:id w:val="809840644"/>
+        <w:id w:val="395705010"/>
         <w:docPartObj>
           <w:docPartGallery w:val="Table of Contents"/>
-          <w:docPartUnique w:val="1"/>
+          <w:docPartUnique/>
         </w:docPartObj>
       </w:sdtPr>
+      <w:sdtEndPr>
+        <w:rPr>
+          <w:rFonts w:ascii="Arial" w:eastAsia="Arial" w:hAnsi="Arial" w:cs="Arial"/>
+          <w:b/>
+          <w:bCs/>
+          <w:color w:val="auto"/>
+          <w:sz w:val="24"/>
+          <w:szCs w:val="24"/>
+        </w:rPr>
+      </w:sdtEndPr>
       <w:sdtContent>
         <w:p>
           <w:pPr>
-            <w:widowControl w:val="0"/>
+            <w:pStyle w:val="CabealhodoSumrio"/>
+          </w:pPr>
+          <w:r>
+            <w:t>Sumário</w:t>
+          </w:r>
+        </w:p>
+        <w:p>
+          <w:pPr>
+            <w:pStyle w:val="Sumrio1"/>
             <w:tabs>
-              <w:tab w:val="right" w:leader="dot" w:pos="9070.866141732284"/>
+              <w:tab w:val="right" w:leader="dot" w:pos="9066"/>
             </w:tabs>
-            <w:spacing w:before="60" w:line="240" w:lineRule="auto"/>
             <w:rPr>
-              <w:b w:val="1"/>
-              <w:bCs w:val="1"/>
-              <w:color w:val="000000"/>
-              <w:u w:val="none"/>
+              <w:noProof/>
             </w:rPr>
           </w:pPr>
           <w:r>
             <w:fldChar w:fldCharType="begin"/>
-            <w:instrText xml:space="preserve"> TOC \h \u \z \t "Heading 1,1,Heading 2,2,Heading 3,3,Heading 4,4,Heading 5,5,Heading 6,6,"</w:instrText>
+          </w:r>
+          <w:r>
+            <w:instrText xml:space="preserve"> TOC \o "1-3" \h \z \u </w:instrText>
+          </w:r>
+          <w:r>
             <w:fldChar w:fldCharType="separate"/>
           </w:r>
-          <w:hyperlink w:anchor="_8hw1kyeedo3r">
-            <w:r>
-              <w:rPr>
-                <w:b w:val="1"/>
-                <w:bCs w:val="1"/>
-                <w:color w:val="000000"/>
-                <w:u w:val="none"/>
-                <w:rtl w:val="0"/>
-              </w:rPr>
-              <w:t xml:space="preserve">1. Introdução</w:t>
+          <w:hyperlink w:anchor="_Toc232009323" w:history="1">
+            <w:r>
+              <w:rPr>
+                <w:rStyle w:val="Hyperlink"/>
+                <w:noProof/>
+              </w:rPr>
+              <w:t>1. Introdução</w:t>
+            </w:r>
+            <w:r>
+              <w:rPr>
+                <w:noProof/>
+                <w:webHidden/>
+              </w:rPr>
               <w:tab/>
             </w:r>
+            <w:r>
+              <w:rPr>
+                <w:noProof/>
+                <w:webHidden/>
+              </w:rPr>
+              <w:fldChar w:fldCharType="begin"/>
+            </w:r>
+            <w:r>
+              <w:rPr>
+                <w:noProof/>
+                <w:webHidden/>
+              </w:rPr>
+              <w:instrText xml:space="preserve"> PAGEREF _Toc232009323 \h </w:instrText>
+            </w:r>
+            <w:r>
+              <w:rPr>
+                <w:noProof/>
+                <w:webHidden/>
+              </w:rPr>
+            </w:r>
+            <w:r>
+              <w:rPr>
+                <w:noProof/>
+                <w:webHidden/>
+              </w:rPr>
+              <w:fldChar w:fldCharType="separate"/>
+            </w:r>
+            <w:r>
+              <w:rPr>
+                <w:noProof/>
+                <w:webHidden/>
+              </w:rPr>
+              <w:t>3</w:t>
+            </w:r>
+            <w:r>
+              <w:rPr>
+                <w:noProof/>
+                <w:webHidden/>
+              </w:rPr>
+              <w:fldChar w:fldCharType="end"/>
+            </w:r>
           </w:hyperlink>
-          <w:r>
-            <w:fldChar w:fldCharType="begin"/>
-            <w:instrText xml:space="preserve"> PAGEREF _8hw1kyeedo3r \h </w:instrText>
-            <w:fldChar w:fldCharType="separate"/>
-          </w:r>
-          <w:r>
-            <w:rPr>
-              <w:b w:val="1"/>
-              <w:bCs w:val="1"/>
-              <w:rtl w:val="0"/>
-            </w:rPr>
-            <w:t xml:space="preserve">3</w:t>
-          </w:r>
-          <w:r>
-            <w:fldChar w:fldCharType="end"/>
-          </w:r>
-          <w:r>
-            <w:rPr>
-              <w:rtl w:val="0"/>
-            </w:rPr>
-          </w:r>
         </w:p>
         <w:p>
           <w:pPr>
-            <w:widowControl w:val="0"/>
+            <w:pStyle w:val="Sumrio2"/>
             <w:tabs>
-              <w:tab w:val="right" w:leader="dot" w:pos="9070.866141732284"/>
+              <w:tab w:val="right" w:leader="dot" w:pos="9066"/>
             </w:tabs>
-            <w:spacing w:before="60" w:line="240" w:lineRule="auto"/>
-            <w:ind w:left="360" w:firstLine="0"/>
             <w:rPr>
-              <w:color w:val="000000"/>
-              <w:u w:val="none"/>
+              <w:noProof/>
             </w:rPr>
           </w:pPr>
-          <w:hyperlink w:anchor="_733exqhap7a3">
-            <w:r>
-              <w:rPr>
-                <w:color w:val="000000"/>
-                <w:u w:val="none"/>
-                <w:rtl w:val="0"/>
-              </w:rPr>
-              <w:t xml:space="preserve">1.1 Objetivo</w:t>
+          <w:hyperlink w:anchor="_Toc232009324" w:history="1">
+            <w:r>
+              <w:rPr>
+                <w:rStyle w:val="Hyperlink"/>
+                <w:noProof/>
+              </w:rPr>
+              <w:t>1.1 Objetivo</w:t>
+            </w:r>
+            <w:r>
+              <w:rPr>
+                <w:noProof/>
+                <w:webHidden/>
+              </w:rPr>
               <w:tab/>
             </w:r>
+            <w:r>
+              <w:rPr>
+                <w:noProof/>
+                <w:webHidden/>
+              </w:rPr>
+              <w:fldChar w:fldCharType="begin"/>
+            </w:r>
+            <w:r>
+              <w:rPr>
+                <w:noProof/>
+                <w:webHidden/>
+              </w:rPr>
+              <w:instrText xml:space="preserve"> PAGEREF _Toc232009324 \h </w:instrText>
+            </w:r>
+            <w:r>
+              <w:rPr>
+                <w:noProof/>
+                <w:webHidden/>
+              </w:rPr>
+            </w:r>
+            <w:r>
+              <w:rPr>
+                <w:noProof/>
+                <w:webHidden/>
+              </w:rPr>
+              <w:fldChar w:fldCharType="separate"/>
+            </w:r>
+            <w:r>
+              <w:rPr>
+                <w:noProof/>
+                <w:webHidden/>
+              </w:rPr>
+              <w:t>3</w:t>
+            </w:r>
+            <w:r>
+              <w:rPr>
+                <w:noProof/>
+                <w:webHidden/>
+              </w:rPr>
+              <w:fldChar w:fldCharType="end"/>
+            </w:r>
           </w:hyperlink>
-          <w:r>
-            <w:fldChar w:fldCharType="begin"/>
-            <w:instrText xml:space="preserve"> PAGEREF _733exqhap7a3 \h </w:instrText>
-            <w:fldChar w:fldCharType="separate"/>
-          </w:r>
-          <w:r>
-            <w:rPr>
-              <w:rtl w:val="0"/>
-            </w:rPr>
-            <w:t xml:space="preserve">3</w:t>
-          </w:r>
-          <w:r>
-            <w:fldChar w:fldCharType="end"/>
-          </w:r>
-          <w:r>
-            <w:rPr>
-              <w:rtl w:val="0"/>
-            </w:rPr>
-          </w:r>
         </w:p>
         <w:p>
           <w:pPr>
-            <w:widowControl w:val="0"/>
+            <w:pStyle w:val="Sumrio2"/>
             <w:tabs>
-              <w:tab w:val="right" w:leader="dot" w:pos="9070.866141732284"/>
+              <w:tab w:val="right" w:leader="dot" w:pos="9066"/>
             </w:tabs>
-            <w:spacing w:before="60" w:line="240" w:lineRule="auto"/>
-            <w:ind w:left="720" w:firstLine="0"/>
             <w:rPr>
-              <w:color w:val="000000"/>
-              <w:u w:val="none"/>
+              <w:noProof/>
             </w:rPr>
           </w:pPr>
-          <w:hyperlink w:anchor="_k2hdjokzxu0v">
-            <w:r>
-              <w:rPr>
-                <w:color w:val="000000"/>
-                <w:u w:val="none"/>
-                <w:rtl w:val="0"/>
-              </w:rPr>
-              <w:t xml:space="preserve">1.2 Escopo</w:t>
+          <w:hyperlink w:anchor="_Toc232009325" w:history="1">
+            <w:r>
+              <w:rPr>
+                <w:rStyle w:val="Hyperlink"/>
+                <w:noProof/>
+              </w:rPr>
+              <w:t>1.2 Escopo</w:t>
+            </w:r>
+            <w:r>
+              <w:rPr>
+                <w:noProof/>
+                <w:webHidden/>
+              </w:rPr>
               <w:tab/>
             </w:r>
+            <w:r>
+              <w:rPr>
+                <w:noProof/>
+                <w:webHidden/>
+              </w:rPr>
+              <w:fldChar w:fldCharType="begin"/>
+            </w:r>
+            <w:r>
+              <w:rPr>
+                <w:noProof/>
+                <w:webHidden/>
+              </w:rPr>
+              <w:instrText xml:space="preserve"> PAGEREF _Toc232009325 \h </w:instrText>
+            </w:r>
+            <w:r>
+              <w:rPr>
+                <w:noProof/>
+                <w:webHidden/>
+              </w:rPr>
+            </w:r>
+            <w:r>
+              <w:rPr>
+                <w:noProof/>
+                <w:webHidden/>
+              </w:rPr>
+              <w:fldChar w:fldCharType="separate"/>
+            </w:r>
+            <w:r>
+              <w:rPr>
+                <w:noProof/>
+                <w:webHidden/>
+              </w:rPr>
+              <w:t>3</w:t>
+            </w:r>
+            <w:r>
+              <w:rPr>
+                <w:noProof/>
+                <w:webHidden/>
+              </w:rPr>
+              <w:fldChar w:fldCharType="end"/>
+            </w:r>
           </w:hyperlink>
-          <w:r>
-            <w:fldChar w:fldCharType="begin"/>
-            <w:instrText xml:space="preserve"> PAGEREF _k2hdjokzxu0v \h </w:instrText>
-            <w:fldChar w:fldCharType="separate"/>
-          </w:r>
-          <w:r>
-            <w:rPr>
-              <w:rtl w:val="0"/>
-            </w:rPr>
-            <w:t xml:space="preserve">3</w:t>
-          </w:r>
-          <w:r>
-            <w:fldChar w:fldCharType="end"/>
-          </w:r>
-          <w:r>
-            <w:rPr>
-              <w:rtl w:val="0"/>
-            </w:rPr>
-          </w:r>
         </w:p>
         <w:p>
           <w:pPr>
-            <w:widowControl w:val="0"/>
+            <w:pStyle w:val="Sumrio2"/>
             <w:tabs>
-              <w:tab w:val="right" w:leader="dot" w:pos="9070.866141732284"/>
+              <w:tab w:val="right" w:leader="dot" w:pos="9066"/>
             </w:tabs>
-            <w:spacing w:before="60" w:line="240" w:lineRule="auto"/>
-            <w:ind w:left="720" w:firstLine="0"/>
             <w:rPr>
-              <w:color w:val="000000"/>
-              <w:u w:val="none"/>
+              <w:noProof/>
             </w:rPr>
           </w:pPr>
-          <w:hyperlink w:anchor="_hpiw58fkqhiq">
-            <w:r>
-              <w:rPr>
-                <w:color w:val="000000"/>
-                <w:u w:val="none"/>
-                <w:rtl w:val="0"/>
-              </w:rPr>
-              <w:t xml:space="preserve">1.3 Definições, Acrônimos e Abreviações</w:t>
+          <w:hyperlink w:anchor="_Toc232009326" w:history="1">
+            <w:r>
+              <w:rPr>
+                <w:rStyle w:val="Hyperlink"/>
+                <w:noProof/>
+              </w:rPr>
+              <w:t>1.3 Definições, Acrônimos e Abreviações</w:t>
+            </w:r>
+            <w:r>
+              <w:rPr>
+                <w:noProof/>
+                <w:webHidden/>
+              </w:rPr>
               <w:tab/>
             </w:r>
+            <w:r>
+              <w:rPr>
+                <w:noProof/>
+                <w:webHidden/>
+              </w:rPr>
+              <w:fldChar w:fldCharType="begin"/>
+            </w:r>
+            <w:r>
+              <w:rPr>
+                <w:noProof/>
+                <w:webHidden/>
+              </w:rPr>
+              <w:instrText xml:space="preserve"> PAGEREF _Toc232009326 \h </w:instrText>
+            </w:r>
+            <w:r>
+              <w:rPr>
+                <w:noProof/>
+                <w:webHidden/>
+              </w:rPr>
+            </w:r>
+            <w:r>
+              <w:rPr>
+                <w:noProof/>
+                <w:webHidden/>
+              </w:rPr>
+              <w:fldChar w:fldCharType="separate"/>
+            </w:r>
+            <w:r>
+              <w:rPr>
+                <w:noProof/>
+                <w:webHidden/>
+              </w:rPr>
+              <w:t>4</w:t>
+            </w:r>
+            <w:r>
+              <w:rPr>
+                <w:noProof/>
+                <w:webHidden/>
+              </w:rPr>
+              <w:fldChar w:fldCharType="end"/>
+            </w:r>
           </w:hyperlink>
-          <w:r>
-            <w:fldChar w:fldCharType="begin"/>
-            <w:instrText xml:space="preserve"> PAGEREF _hpiw58fkqhiq \h </w:instrText>
-            <w:fldChar w:fldCharType="separate"/>
-          </w:r>
-          <w:r>
-            <w:rPr>
-              <w:rtl w:val="0"/>
-            </w:rPr>
-            <w:t xml:space="preserve">4</w:t>
-          </w:r>
-          <w:r>
-            <w:fldChar w:fldCharType="end"/>
-          </w:r>
-          <w:r>
-            <w:rPr>
-              <w:rtl w:val="0"/>
-            </w:rPr>
-          </w:r>
         </w:p>
         <w:p>
           <w:pPr>
-            <w:widowControl w:val="0"/>
+            <w:pStyle w:val="Sumrio2"/>
             <w:tabs>
-              <w:tab w:val="right" w:leader="dot" w:pos="9070.866141732284"/>
+              <w:tab w:val="right" w:leader="dot" w:pos="9066"/>
             </w:tabs>
-            <w:spacing w:before="60" w:line="240" w:lineRule="auto"/>
-            <w:ind w:left="720" w:firstLine="0"/>
             <w:rPr>
-              <w:color w:val="000000"/>
-              <w:u w:val="none"/>
+              <w:noProof/>
             </w:rPr>
           </w:pPr>
-          <w:hyperlink w:anchor="_l0na1aedmwcb">
-            <w:r>
-              <w:rPr>
-                <w:color w:val="000000"/>
-                <w:u w:val="none"/>
-                <w:rtl w:val="0"/>
-              </w:rPr>
-              <w:t xml:space="preserve">1.4 Referências</w:t>
+          <w:hyperlink w:anchor="_Toc232009327" w:history="1">
+            <w:r>
+              <w:rPr>
+                <w:rStyle w:val="Hyperlink"/>
+                <w:noProof/>
+              </w:rPr>
+              <w:t>1.4 Referências</w:t>
+            </w:r>
+            <w:r>
+              <w:rPr>
+                <w:noProof/>
+                <w:webHidden/>
+              </w:rPr>
               <w:tab/>
             </w:r>
+            <w:r>
+              <w:rPr>
+                <w:noProof/>
+                <w:webHidden/>
+              </w:rPr>
+              <w:fldChar w:fldCharType="begin"/>
+            </w:r>
+            <w:r>
+              <w:rPr>
+                <w:noProof/>
+                <w:webHidden/>
+              </w:rPr>
+              <w:instrText xml:space="preserve"> PAGEREF _Toc232009327 \h </w:instrText>
+            </w:r>
+            <w:r>
+              <w:rPr>
+                <w:noProof/>
+                <w:webHidden/>
+              </w:rPr>
+            </w:r>
+            <w:r>
+              <w:rPr>
+                <w:noProof/>
+                <w:webHidden/>
+              </w:rPr>
+              <w:fldChar w:fldCharType="separate"/>
+            </w:r>
+            <w:r>
+              <w:rPr>
+                <w:noProof/>
+                <w:webHidden/>
+              </w:rPr>
+              <w:t>4</w:t>
+            </w:r>
+            <w:r>
+              <w:rPr>
+                <w:noProof/>
+                <w:webHidden/>
+              </w:rPr>
+              <w:fldChar w:fldCharType="end"/>
+            </w:r>
           </w:hyperlink>
-          <w:r>
-            <w:fldChar w:fldCharType="begin"/>
-            <w:instrText xml:space="preserve"> PAGEREF _l0na1aedmwcb \h </w:instrText>
-            <w:fldChar w:fldCharType="separate"/>
-          </w:r>
-          <w:r>
-            <w:rPr>
-              <w:rtl w:val="0"/>
-            </w:rPr>
-            <w:t xml:space="preserve">4</w:t>
-          </w:r>
-          <w:r>
-            <w:fldChar w:fldCharType="end"/>
-          </w:r>
-          <w:r>
-            <w:rPr>
-              <w:rtl w:val="0"/>
-            </w:rPr>
-          </w:r>
         </w:p>
         <w:p>
           <w:pPr>
-            <w:widowControl w:val="0"/>
+            <w:pStyle w:val="Sumrio2"/>
             <w:tabs>
-              <w:tab w:val="right" w:leader="dot" w:pos="9070.866141732284"/>
+              <w:tab w:val="right" w:leader="dot" w:pos="9066"/>
             </w:tabs>
-            <w:spacing w:before="60" w:line="240" w:lineRule="auto"/>
-            <w:ind w:left="720" w:firstLine="0"/>
             <w:rPr>
-              <w:color w:val="000000"/>
-              <w:u w:val="none"/>
+              <w:noProof/>
             </w:rPr>
           </w:pPr>
-          <w:hyperlink w:anchor="_rlpp0pjd4nm2">
-            <w:r>
-              <w:rPr>
-                <w:color w:val="000000"/>
-                <w:u w:val="none"/>
-                <w:rtl w:val="0"/>
-              </w:rPr>
-              <w:t xml:space="preserve">1.5 Visão Geral</w:t>
+          <w:hyperlink w:anchor="_Toc232009328" w:history="1">
+            <w:r>
+              <w:rPr>
+                <w:rStyle w:val="Hyperlink"/>
+                <w:noProof/>
+              </w:rPr>
+              <w:t>1.5 Visão Geral</w:t>
+            </w:r>
+            <w:r>
+              <w:rPr>
+                <w:noProof/>
+                <w:webHidden/>
+              </w:rPr>
               <w:tab/>
             </w:r>
+            <w:r>
+              <w:rPr>
+                <w:noProof/>
+                <w:webHidden/>
+              </w:rPr>
+              <w:fldChar w:fldCharType="begin"/>
+            </w:r>
+            <w:r>
+              <w:rPr>
+                <w:noProof/>
+                <w:webHidden/>
+              </w:rPr>
+              <w:instrText xml:space="preserve"> PAGEREF _Toc232009328 \h </w:instrText>
+            </w:r>
+            <w:r>
+              <w:rPr>
+                <w:noProof/>
+                <w:webHidden/>
+              </w:rPr>
+            </w:r>
+            <w:r>
+              <w:rPr>
+                <w:noProof/>
+                <w:webHidden/>
+              </w:rPr>
+              <w:fldChar w:fldCharType="separate"/>
+            </w:r>
+            <w:r>
+              <w:rPr>
+                <w:noProof/>
+                <w:webHidden/>
+              </w:rPr>
+              <w:t>4</w:t>
+            </w:r>
+            <w:r>
+              <w:rPr>
+                <w:noProof/>
+                <w:webHidden/>
+              </w:rPr>
+              <w:fldChar w:fldCharType="end"/>
+            </w:r>
           </w:hyperlink>
-          <w:r>
-            <w:fldChar w:fldCharType="begin"/>
-            <w:instrText xml:space="preserve"> PAGEREF _rlpp0pjd4nm2 \h </w:instrText>
-            <w:fldChar w:fldCharType="separate"/>
-          </w:r>
-          <w:r>
-            <w:rPr>
-              <w:rtl w:val="0"/>
-            </w:rPr>
-            <w:t xml:space="preserve">4</w:t>
-          </w:r>
-          <w:r>
-            <w:fldChar w:fldCharType="end"/>
-          </w:r>
-          <w:r>
-            <w:rPr>
-              <w:rtl w:val="0"/>
-            </w:rPr>
-          </w:r>
         </w:p>
         <w:p>
           <w:pPr>
-            <w:widowControl w:val="0"/>
+            <w:pStyle w:val="Sumrio1"/>
             <w:tabs>
-              <w:tab w:val="right" w:leader="dot" w:pos="9070.866141732284"/>
+              <w:tab w:val="right" w:leader="dot" w:pos="9066"/>
             </w:tabs>
-            <w:spacing w:before="60" w:line="240" w:lineRule="auto"/>
-            <w:ind w:left="720" w:firstLine="0"/>
             <w:rPr>
-              <w:color w:val="000000"/>
-              <w:u w:val="none"/>
+              <w:noProof/>
             </w:rPr>
           </w:pPr>
-          <w:hyperlink w:anchor="_fos6e7yh5i4d">
-            <w:r>
-              <w:rPr>
-                <w:color w:val="000000"/>
-                <w:u w:val="none"/>
-                <w:rtl w:val="0"/>
-              </w:rPr>
-              <w:t xml:space="preserve">2. Descrição Geral</w:t>
+          <w:hyperlink w:anchor="_Toc232009329" w:history="1">
+            <w:r>
+              <w:rPr>
+                <w:rStyle w:val="Hyperlink"/>
+                <w:noProof/>
+              </w:rPr>
+              <w:t>2. Descrição Geral</w:t>
+            </w:r>
+            <w:r>
+              <w:rPr>
+                <w:noProof/>
+                <w:webHidden/>
+              </w:rPr>
               <w:tab/>
             </w:r>
+            <w:r>
+              <w:rPr>
+                <w:noProof/>
+                <w:webHidden/>
+              </w:rPr>
+              <w:fldChar w:fldCharType="begin"/>
+            </w:r>
+            <w:r>
+              <w:rPr>
+                <w:noProof/>
+                <w:webHidden/>
+              </w:rPr>
+              <w:instrText xml:space="preserve"> PAGEREF _Toc232009329 \h </w:instrText>
+            </w:r>
+            <w:r>
+              <w:rPr>
+                <w:noProof/>
+                <w:webHidden/>
+              </w:rPr>
+            </w:r>
+            <w:r>
+              <w:rPr>
+                <w:noProof/>
+                <w:webHidden/>
+              </w:rPr>
+              <w:fldChar w:fldCharType="separate"/>
+            </w:r>
+            <w:r>
+              <w:rPr>
+                <w:noProof/>
+                <w:webHidden/>
+              </w:rPr>
+              <w:t>4</w:t>
+            </w:r>
+            <w:r>
+              <w:rPr>
+                <w:noProof/>
+                <w:webHidden/>
+              </w:rPr>
+              <w:fldChar w:fldCharType="end"/>
+            </w:r>
           </w:hyperlink>
-          <w:r>
-            <w:fldChar w:fldCharType="begin"/>
-            <w:instrText xml:space="preserve"> PAGEREF _fos6e7yh5i4d \h </w:instrText>
-            <w:fldChar w:fldCharType="separate"/>
-          </w:r>
-          <w:r>
-            <w:rPr>
-              <w:rtl w:val="0"/>
-            </w:rPr>
-            <w:t xml:space="preserve">4</w:t>
-          </w:r>
-          <w:r>
-            <w:fldChar w:fldCharType="end"/>
-          </w:r>
-          <w:r>
-            <w:rPr>
-              <w:rtl w:val="0"/>
-            </w:rPr>
-          </w:r>
         </w:p>
         <w:p>
           <w:pPr>
-            <w:widowControl w:val="0"/>
+            <w:pStyle w:val="Sumrio2"/>
             <w:tabs>
-              <w:tab w:val="right" w:leader="dot" w:pos="9070.866141732284"/>
+              <w:tab w:val="right" w:leader="dot" w:pos="9066"/>
             </w:tabs>
-            <w:spacing w:before="60" w:line="240" w:lineRule="auto"/>
-            <w:ind w:left="720" w:firstLine="0"/>
             <w:rPr>
-              <w:color w:val="000000"/>
-              <w:u w:val="none"/>
+              <w:noProof/>
             </w:rPr>
           </w:pPr>
-          <w:hyperlink w:anchor="_1hufxjrz74fl">
-            <w:r>
-              <w:rPr>
-                <w:color w:val="000000"/>
-                <w:u w:val="none"/>
-                <w:rtl w:val="0"/>
-              </w:rPr>
-              <w:t xml:space="preserve">3. Requisitos Específicos (O "coração" do documento)</w:t>
+          <w:hyperlink w:anchor="_Toc232009330" w:history="1">
+            <w:r>
+              <w:rPr>
+                <w:rStyle w:val="Hyperlink"/>
+                <w:noProof/>
+              </w:rPr>
+              <w:t>2.1 Perspectiva do Produto</w:t>
+            </w:r>
+            <w:r>
+              <w:rPr>
+                <w:noProof/>
+                <w:webHidden/>
+              </w:rPr>
               <w:tab/>
             </w:r>
+            <w:r>
+              <w:rPr>
+                <w:noProof/>
+                <w:webHidden/>
+              </w:rPr>
+              <w:fldChar w:fldCharType="begin"/>
+            </w:r>
+            <w:r>
+              <w:rPr>
+                <w:noProof/>
+                <w:webHidden/>
+              </w:rPr>
+              <w:instrText xml:space="preserve"> PAGEREF _Toc232009330 \h </w:instrText>
+            </w:r>
+            <w:r>
+              <w:rPr>
+                <w:noProof/>
+                <w:webHidden/>
+              </w:rPr>
+            </w:r>
+            <w:r>
+              <w:rPr>
+                <w:noProof/>
+                <w:webHidden/>
+              </w:rPr>
+              <w:fldChar w:fldCharType="separate"/>
+            </w:r>
+            <w:r>
+              <w:rPr>
+                <w:noProof/>
+                <w:webHidden/>
+              </w:rPr>
+              <w:t>4</w:t>
+            </w:r>
+            <w:r>
+              <w:rPr>
+                <w:noProof/>
+                <w:webHidden/>
+              </w:rPr>
+              <w:fldChar w:fldCharType="end"/>
+            </w:r>
           </w:hyperlink>
-          <w:r>
-            <w:fldChar w:fldCharType="begin"/>
-            <w:instrText xml:space="preserve"> PAGEREF _1hufxjrz74fl \h </w:instrText>
-            <w:fldChar w:fldCharType="separate"/>
-          </w:r>
-          <w:r>
-            <w:rPr>
-              <w:rtl w:val="0"/>
-            </w:rPr>
-            <w:t xml:space="preserve">5</w:t>
-          </w:r>
-          <w:r>
-            <w:fldChar w:fldCharType="end"/>
-          </w:r>
-          <w:r>
-            <w:rPr>
-              <w:rtl w:val="0"/>
-            </w:rPr>
-          </w:r>
         </w:p>
         <w:p>
           <w:pPr>
-            <w:widowControl w:val="0"/>
+            <w:pStyle w:val="Sumrio2"/>
             <w:tabs>
-              <w:tab w:val="right" w:leader="dot" w:pos="9070.866141732284"/>
+              <w:tab w:val="right" w:leader="dot" w:pos="9066"/>
             </w:tabs>
-            <w:spacing w:before="60" w:line="240" w:lineRule="auto"/>
-            <w:ind w:left="1080" w:firstLine="0"/>
             <w:rPr>
-              <w:color w:val="000000"/>
-              <w:u w:val="none"/>
+              <w:noProof/>
             </w:rPr>
           </w:pPr>
-          <w:hyperlink w:anchor="_syxjmnf9i10l">
-            <w:r>
-              <w:rPr>
-                <w:color w:val="000000"/>
-                <w:u w:val="none"/>
-                <w:rtl w:val="0"/>
-              </w:rPr>
-              <w:t xml:space="preserve">3.1 Requisitos Funcionais (O que o sistema faz)</w:t>
+          <w:hyperlink w:anchor="_Toc232009331" w:history="1">
+            <w:r>
+              <w:rPr>
+                <w:rStyle w:val="Hyperlink"/>
+                <w:noProof/>
+              </w:rPr>
+              <w:t>2.2 Funções do Produto</w:t>
+            </w:r>
+            <w:r>
+              <w:rPr>
+                <w:noProof/>
+                <w:webHidden/>
+              </w:rPr>
               <w:tab/>
             </w:r>
+            <w:r>
+              <w:rPr>
+                <w:noProof/>
+                <w:webHidden/>
+              </w:rPr>
+              <w:fldChar w:fldCharType="begin"/>
+            </w:r>
+            <w:r>
+              <w:rPr>
+                <w:noProof/>
+                <w:webHidden/>
+              </w:rPr>
+              <w:instrText xml:space="preserve"> PAGEREF _Toc232009331 \h </w:instrText>
+            </w:r>
+            <w:r>
+              <w:rPr>
+                <w:noProof/>
+                <w:webHidden/>
+              </w:rPr>
+            </w:r>
+            <w:r>
+              <w:rPr>
+                <w:noProof/>
+                <w:webHidden/>
+              </w:rPr>
+              <w:fldChar w:fldCharType="separate"/>
+            </w:r>
+            <w:r>
+              <w:rPr>
+                <w:noProof/>
+                <w:webHidden/>
+              </w:rPr>
+              <w:t>4</w:t>
+            </w:r>
+            <w:r>
+              <w:rPr>
+                <w:noProof/>
+                <w:webHidden/>
+              </w:rPr>
+              <w:fldChar w:fldCharType="end"/>
+            </w:r>
           </w:hyperlink>
-          <w:r>
-            <w:fldChar w:fldCharType="begin"/>
-            <w:instrText xml:space="preserve"> PAGEREF _syxjmnf9i10l \h </w:instrText>
-            <w:fldChar w:fldCharType="separate"/>
-          </w:r>
-          <w:r>
-            <w:rPr>
-              <w:rtl w:val="0"/>
-            </w:rPr>
-            <w:t xml:space="preserve">5</w:t>
-          </w:r>
-          <w:r>
-            <w:fldChar w:fldCharType="end"/>
-          </w:r>
-          <w:r>
-            <w:rPr>
-              <w:rtl w:val="0"/>
-            </w:rPr>
-          </w:r>
         </w:p>
         <w:p>
           <w:pPr>
-            <w:widowControl w:val="0"/>
+            <w:pStyle w:val="Sumrio2"/>
             <w:tabs>
-              <w:tab w:val="right" w:leader="dot" w:pos="9070.866141732284"/>
+              <w:tab w:val="right" w:leader="dot" w:pos="9066"/>
             </w:tabs>
-            <w:spacing w:before="60" w:line="240" w:lineRule="auto"/>
-            <w:ind w:left="1080" w:firstLine="0"/>
             <w:rPr>
-              <w:color w:val="000000"/>
-              <w:u w:val="none"/>
+              <w:noProof/>
             </w:rPr>
           </w:pPr>
-          <w:hyperlink w:anchor="_9nevheppztbk">
-            <w:r>
-              <w:rPr>
-                <w:color w:val="000000"/>
-                <w:u w:val="none"/>
-                <w:rtl w:val="0"/>
-              </w:rPr>
-              <w:t xml:space="preserve">3.2 Requisitos Não-Funcionais (Qualidades do sistema)</w:t>
+          <w:hyperlink w:anchor="_Toc232009332" w:history="1">
+            <w:r>
+              <w:rPr>
+                <w:rStyle w:val="Hyperlink"/>
+                <w:noProof/>
+              </w:rPr>
+              <w:t>2.3 Características do Usuário</w:t>
+            </w:r>
+            <w:r>
+              <w:rPr>
+                <w:noProof/>
+                <w:webHidden/>
+              </w:rPr>
               <w:tab/>
             </w:r>
+            <w:r>
+              <w:rPr>
+                <w:noProof/>
+                <w:webHidden/>
+              </w:rPr>
+              <w:fldChar w:fldCharType="begin"/>
+            </w:r>
+            <w:r>
+              <w:rPr>
+                <w:noProof/>
+                <w:webHidden/>
+              </w:rPr>
+              <w:instrText xml:space="preserve"> PAGEREF _Toc232009332 \h </w:instrText>
+            </w:r>
+            <w:r>
+              <w:rPr>
+                <w:noProof/>
+                <w:webHidden/>
+              </w:rPr>
+            </w:r>
+            <w:r>
+              <w:rPr>
+                <w:noProof/>
+                <w:webHidden/>
+              </w:rPr>
+              <w:fldChar w:fldCharType="separate"/>
+            </w:r>
+            <w:r>
+              <w:rPr>
+                <w:noProof/>
+                <w:webHidden/>
+              </w:rPr>
+              <w:t>5</w:t>
+            </w:r>
+            <w:r>
+              <w:rPr>
+                <w:noProof/>
+                <w:webHidden/>
+              </w:rPr>
+              <w:fldChar w:fldCharType="end"/>
+            </w:r>
           </w:hyperlink>
-          <w:r>
-            <w:fldChar w:fldCharType="begin"/>
-            <w:instrText xml:space="preserve"> PAGEREF _9nevheppztbk \h </w:instrText>
-            <w:fldChar w:fldCharType="separate"/>
-          </w:r>
-          <w:r>
-            <w:rPr>
-              <w:rtl w:val="0"/>
-            </w:rPr>
-            <w:t xml:space="preserve">5</w:t>
-          </w:r>
-          <w:r>
-            <w:fldChar w:fldCharType="end"/>
-          </w:r>
-          <w:r>
-            <w:rPr>
-              <w:rtl w:val="0"/>
-            </w:rPr>
-          </w:r>
         </w:p>
         <w:p>
           <w:pPr>
-            <w:widowControl w:val="0"/>
+            <w:pStyle w:val="Sumrio2"/>
             <w:tabs>
-              <w:tab w:val="right" w:leader="dot" w:pos="9070.866141732284"/>
+              <w:tab w:val="right" w:leader="dot" w:pos="9066"/>
             </w:tabs>
-            <w:spacing w:before="60" w:line="240" w:lineRule="auto"/>
-            <w:ind w:left="720" w:firstLine="0"/>
             <w:rPr>
-              <w:color w:val="000000"/>
-              <w:u w:val="none"/>
+              <w:noProof/>
             </w:rPr>
           </w:pPr>
-          <w:hyperlink w:anchor="_fux5lhuatsj6">
-            <w:r>
-              <w:rPr>
-                <w:color w:val="000000"/>
-                <w:u w:val="none"/>
-                <w:rtl w:val="0"/>
-              </w:rPr>
-              <w:t xml:space="preserve">Como aplicar isso agora no seu TCC:</w:t>
+          <w:hyperlink w:anchor="_Toc232009333" w:history="1">
+            <w:r>
+              <w:rPr>
+                <w:rStyle w:val="Hyperlink"/>
+                <w:noProof/>
+              </w:rPr>
+              <w:t>2.4 Restrições</w:t>
+            </w:r>
+            <w:r>
+              <w:rPr>
+                <w:noProof/>
+                <w:webHidden/>
+              </w:rPr>
               <w:tab/>
             </w:r>
+            <w:r>
+              <w:rPr>
+                <w:noProof/>
+                <w:webHidden/>
+              </w:rPr>
+              <w:fldChar w:fldCharType="begin"/>
+            </w:r>
+            <w:r>
+              <w:rPr>
+                <w:noProof/>
+                <w:webHidden/>
+              </w:rPr>
+              <w:instrText xml:space="preserve"> PAGEREF _Toc232009333 \h </w:instrText>
+            </w:r>
+            <w:r>
+              <w:rPr>
+                <w:noProof/>
+                <w:webHidden/>
+              </w:rPr>
+            </w:r>
+            <w:r>
+              <w:rPr>
+                <w:noProof/>
+                <w:webHidden/>
+              </w:rPr>
+              <w:fldChar w:fldCharType="separate"/>
+            </w:r>
+            <w:r>
+              <w:rPr>
+                <w:noProof/>
+                <w:webHidden/>
+              </w:rPr>
+              <w:t>5</w:t>
+            </w:r>
+            <w:r>
+              <w:rPr>
+                <w:noProof/>
+                <w:webHidden/>
+              </w:rPr>
+              <w:fldChar w:fldCharType="end"/>
+            </w:r>
           </w:hyperlink>
-          <w:r>
-            <w:fldChar w:fldCharType="begin"/>
-            <w:instrText xml:space="preserve"> PAGEREF _fux5lhuatsj6 \h </w:instrText>
-            <w:fldChar w:fldCharType="separate"/>
-          </w:r>
+        </w:p>
+        <w:p>
+          <w:pPr>
+            <w:pStyle w:val="Sumrio2"/>
+            <w:tabs>
+              <w:tab w:val="right" w:leader="dot" w:pos="9066"/>
+            </w:tabs>
+            <w:rPr>
+              <w:noProof/>
+            </w:rPr>
+          </w:pPr>
+          <w:hyperlink w:anchor="_Toc232009334" w:history="1">
+            <w:r>
+              <w:rPr>
+                <w:rStyle w:val="Hyperlink"/>
+                <w:noProof/>
+              </w:rPr>
+              <w:t>2.5 Pressupostos e Dependências</w:t>
+            </w:r>
+            <w:r>
+              <w:rPr>
+                <w:noProof/>
+                <w:webHidden/>
+              </w:rPr>
+              <w:tab/>
+            </w:r>
+            <w:r>
+              <w:rPr>
+                <w:noProof/>
+                <w:webHidden/>
+              </w:rPr>
+              <w:fldChar w:fldCharType="begin"/>
+            </w:r>
+            <w:r>
+              <w:rPr>
+                <w:noProof/>
+                <w:webHidden/>
+              </w:rPr>
+              <w:instrText xml:space="preserve"> PAGEREF _Toc232009334 \h </w:instrText>
+            </w:r>
+            <w:r>
+              <w:rPr>
+                <w:noProof/>
+                <w:webHidden/>
+              </w:rPr>
+            </w:r>
+            <w:r>
+              <w:rPr>
+                <w:noProof/>
+                <w:webHidden/>
+              </w:rPr>
+              <w:fldChar w:fldCharType="separate"/>
+            </w:r>
+            <w:r>
+              <w:rPr>
+                <w:noProof/>
+                <w:webHidden/>
+              </w:rPr>
+              <w:t>5</w:t>
+            </w:r>
+            <w:r>
+              <w:rPr>
+                <w:noProof/>
+                <w:webHidden/>
+              </w:rPr>
+              <w:fldChar w:fldCharType="end"/>
+            </w:r>
+          </w:hyperlink>
+        </w:p>
+        <w:p>
+          <w:pPr>
+            <w:pStyle w:val="Sumrio1"/>
+            <w:tabs>
+              <w:tab w:val="right" w:leader="dot" w:pos="9066"/>
+            </w:tabs>
+            <w:rPr>
+              <w:noProof/>
+            </w:rPr>
+          </w:pPr>
+          <w:hyperlink w:anchor="_Toc232009335" w:history="1">
+            <w:r>
+              <w:rPr>
+                <w:rStyle w:val="Hyperlink"/>
+                <w:noProof/>
+              </w:rPr>
+              <w:t>3. Requisitos Específicos</w:t>
+            </w:r>
+            <w:r>
+              <w:rPr>
+                <w:noProof/>
+                <w:webHidden/>
+              </w:rPr>
+              <w:tab/>
+            </w:r>
+            <w:r>
+              <w:rPr>
+                <w:noProof/>
+                <w:webHidden/>
+              </w:rPr>
+              <w:fldChar w:fldCharType="begin"/>
+            </w:r>
+            <w:r>
+              <w:rPr>
+                <w:noProof/>
+                <w:webHidden/>
+              </w:rPr>
+              <w:instrText xml:space="preserve"> PAGEREF _Toc232009335 \h </w:instrText>
+            </w:r>
+            <w:r>
+              <w:rPr>
+                <w:noProof/>
+                <w:webHidden/>
+              </w:rPr>
+            </w:r>
+            <w:r>
+              <w:rPr>
+                <w:noProof/>
+                <w:webHidden/>
+              </w:rPr>
+              <w:fldChar w:fldCharType="separate"/>
+            </w:r>
+            <w:r>
+              <w:rPr>
+                <w:noProof/>
+                <w:webHidden/>
+              </w:rPr>
+              <w:t>6</w:t>
+            </w:r>
+            <w:r>
+              <w:rPr>
+                <w:noProof/>
+                <w:webHidden/>
+              </w:rPr>
+              <w:fldChar w:fldCharType="end"/>
+            </w:r>
+          </w:hyperlink>
+        </w:p>
+        <w:p>
+          <w:pPr>
+            <w:pStyle w:val="Sumrio2"/>
+            <w:tabs>
+              <w:tab w:val="right" w:leader="dot" w:pos="9066"/>
+            </w:tabs>
+            <w:rPr>
+              <w:noProof/>
+            </w:rPr>
+          </w:pPr>
+          <w:hyperlink w:anchor="_Toc232009336" w:history="1">
+            <w:r>
+              <w:rPr>
+                <w:rStyle w:val="Hyperlink"/>
+                <w:noProof/>
+              </w:rPr>
+              <w:t>3.1 Requisitos Funcionais</w:t>
+            </w:r>
+            <w:r>
+              <w:rPr>
+                <w:noProof/>
+                <w:webHidden/>
+              </w:rPr>
+              <w:tab/>
+            </w:r>
+            <w:r>
+              <w:rPr>
+                <w:noProof/>
+                <w:webHidden/>
+              </w:rPr>
+              <w:fldChar w:fldCharType="begin"/>
+            </w:r>
+            <w:r>
+              <w:rPr>
+                <w:noProof/>
+                <w:webHidden/>
+              </w:rPr>
+              <w:instrText xml:space="preserve"> PAGEREF _Toc232009336 \h </w:instrText>
+            </w:r>
+            <w:r>
+              <w:rPr>
+                <w:noProof/>
+                <w:webHidden/>
+              </w:rPr>
+            </w:r>
+            <w:r>
+              <w:rPr>
+                <w:noProof/>
+                <w:webHidden/>
+              </w:rPr>
+              <w:fldChar w:fldCharType="separate"/>
+            </w:r>
+            <w:r>
+              <w:rPr>
+                <w:noProof/>
+                <w:webHidden/>
+              </w:rPr>
+              <w:t>6</w:t>
+            </w:r>
+            <w:r>
+              <w:rPr>
+                <w:noProof/>
+                <w:webHidden/>
+              </w:rPr>
+              <w:fldChar w:fldCharType="end"/>
+            </w:r>
+          </w:hyperlink>
+        </w:p>
+        <w:p>
+          <w:pPr>
+            <w:pStyle w:val="Sumrio2"/>
+            <w:tabs>
+              <w:tab w:val="right" w:leader="dot" w:pos="9066"/>
+            </w:tabs>
+            <w:rPr>
+              <w:noProof/>
+            </w:rPr>
+          </w:pPr>
+          <w:hyperlink w:anchor="_Toc232009337" w:history="1">
+            <w:r>
+              <w:rPr>
+                <w:rStyle w:val="Hyperlink"/>
+                <w:noProof/>
+              </w:rPr>
+              <w:t>3.2 Requisitos de Interface Externa</w:t>
+            </w:r>
+            <w:r>
+              <w:rPr>
+                <w:noProof/>
+                <w:webHidden/>
+              </w:rPr>
+              <w:tab/>
+            </w:r>
+            <w:r>
+              <w:rPr>
+                <w:noProof/>
+                <w:webHidden/>
+              </w:rPr>
+              <w:fldChar w:fldCharType="begin"/>
+            </w:r>
+            <w:r>
+              <w:rPr>
+                <w:noProof/>
+                <w:webHidden/>
+              </w:rPr>
+              <w:instrText xml:space="preserve"> PAGEREF _Toc232009337 \h </w:instrText>
+            </w:r>
+            <w:r>
+              <w:rPr>
+                <w:noProof/>
+                <w:webHidden/>
+              </w:rPr>
+            </w:r>
+            <w:r>
+              <w:rPr>
+                <w:noProof/>
+                <w:webHidden/>
+              </w:rPr>
+              <w:fldChar w:fldCharType="separate"/>
+            </w:r>
+            <w:r>
+              <w:rPr>
+                <w:noProof/>
+                <w:webHidden/>
+              </w:rPr>
+              <w:t>6</w:t>
+            </w:r>
+            <w:r>
+              <w:rPr>
+                <w:noProof/>
+                <w:webHidden/>
+              </w:rPr>
+              <w:fldChar w:fldCharType="end"/>
+            </w:r>
+          </w:hyperlink>
+        </w:p>
+        <w:p>
+          <w:pPr>
+            <w:pStyle w:val="Sumrio2"/>
+            <w:tabs>
+              <w:tab w:val="right" w:leader="dot" w:pos="9066"/>
+            </w:tabs>
+            <w:rPr>
+              <w:noProof/>
+            </w:rPr>
+          </w:pPr>
+          <w:hyperlink w:anchor="_Toc232009338" w:history="1">
+            <w:r>
+              <w:rPr>
+                <w:rStyle w:val="Hyperlink"/>
+                <w:noProof/>
+              </w:rPr>
+              <w:t>3.3 Requisitos de Desempenho</w:t>
+            </w:r>
+            <w:r>
+              <w:rPr>
+                <w:noProof/>
+                <w:webHidden/>
+              </w:rPr>
+              <w:tab/>
+            </w:r>
+            <w:r>
+              <w:rPr>
+                <w:noProof/>
+                <w:webHidden/>
+              </w:rPr>
+              <w:fldChar w:fldCharType="begin"/>
+            </w:r>
+            <w:r>
+              <w:rPr>
+                <w:noProof/>
+                <w:webHidden/>
+              </w:rPr>
+              <w:instrText xml:space="preserve"> PAGEREF _Toc232009338 \h </w:instrText>
+            </w:r>
+            <w:r>
+              <w:rPr>
+                <w:noProof/>
+                <w:webHidden/>
+              </w:rPr>
+            </w:r>
+            <w:r>
+              <w:rPr>
+                <w:noProof/>
+                <w:webHidden/>
+              </w:rPr>
+              <w:fldChar w:fldCharType="separate"/>
+            </w:r>
+            <w:r>
+              <w:rPr>
+                <w:noProof/>
+                <w:webHidden/>
+              </w:rPr>
+              <w:t>7</w:t>
+            </w:r>
+            <w:r>
+              <w:rPr>
+                <w:noProof/>
+                <w:webHidden/>
+              </w:rPr>
+              <w:fldChar w:fldCharType="end"/>
+            </w:r>
+          </w:hyperlink>
+        </w:p>
+        <w:p>
+          <w:pPr>
+            <w:pStyle w:val="Sumrio2"/>
+            <w:tabs>
+              <w:tab w:val="right" w:leader="dot" w:pos="9066"/>
+            </w:tabs>
+            <w:rPr>
+              <w:noProof/>
+            </w:rPr>
+          </w:pPr>
+          <w:hyperlink w:anchor="_Toc232009339" w:history="1">
+            <w:r>
+              <w:rPr>
+                <w:rStyle w:val="Hyperlink"/>
+                <w:noProof/>
+              </w:rPr>
+              <w:t>3.4 Requisitos Lógicos do Banco de Dados</w:t>
+            </w:r>
+            <w:r>
+              <w:rPr>
+                <w:noProof/>
+                <w:webHidden/>
+              </w:rPr>
+              <w:tab/>
+            </w:r>
+            <w:r>
+              <w:rPr>
+                <w:noProof/>
+                <w:webHidden/>
+              </w:rPr>
+              <w:fldChar w:fldCharType="begin"/>
+            </w:r>
+            <w:r>
+              <w:rPr>
+                <w:noProof/>
+                <w:webHidden/>
+              </w:rPr>
+              <w:instrText xml:space="preserve"> PAGEREF _Toc232009339 \h </w:instrText>
+            </w:r>
+            <w:r>
+              <w:rPr>
+                <w:noProof/>
+                <w:webHidden/>
+              </w:rPr>
+            </w:r>
+            <w:r>
+              <w:rPr>
+                <w:noProof/>
+                <w:webHidden/>
+              </w:rPr>
+              <w:fldChar w:fldCharType="separate"/>
+            </w:r>
+            <w:r>
+              <w:rPr>
+                <w:noProof/>
+                <w:webHidden/>
+              </w:rPr>
+              <w:t>7</w:t>
+            </w:r>
+            <w:r>
+              <w:rPr>
+                <w:noProof/>
+                <w:webHidden/>
+              </w:rPr>
+              <w:fldChar w:fldCharType="end"/>
+            </w:r>
+          </w:hyperlink>
+        </w:p>
+        <w:p>
+          <w:pPr>
+            <w:pStyle w:val="Sumrio2"/>
+            <w:tabs>
+              <w:tab w:val="right" w:leader="dot" w:pos="9066"/>
+            </w:tabs>
+            <w:rPr>
+              <w:noProof/>
+            </w:rPr>
+          </w:pPr>
+          <w:hyperlink w:anchor="_Toc232009340" w:history="1">
+            <w:r>
+              <w:rPr>
+                <w:rStyle w:val="Hyperlink"/>
+                <w:noProof/>
+              </w:rPr>
+              <w:t>3.5 Restrições de Projeto</w:t>
+            </w:r>
+            <w:r>
+              <w:rPr>
+                <w:noProof/>
+                <w:webHidden/>
+              </w:rPr>
+              <w:tab/>
+            </w:r>
+            <w:r>
+              <w:rPr>
+                <w:noProof/>
+                <w:webHidden/>
+              </w:rPr>
+              <w:fldChar w:fldCharType="begin"/>
+            </w:r>
+            <w:r>
+              <w:rPr>
+                <w:noProof/>
+                <w:webHidden/>
+              </w:rPr>
+              <w:instrText xml:space="preserve"> PAGEREF _Toc232009340 \h </w:instrText>
+            </w:r>
+            <w:r>
+              <w:rPr>
+                <w:noProof/>
+                <w:webHidden/>
+              </w:rPr>
+            </w:r>
+            <w:r>
+              <w:rPr>
+                <w:noProof/>
+                <w:webHidden/>
+              </w:rPr>
+              <w:fldChar w:fldCharType="separate"/>
+            </w:r>
+            <w:r>
+              <w:rPr>
+                <w:noProof/>
+                <w:webHidden/>
+              </w:rPr>
+              <w:t>7</w:t>
+            </w:r>
+            <w:r>
+              <w:rPr>
+                <w:noProof/>
+                <w:webHidden/>
+              </w:rPr>
+              <w:fldChar w:fldCharType="end"/>
+            </w:r>
+          </w:hyperlink>
+        </w:p>
+        <w:p>
+          <w:pPr>
+            <w:pStyle w:val="Sumrio2"/>
+            <w:tabs>
+              <w:tab w:val="right" w:leader="dot" w:pos="9066"/>
+            </w:tabs>
+            <w:rPr>
+              <w:noProof/>
+            </w:rPr>
+          </w:pPr>
+          <w:hyperlink w:anchor="_Toc232009341" w:history="1">
+            <w:r>
+              <w:rPr>
+                <w:rStyle w:val="Hyperlink"/>
+                <w:noProof/>
+              </w:rPr>
+              <w:t>3.6 Atributos (Requisitos Não Funcionais)</w:t>
+            </w:r>
+            <w:r>
+              <w:rPr>
+                <w:noProof/>
+                <w:webHidden/>
+              </w:rPr>
+              <w:tab/>
+            </w:r>
+            <w:r>
+              <w:rPr>
+                <w:noProof/>
+                <w:webHidden/>
+              </w:rPr>
+              <w:fldChar w:fldCharType="begin"/>
+            </w:r>
+            <w:r>
+              <w:rPr>
+                <w:noProof/>
+                <w:webHidden/>
+              </w:rPr>
+              <w:instrText xml:space="preserve"> PAGEREF _Toc232009341 \h </w:instrText>
+            </w:r>
+            <w:r>
+              <w:rPr>
+                <w:noProof/>
+                <w:webHidden/>
+              </w:rPr>
+            </w:r>
+            <w:r>
+              <w:rPr>
+                <w:noProof/>
+                <w:webHidden/>
+              </w:rPr>
+              <w:fldChar w:fldCharType="separate"/>
+            </w:r>
+            <w:r>
+              <w:rPr>
+                <w:noProof/>
+                <w:webHidden/>
+              </w:rPr>
+              <w:t>7</w:t>
+            </w:r>
+            <w:r>
+              <w:rPr>
+                <w:noProof/>
+                <w:webHidden/>
+              </w:rPr>
+              <w:fldChar w:fldCharType="end"/>
+            </w:r>
+          </w:hyperlink>
+        </w:p>
+        <w:p>
           <w:r>
             <w:rPr>
-              <w:rtl w:val="0"/>
+              <w:b/>
+              <w:bCs/>
             </w:rPr>
-            <w:t xml:space="preserve">5</w:t>
-          </w:r>
-          <w:r>
-            <w:fldChar w:fldCharType="end"/>
-          </w:r>
-          <w:r>
-            <w:rPr>
-              <w:rtl w:val="0"/>
-            </w:rPr>
-          </w:r>
-          <w:r>
             <w:fldChar w:fldCharType="end"/>
           </w:r>
         </w:p>
@@ -829,294 +1560,86 @@
     </w:sdt>
     <w:p>
       <w:pPr>
-        <w:pStyle w:val="Heading1"/>
+        <w:pStyle w:val="Ttulo1"/>
         <w:keepNext w:val="0"/>
         <w:keepLines w:val="0"/>
-        <w:spacing w:after="80" w:before="200" w:line="360" w:lineRule="auto"/>
-        <w:ind w:left="720" w:hanging="360"/>
-        <w:jc w:val="both"/>
-        <w:rPr/>
-      </w:pPr>
-      <w:bookmarkStart w:colFirst="0" w:colLast="0" w:name="_96up0tdnlox" w:id="0"/>
-      <w:bookmarkEnd w:id="0"/>
-      <w:r>
-        <w:rPr>
-          <w:rtl w:val="0"/>
-        </w:rPr>
-      </w:r>
-    </w:p>
-    <w:p>
-      <w:pPr>
-        <w:pStyle w:val="Heading1"/>
+        <w:spacing w:before="200" w:after="80"/>
+      </w:pPr>
+      <w:bookmarkStart w:id="1" w:name="_w4h5yt4sdfae" w:colFirst="0" w:colLast="0"/>
+      <w:bookmarkStart w:id="2" w:name="_kby630sglqj8" w:colFirst="0" w:colLast="0"/>
+      <w:bookmarkStart w:id="3" w:name="_x8s801aqoqe" w:colFirst="0" w:colLast="0"/>
+      <w:bookmarkStart w:id="4" w:name="_lq94pk7wsdrq" w:colFirst="0" w:colLast="0"/>
+      <w:bookmarkStart w:id="5" w:name="_yvpqdtn42v4g" w:colFirst="0" w:colLast="0"/>
+      <w:bookmarkStart w:id="6" w:name="_8w2dk9zb9b21" w:colFirst="0" w:colLast="0"/>
+      <w:bookmarkStart w:id="7" w:name="_ngkb1cxwp5r8" w:colFirst="0" w:colLast="0"/>
+      <w:bookmarkStart w:id="8" w:name="_h6ku1s3xr3n1" w:colFirst="0" w:colLast="0"/>
+      <w:bookmarkStart w:id="9" w:name="_d4l17bb69ekw" w:colFirst="0" w:colLast="0"/>
+      <w:bookmarkStart w:id="10" w:name="_2lv7flx7c3il" w:colFirst="0" w:colLast="0"/>
+      <w:bookmarkEnd w:id="1"/>
+      <w:bookmarkEnd w:id="2"/>
+      <w:bookmarkEnd w:id="3"/>
+      <w:bookmarkEnd w:id="4"/>
+      <w:bookmarkEnd w:id="5"/>
+      <w:bookmarkEnd w:id="6"/>
+      <w:bookmarkEnd w:id="7"/>
+      <w:bookmarkEnd w:id="8"/>
+      <w:bookmarkEnd w:id="9"/>
+      <w:bookmarkEnd w:id="10"/>
+    </w:p>
+    <w:p>
+      <w:pPr>
+        <w:pStyle w:val="Ttulo1"/>
         <w:keepNext w:val="0"/>
         <w:keepLines w:val="0"/>
-        <w:spacing w:after="80" w:before="200" w:line="360" w:lineRule="auto"/>
+        <w:spacing w:before="200" w:after="80"/>
         <w:ind w:left="720" w:hanging="360"/>
-        <w:jc w:val="both"/>
-        <w:rPr/>
-      </w:pPr>
-      <w:bookmarkStart w:colFirst="0" w:colLast="0" w:name="_w4h5yt4sdfae" w:id="1"/>
-      <w:bookmarkEnd w:id="1"/>
-      <w:r>
-        <w:rPr>
-          <w:rtl w:val="0"/>
-        </w:rPr>
-      </w:r>
-    </w:p>
-    <w:p>
-      <w:pPr>
-        <w:pStyle w:val="Heading1"/>
+      </w:pPr>
+      <w:bookmarkStart w:id="11" w:name="_Toc232009323"/>
+      <w:r>
+        <w:lastRenderedPageBreak/>
+        <w:t>1. Introdução</w:t>
+      </w:r>
+      <w:bookmarkEnd w:id="11"/>
+    </w:p>
+    <w:p>
+      <w:pPr>
+        <w:pStyle w:val="Ttulo2"/>
         <w:keepNext w:val="0"/>
         <w:keepLines w:val="0"/>
-        <w:spacing w:after="80" w:before="200" w:line="360" w:lineRule="auto"/>
+        <w:spacing w:before="200"/>
         <w:ind w:left="720" w:hanging="360"/>
-        <w:jc w:val="both"/>
-        <w:rPr/>
-      </w:pPr>
-      <w:bookmarkStart w:colFirst="0" w:colLast="0" w:name="_kby630sglqj8" w:id="2"/>
-      <w:bookmarkEnd w:id="2"/>
-      <w:r>
-        <w:rPr>
-          <w:rtl w:val="0"/>
-        </w:rPr>
-      </w:r>
-    </w:p>
-    <w:p>
-      <w:pPr>
-        <w:pStyle w:val="Heading1"/>
+      </w:pPr>
+      <w:bookmarkStart w:id="12" w:name="_Toc232009324"/>
+      <w:r>
+        <w:t>1.1 Objetivo</w:t>
+      </w:r>
+      <w:bookmarkEnd w:id="12"/>
+    </w:p>
+    <w:p>
+      <w:r>
+        <w:t>Este documento de Especificação de Requisitos de Software (SRS) tem como objetivo descrever as funcionalidades e as restrições do sistema de suporte à decisão para representação comercial. Este documento destina-se a desenvolvedores, responsáveis pelos testes de qualidade e partes interessadas, servindo como guia técnico para o desenvolvimento do dashboard e do motor de recomendação inteligente.</w:t>
+      </w:r>
+    </w:p>
+    <w:p>
+      <w:pPr>
+        <w:pStyle w:val="Ttulo2"/>
         <w:keepNext w:val="0"/>
         <w:keepLines w:val="0"/>
-        <w:spacing w:after="80" w:before="200" w:line="360" w:lineRule="auto"/>
+        <w:spacing w:before="200"/>
         <w:ind w:left="720" w:hanging="360"/>
-        <w:jc w:val="both"/>
-        <w:rPr/>
-      </w:pPr>
-      <w:bookmarkStart w:colFirst="0" w:colLast="0" w:name="_x8s801aqoqe" w:id="3"/>
-      <w:bookmarkEnd w:id="3"/>
-      <w:r>
-        <w:rPr>
-          <w:rtl w:val="0"/>
-        </w:rPr>
-      </w:r>
-    </w:p>
-    <w:p>
-      <w:pPr>
-        <w:pStyle w:val="Heading1"/>
-        <w:keepNext w:val="0"/>
-        <w:keepLines w:val="0"/>
-        <w:spacing w:after="80" w:before="200" w:line="360" w:lineRule="auto"/>
-        <w:ind w:left="720" w:hanging="360"/>
-        <w:jc w:val="both"/>
-        <w:rPr/>
-      </w:pPr>
-      <w:bookmarkStart w:colFirst="0" w:colLast="0" w:name="_lq94pk7wsdrq" w:id="4"/>
-      <w:bookmarkEnd w:id="4"/>
-      <w:r>
-        <w:rPr>
-          <w:rtl w:val="0"/>
-        </w:rPr>
-      </w:r>
-    </w:p>
-    <w:p>
-      <w:pPr>
-        <w:pStyle w:val="Heading1"/>
-        <w:keepNext w:val="0"/>
-        <w:keepLines w:val="0"/>
-        <w:spacing w:after="80" w:before="200" w:line="360" w:lineRule="auto"/>
-        <w:ind w:left="720" w:hanging="360"/>
-        <w:jc w:val="both"/>
-        <w:rPr/>
-      </w:pPr>
-      <w:bookmarkStart w:colFirst="0" w:colLast="0" w:name="_yvpqdtn42v4g" w:id="5"/>
-      <w:bookmarkEnd w:id="5"/>
-      <w:r>
-        <w:rPr>
-          <w:rtl w:val="0"/>
-        </w:rPr>
-      </w:r>
-    </w:p>
-    <w:p>
-      <w:pPr>
-        <w:pStyle w:val="Heading1"/>
-        <w:keepNext w:val="0"/>
-        <w:keepLines w:val="0"/>
-        <w:spacing w:after="80" w:before="200" w:line="360" w:lineRule="auto"/>
-        <w:ind w:left="720" w:hanging="360"/>
-        <w:jc w:val="both"/>
-        <w:rPr/>
-      </w:pPr>
-      <w:bookmarkStart w:colFirst="0" w:colLast="0" w:name="_8w2dk9zb9b21" w:id="6"/>
-      <w:bookmarkEnd w:id="6"/>
-      <w:r>
-        <w:rPr>
-          <w:rtl w:val="0"/>
-        </w:rPr>
-      </w:r>
-    </w:p>
-    <w:p>
-      <w:pPr>
-        <w:pStyle w:val="Heading1"/>
-        <w:keepNext w:val="0"/>
-        <w:keepLines w:val="0"/>
-        <w:spacing w:after="80" w:before="200" w:line="360" w:lineRule="auto"/>
-        <w:ind w:left="720" w:hanging="360"/>
-        <w:jc w:val="both"/>
-        <w:rPr/>
-      </w:pPr>
-      <w:bookmarkStart w:colFirst="0" w:colLast="0" w:name="_ngkb1cxwp5r8" w:id="7"/>
-      <w:bookmarkEnd w:id="7"/>
-      <w:r>
-        <w:rPr>
-          <w:rtl w:val="0"/>
-        </w:rPr>
-      </w:r>
-    </w:p>
-    <w:p>
-      <w:pPr>
-        <w:pStyle w:val="Heading1"/>
-        <w:keepNext w:val="0"/>
-        <w:keepLines w:val="0"/>
-        <w:spacing w:after="80" w:before="200" w:line="360" w:lineRule="auto"/>
-        <w:ind w:left="720" w:hanging="360"/>
-        <w:jc w:val="both"/>
-        <w:rPr/>
-      </w:pPr>
-      <w:bookmarkStart w:colFirst="0" w:colLast="0" w:name="_h6ku1s3xr3n1" w:id="8"/>
-      <w:bookmarkEnd w:id="8"/>
-      <w:r>
-        <w:rPr>
-          <w:rtl w:val="0"/>
-        </w:rPr>
-      </w:r>
-    </w:p>
-    <w:p>
-      <w:pPr>
-        <w:pStyle w:val="Heading1"/>
-        <w:keepNext w:val="0"/>
-        <w:keepLines w:val="0"/>
-        <w:spacing w:after="80" w:before="200" w:line="360" w:lineRule="auto"/>
-        <w:ind w:left="720" w:hanging="360"/>
-        <w:jc w:val="both"/>
-        <w:rPr/>
-      </w:pPr>
-      <w:bookmarkStart w:colFirst="0" w:colLast="0" w:name="_d4l17bb69ekw" w:id="9"/>
-      <w:bookmarkEnd w:id="9"/>
-      <w:r>
-        <w:rPr>
-          <w:rtl w:val="0"/>
-        </w:rPr>
-      </w:r>
-    </w:p>
-    <w:p>
-      <w:pPr>
-        <w:pStyle w:val="Heading1"/>
-        <w:keepNext w:val="0"/>
-        <w:keepLines w:val="0"/>
-        <w:spacing w:after="80" w:before="200" w:line="360" w:lineRule="auto"/>
-        <w:ind w:left="0" w:firstLine="0"/>
-        <w:jc w:val="both"/>
-        <w:rPr/>
-      </w:pPr>
-      <w:bookmarkStart w:colFirst="0" w:colLast="0" w:name="_2lv7flx7c3il" w:id="10"/>
-      <w:bookmarkEnd w:id="10"/>
-      <w:r>
-        <w:rPr>
-          <w:rtl w:val="0"/>
-        </w:rPr>
-      </w:r>
-    </w:p>
-    <w:p>
-      <w:pPr>
-        <w:pStyle w:val="Heading1"/>
-        <w:keepNext w:val="0"/>
-        <w:keepLines w:val="0"/>
-        <w:spacing w:after="80" w:before="200" w:line="360" w:lineRule="auto"/>
-        <w:ind w:left="720" w:hanging="360"/>
-        <w:jc w:val="both"/>
-        <w:rPr/>
-      </w:pPr>
-      <w:bookmarkStart w:colFirst="0" w:colLast="0" w:name="_8hw1kyeedo3r" w:id="11"/>
-      <w:bookmarkEnd w:id="11"/>
-      <w:r>
-        <w:rPr>
-          <w:rtl w:val="0"/>
-        </w:rPr>
-        <w:t xml:space="preserve">1. Introdução</w:t>
-      </w:r>
-    </w:p>
-    <w:p>
-      <w:pPr>
-        <w:pStyle w:val="Heading2"/>
-        <w:keepNext w:val="0"/>
-        <w:keepLines w:val="0"/>
-        <w:spacing w:before="200" w:line="360" w:lineRule="auto"/>
-        <w:ind w:left="720" w:hanging="360"/>
-        <w:jc w:val="both"/>
-        <w:rPr/>
-      </w:pPr>
-      <w:bookmarkStart w:colFirst="0" w:colLast="0" w:name="_733exqhap7a3" w:id="12"/>
-      <w:bookmarkEnd w:id="12"/>
-      <w:r>
-        <w:rPr>
-          <w:rtl w:val="0"/>
-        </w:rPr>
-        <w:t xml:space="preserve">1.1 Objetivo</w:t>
-      </w:r>
-    </w:p>
-    <w:p>
-      <w:pPr>
-        <w:rPr>
-          <w:sz w:val="24"/>
-          <w:szCs w:val="24"/>
-        </w:rPr>
-      </w:pPr>
-      <w:r>
-        <w:rPr>
-          <w:rtl w:val="0"/>
-        </w:rPr>
-        <w:t xml:space="preserve">Este documento de Especificação de Requisitos de Software (SRS) tem como objetivo descrever as funcionalidades e as restrições do sistema de suporte à decisão para representação comercial. Este documento destina-se a desenvolvedores, responsáveis pelos testes de qualidade e partes interessadas, servindo como guia técnico para o desenvolvimento do dashboard e do motor de recomendação inteligente.</w:t>
-      </w:r>
-      <w:r>
-        <w:rPr>
-          <w:rtl w:val="0"/>
-        </w:rPr>
-      </w:r>
-    </w:p>
-    <w:p>
-      <w:pPr>
-        <w:pStyle w:val="Heading2"/>
-        <w:keepNext w:val="0"/>
-        <w:keepLines w:val="0"/>
-        <w:spacing w:before="200" w:line="360" w:lineRule="auto"/>
-        <w:ind w:left="720" w:hanging="360"/>
-        <w:jc w:val="both"/>
-        <w:rPr/>
-      </w:pPr>
-      <w:bookmarkStart w:colFirst="0" w:colLast="0" w:name="_k2hdjokzxu0v" w:id="13"/>
+      </w:pPr>
+      <w:bookmarkStart w:id="13" w:name="_Toc232009325"/>
+      <w:r>
+        <w:t>1.2 Escopo</w:t>
+      </w:r>
       <w:bookmarkEnd w:id="13"/>
-      <w:r>
-        <w:rPr>
-          <w:rtl w:val="0"/>
-        </w:rPr>
-        <w:t xml:space="preserve">1.2 Escopo</w:t>
-      </w:r>
-    </w:p>
-    <w:p>
-      <w:pPr>
-        <w:spacing w:after="240" w:before="200" w:line="360" w:lineRule="auto"/>
-        <w:jc w:val="both"/>
-        <w:rPr>
-          <w:sz w:val="24"/>
-          <w:szCs w:val="24"/>
-        </w:rPr>
-      </w:pPr>
-      <w:r>
-        <w:rPr>
-          <w:sz w:val="24"/>
-          <w:szCs w:val="24"/>
-          <w:rtl w:val="0"/>
-        </w:rPr>
-        <w:t xml:space="preserve">O software consiste em uma plataforma de análise de dados e recomendação focada no setor de material elétrico, construção e agropecuário.</w:t>
+    </w:p>
+    <w:p>
+      <w:pPr>
+        <w:spacing w:after="240"/>
+      </w:pPr>
+      <w:r>
+        <w:t>O software consiste em uma plataforma de análise de dados e recomendação focada no setor de material elétrico, construção e agropecuário.</w:t>
       </w:r>
     </w:p>
     <w:p>
@@ -1125,23 +1648,14 @@
           <w:ilvl w:val="0"/>
           <w:numId w:val="7"/>
         </w:numPr>
-        <w:spacing w:after="240" w:before="200" w:line="360" w:lineRule="auto"/>
-        <w:ind w:left="720" w:hanging="360"/>
-        <w:jc w:val="both"/>
-        <w:rPr>
-          <w:sz w:val="24"/>
-          <w:szCs w:val="24"/>
-        </w:rPr>
-      </w:pPr>
-      <w:r>
-        <w:rPr>
-          <w:b w:val="1"/>
-          <w:bCs w:val="1"/>
-          <w:sz w:val="24"/>
-          <w:szCs w:val="24"/>
-          <w:rtl w:val="0"/>
-        </w:rPr>
-        <w:t xml:space="preserve">Funcionalidades incluídas:</w:t>
+        <w:spacing w:after="240"/>
+      </w:pPr>
+      <w:r>
+        <w:rPr>
+          <w:b/>
+          <w:bCs/>
+        </w:rPr>
+        <w:t>Funcionalidades incluídas:</w:t>
       </w:r>
     </w:p>
     <w:p>
@@ -1150,21 +1664,9 @@
           <w:ilvl w:val="1"/>
           <w:numId w:val="7"/>
         </w:numPr>
-        <w:spacing w:after="0" w:before="200" w:line="360" w:lineRule="auto"/>
-        <w:ind w:left="1440" w:hanging="360"/>
-        <w:jc w:val="both"/>
-        <w:rPr>
-          <w:sz w:val="24"/>
-          <w:szCs w:val="24"/>
-        </w:rPr>
-      </w:pPr>
-      <w:r>
-        <w:rPr>
-          <w:sz w:val="24"/>
-          <w:szCs w:val="24"/>
-          <w:rtl w:val="0"/>
-        </w:rPr>
-        <w:t xml:space="preserve">Dashboard gerencial com indicadores (KPIs) por região e produto.</w:t>
+      </w:pPr>
+      <w:r>
+        <w:t>Dashboard gerencial com indicadores (KPIs) por região e produto.</w:t>
       </w:r>
     </w:p>
     <w:p>
@@ -1173,21 +1675,17 @@
           <w:ilvl w:val="1"/>
           <w:numId w:val="7"/>
         </w:numPr>
-        <w:spacing w:after="0" w:before="200" w:line="360" w:lineRule="auto"/>
-        <w:ind w:left="1440" w:hanging="360"/>
-        <w:jc w:val="both"/>
-        <w:rPr>
-          <w:sz w:val="24"/>
-          <w:szCs w:val="24"/>
-        </w:rPr>
-      </w:pPr>
-      <w:r>
-        <w:rPr>
-          <w:sz w:val="24"/>
-          <w:szCs w:val="24"/>
-          <w:rtl w:val="0"/>
-        </w:rPr>
-        <w:t xml:space="preserve">Motor de recomendação de produtos baseado em histórico de compras (Cross-selling).</w:t>
+      </w:pPr>
+      <w:r>
+        <w:t>Motor de recomendação de produtos baseado em histórico de compras (Cross-</w:t>
+      </w:r>
+      <w:proofErr w:type="spellStart"/>
+      <w:r>
+        <w:t>selling</w:t>
+      </w:r>
+      <w:proofErr w:type="spellEnd"/>
+      <w:r>
+        <w:t>).</w:t>
       </w:r>
     </w:p>
     <w:p>
@@ -1196,21 +1694,9 @@
           <w:ilvl w:val="1"/>
           <w:numId w:val="7"/>
         </w:numPr>
-        <w:spacing w:after="0" w:before="200" w:line="360" w:lineRule="auto"/>
-        <w:ind w:left="1440" w:hanging="360"/>
-        <w:jc w:val="both"/>
-        <w:rPr>
-          <w:sz w:val="24"/>
-          <w:szCs w:val="24"/>
-        </w:rPr>
-      </w:pPr>
-      <w:r>
-        <w:rPr>
-          <w:sz w:val="24"/>
-          <w:szCs w:val="24"/>
-          <w:rtl w:val="0"/>
-        </w:rPr>
-        <w:t xml:space="preserve">Sistema de alertas automáticos para detecção de inatividade de clientes.</w:t>
+      </w:pPr>
+      <w:r>
+        <w:t>Sistema de alertas automáticos para detecção de inatividade de clientes.</w:t>
       </w:r>
     </w:p>
     <w:p>
@@ -1219,21 +1705,9 @@
           <w:ilvl w:val="1"/>
           <w:numId w:val="7"/>
         </w:numPr>
-        <w:spacing w:after="0" w:before="200" w:line="360" w:lineRule="auto"/>
-        <w:ind w:left="1440" w:hanging="360"/>
-        <w:jc w:val="both"/>
-        <w:rPr>
-          <w:sz w:val="24"/>
-          <w:szCs w:val="24"/>
-        </w:rPr>
-      </w:pPr>
-      <w:r>
-        <w:rPr>
-          <w:sz w:val="24"/>
-          <w:szCs w:val="24"/>
-          <w:rtl w:val="0"/>
-        </w:rPr>
-        <w:t xml:space="preserve">Relatórios dinâmicos de desempenho.</w:t>
+      </w:pPr>
+      <w:r>
+        <w:t>Relatórios dinâmicos de desempenho.</w:t>
       </w:r>
     </w:p>
     <w:p>
@@ -1242,23 +1716,13 @@
           <w:ilvl w:val="0"/>
           <w:numId w:val="7"/>
         </w:numPr>
-        <w:spacing w:after="0" w:before="200" w:line="360" w:lineRule="auto"/>
-        <w:ind w:left="720" w:hanging="360"/>
-        <w:jc w:val="both"/>
-        <w:rPr>
-          <w:sz w:val="24"/>
-          <w:szCs w:val="24"/>
-        </w:rPr>
-      </w:pPr>
-      <w:r>
-        <w:rPr>
-          <w:b w:val="1"/>
-          <w:bCs w:val="1"/>
-          <w:sz w:val="24"/>
-          <w:szCs w:val="24"/>
-          <w:rtl w:val="0"/>
-        </w:rPr>
-        <w:t xml:space="preserve">Funcionalidades excluídas:</w:t>
+      </w:pPr>
+      <w:r>
+        <w:rPr>
+          <w:b/>
+          <w:bCs/>
+        </w:rPr>
+        <w:t>Funcionalidades excluídas:</w:t>
       </w:r>
     </w:p>
     <w:p>
@@ -1267,21 +1731,9 @@
           <w:ilvl w:val="1"/>
           <w:numId w:val="7"/>
         </w:numPr>
-        <w:spacing w:after="0" w:before="200" w:line="360" w:lineRule="auto"/>
-        <w:ind w:left="1440" w:hanging="360"/>
-        <w:jc w:val="both"/>
-        <w:rPr>
-          <w:sz w:val="24"/>
-          <w:szCs w:val="24"/>
-        </w:rPr>
-      </w:pPr>
-      <w:r>
-        <w:rPr>
-          <w:sz w:val="24"/>
-          <w:szCs w:val="24"/>
-          <w:rtl w:val="0"/>
-        </w:rPr>
-        <w:t xml:space="preserve">Gestão financeira completa (contas a pagar/receber).</w:t>
+      </w:pPr>
+      <w:r>
+        <w:t>Gestão financeira completa (contas a pagar/receber).</w:t>
       </w:r>
     </w:p>
     <w:p>
@@ -1290,41 +1742,25 @@
           <w:ilvl w:val="1"/>
           <w:numId w:val="7"/>
         </w:numPr>
-        <w:spacing w:after="240" w:before="200" w:line="360" w:lineRule="auto"/>
-        <w:ind w:left="1440" w:hanging="360"/>
-        <w:jc w:val="both"/>
-        <w:rPr>
-          <w:sz w:val="24"/>
-          <w:szCs w:val="24"/>
-        </w:rPr>
-      </w:pPr>
-      <w:r>
-        <w:rPr>
-          <w:sz w:val="24"/>
-          <w:szCs w:val="24"/>
-          <w:rtl w:val="0"/>
-        </w:rPr>
-        <w:t xml:space="preserve">Gerenciamento de estoque físico ou cadeia de suprimentos (logística externa).</w:t>
-      </w:r>
-    </w:p>
-    <w:p>
-      <w:pPr>
-        <w:pStyle w:val="Heading2"/>
+        <w:spacing w:after="240"/>
+      </w:pPr>
+      <w:r>
+        <w:t>Gerenciamento de estoque físico ou cadeia de suprimentos (logística externa).</w:t>
+      </w:r>
+    </w:p>
+    <w:p>
+      <w:pPr>
+        <w:pStyle w:val="Ttulo2"/>
         <w:keepNext w:val="0"/>
         <w:keepLines w:val="0"/>
-        <w:spacing w:before="200" w:line="360" w:lineRule="auto"/>
+        <w:spacing w:before="200"/>
         <w:ind w:left="720" w:hanging="360"/>
-        <w:jc w:val="both"/>
-        <w:rPr/>
-      </w:pPr>
-      <w:bookmarkStart w:colFirst="0" w:colLast="0" w:name="_hpiw58fkqhiq" w:id="14"/>
+      </w:pPr>
+      <w:bookmarkStart w:id="14" w:name="_Toc232009326"/>
+      <w:r>
+        <w:t>1.3 Definições, Acrônimos e Abreviações</w:t>
+      </w:r>
       <w:bookmarkEnd w:id="14"/>
-      <w:r>
-        <w:rPr>
-          <w:rtl w:val="0"/>
-        </w:rPr>
-        <w:t xml:space="preserve">1.3 Definições, Acrônimos e Abreviações</w:t>
-      </w:r>
     </w:p>
     <w:p>
       <w:pPr>
@@ -1332,30 +1768,16 @@
           <w:ilvl w:val="0"/>
           <w:numId w:val="9"/>
         </w:numPr>
-        <w:spacing w:after="240" w:before="200" w:line="360" w:lineRule="auto"/>
-        <w:ind w:left="720" w:hanging="360"/>
-        <w:jc w:val="both"/>
-        <w:rPr>
-          <w:sz w:val="24"/>
-          <w:szCs w:val="24"/>
-        </w:rPr>
-      </w:pPr>
-      <w:r>
-        <w:rPr>
-          <w:b w:val="1"/>
-          <w:bCs w:val="1"/>
-          <w:sz w:val="24"/>
-          <w:szCs w:val="24"/>
-          <w:rtl w:val="0"/>
-        </w:rPr>
-        <w:t xml:space="preserve">SRS:</w:t>
-      </w:r>
-      <w:r>
-        <w:rPr>
-          <w:sz w:val="24"/>
-          <w:szCs w:val="24"/>
-          <w:rtl w:val="0"/>
-        </w:rPr>
+        <w:spacing w:after="240"/>
+      </w:pPr>
+      <w:r>
+        <w:rPr>
+          <w:b/>
+          <w:bCs/>
+        </w:rPr>
+        <w:t>SRS:</w:t>
+      </w:r>
+      <w:r>
         <w:t xml:space="preserve"> Especificação de Requisitos de Software.</w:t>
       </w:r>
     </w:p>
@@ -1365,48 +1787,25 @@
           <w:ilvl w:val="0"/>
           <w:numId w:val="9"/>
         </w:numPr>
-        <w:spacing w:after="0" w:before="200" w:line="360" w:lineRule="auto"/>
-        <w:ind w:left="720" w:hanging="360"/>
-        <w:jc w:val="both"/>
-        <w:rPr>
-          <w:sz w:val="24"/>
-          <w:szCs w:val="24"/>
-        </w:rPr>
-      </w:pPr>
-      <w:r>
-        <w:rPr>
-          <w:b w:val="1"/>
-          <w:bCs w:val="1"/>
-          <w:sz w:val="24"/>
-          <w:szCs w:val="24"/>
-          <w:rtl w:val="0"/>
-        </w:rPr>
-        <w:t xml:space="preserve">KPI:</w:t>
-      </w:r>
-      <w:r>
-        <w:rPr>
-          <w:sz w:val="24"/>
-          <w:szCs w:val="24"/>
-          <w:rtl w:val="0"/>
-        </w:rPr>
+      </w:pPr>
+      <w:r>
+        <w:rPr>
+          <w:b/>
+          <w:bCs/>
+        </w:rPr>
+        <w:t>KPI:</w:t>
+      </w:r>
+      <w:r>
         <w:t xml:space="preserve"> </w:t>
       </w:r>
       <w:r>
         <w:rPr>
-          <w:i w:val="1"/>
-          <w:iCs w:val="1"/>
-          <w:sz w:val="24"/>
-          <w:szCs w:val="24"/>
-          <w:rtl w:val="0"/>
-        </w:rPr>
-        <w:t xml:space="preserve">Key Performance Indicator</w:t>
-      </w:r>
-      <w:r>
-        <w:rPr>
-          <w:sz w:val="24"/>
-          <w:szCs w:val="24"/>
-          <w:rtl w:val="0"/>
-        </w:rPr>
+          <w:i/>
+          <w:iCs/>
+        </w:rPr>
+        <w:t>Key Performance Indicator</w:t>
+      </w:r>
+      <w:r>
         <w:t xml:space="preserve"> (Indicador Chave de Desempenho).</w:t>
       </w:r>
     </w:p>
@@ -1416,30 +1815,32 @@
           <w:ilvl w:val="0"/>
           <w:numId w:val="9"/>
         </w:numPr>
-        <w:spacing w:after="0" w:before="200" w:line="360" w:lineRule="auto"/>
-        <w:ind w:left="720" w:hanging="360"/>
-        <w:jc w:val="both"/>
-        <w:rPr>
-          <w:sz w:val="24"/>
-          <w:szCs w:val="24"/>
-        </w:rPr>
-      </w:pPr>
-      <w:r>
-        <w:rPr>
-          <w:b w:val="1"/>
-          <w:bCs w:val="1"/>
-          <w:sz w:val="24"/>
-          <w:szCs w:val="24"/>
-          <w:rtl w:val="0"/>
-        </w:rPr>
-        <w:t xml:space="preserve">Cross-selling:</w:t>
-      </w:r>
-      <w:r>
-        <w:rPr>
-          <w:sz w:val="24"/>
-          <w:szCs w:val="24"/>
-          <w:rtl w:val="0"/>
-        </w:rPr>
+      </w:pPr>
+      <w:r>
+        <w:rPr>
+          <w:b/>
+          <w:bCs/>
+        </w:rPr>
+        <w:lastRenderedPageBreak/>
+        <w:t>Cross-</w:t>
+      </w:r>
+      <w:proofErr w:type="spellStart"/>
+      <w:r>
+        <w:rPr>
+          <w:b/>
+          <w:bCs/>
+        </w:rPr>
+        <w:t>selling</w:t>
+      </w:r>
+      <w:proofErr w:type="spellEnd"/>
+      <w:r>
+        <w:rPr>
+          <w:b/>
+          <w:bCs/>
+        </w:rPr>
+        <w:t>:</w:t>
+      </w:r>
+      <w:r>
         <w:t xml:space="preserve"> Estratégia de venda de produtos complementares aos já adquiridos pelo cliente.</w:t>
       </w:r>
     </w:p>
@@ -1449,30 +1850,24 @@
           <w:ilvl w:val="0"/>
           <w:numId w:val="9"/>
         </w:numPr>
-        <w:spacing w:after="0" w:before="200" w:line="360" w:lineRule="auto"/>
-        <w:ind w:left="720" w:hanging="360"/>
-        <w:jc w:val="both"/>
-        <w:rPr>
-          <w:sz w:val="24"/>
-          <w:szCs w:val="24"/>
-        </w:rPr>
-      </w:pPr>
-      <w:r>
-        <w:rPr>
-          <w:b w:val="1"/>
-          <w:bCs w:val="1"/>
-          <w:sz w:val="24"/>
-          <w:szCs w:val="24"/>
-          <w:rtl w:val="0"/>
-        </w:rPr>
-        <w:t xml:space="preserve">Churn:</w:t>
-      </w:r>
-      <w:r>
-        <w:rPr>
-          <w:sz w:val="24"/>
-          <w:szCs w:val="24"/>
-          <w:rtl w:val="0"/>
-        </w:rPr>
+      </w:pPr>
+      <w:proofErr w:type="spellStart"/>
+      <w:r>
+        <w:rPr>
+          <w:b/>
+          <w:bCs/>
+        </w:rPr>
+        <w:t>Churn</w:t>
+      </w:r>
+      <w:proofErr w:type="spellEnd"/>
+      <w:r>
+        <w:rPr>
+          <w:b/>
+          <w:bCs/>
+        </w:rPr>
+        <w:t>:</w:t>
+      </w:r>
+      <w:r>
         <w:t xml:space="preserve"> Taxa de inatividade ou perda de clientes.</w:t>
       </w:r>
     </w:p>
@@ -1482,51 +1877,32 @@
           <w:ilvl w:val="0"/>
           <w:numId w:val="9"/>
         </w:numPr>
-        <w:spacing w:after="240" w:before="200" w:line="360" w:lineRule="auto"/>
-        <w:ind w:left="720" w:hanging="360"/>
-        <w:jc w:val="both"/>
-        <w:rPr>
-          <w:sz w:val="24"/>
-          <w:szCs w:val="24"/>
-        </w:rPr>
-      </w:pPr>
-      <w:r>
-        <w:rPr>
-          <w:b w:val="1"/>
-          <w:bCs w:val="1"/>
-          <w:sz w:val="24"/>
-          <w:szCs w:val="24"/>
-          <w:rtl w:val="0"/>
-        </w:rPr>
-        <w:t xml:space="preserve">IA:</w:t>
-      </w:r>
-      <w:r>
-        <w:rPr>
-          <w:sz w:val="24"/>
-          <w:szCs w:val="24"/>
-          <w:rtl w:val="0"/>
-        </w:rPr>
+        <w:spacing w:after="240"/>
+      </w:pPr>
+      <w:r>
+        <w:rPr>
+          <w:b/>
+          <w:bCs/>
+        </w:rPr>
+        <w:t>IA:</w:t>
+      </w:r>
+      <w:r>
         <w:t xml:space="preserve"> Inteligência Artificial aplicada ao motor de recomendação.</w:t>
       </w:r>
     </w:p>
     <w:p>
       <w:pPr>
-        <w:pStyle w:val="Heading2"/>
+        <w:pStyle w:val="Ttulo2"/>
         <w:keepNext w:val="0"/>
         <w:keepLines w:val="0"/>
-        <w:spacing w:before="200" w:line="360" w:lineRule="auto"/>
+        <w:spacing w:before="200"/>
         <w:ind w:left="720" w:hanging="360"/>
-        <w:jc w:val="both"/>
-        <w:rPr/>
-      </w:pPr>
-      <w:bookmarkStart w:colFirst="0" w:colLast="0" w:name="_l0na1aedmwcb" w:id="15"/>
+      </w:pPr>
+      <w:bookmarkStart w:id="15" w:name="_Toc232009327"/>
+      <w:r>
+        <w:t>1.4 Referências</w:t>
+      </w:r>
       <w:bookmarkEnd w:id="15"/>
-      <w:r>
-        <w:rPr>
-          <w:rtl w:val="0"/>
-        </w:rPr>
-        <w:t xml:space="preserve">1.4 Referências</w:t>
-      </w:r>
     </w:p>
     <w:p>
       <w:pPr>
@@ -1534,21 +1910,10 @@
           <w:ilvl w:val="0"/>
           <w:numId w:val="3"/>
         </w:numPr>
-        <w:spacing w:after="240" w:before="200" w:line="360" w:lineRule="auto"/>
-        <w:ind w:left="720" w:hanging="360"/>
-        <w:jc w:val="both"/>
-        <w:rPr>
-          <w:sz w:val="24"/>
-          <w:szCs w:val="24"/>
-        </w:rPr>
-      </w:pPr>
-      <w:r>
-        <w:rPr>
-          <w:sz w:val="24"/>
-          <w:szCs w:val="24"/>
-          <w:rtl w:val="0"/>
-        </w:rPr>
-        <w:t xml:space="preserve">Documentação Estrutural TCC - Ricardo Nilson Klug.</w:t>
+        <w:spacing w:after="240"/>
+      </w:pPr>
+      <w:r>
+        <w:t>Documentação Estrutural TCC - Ricardo Nilson Klug.</w:t>
       </w:r>
     </w:p>
     <w:p>
@@ -1557,21 +1922,9 @@
           <w:ilvl w:val="0"/>
           <w:numId w:val="3"/>
         </w:numPr>
-        <w:spacing w:after="0" w:before="200" w:line="360" w:lineRule="auto"/>
-        <w:ind w:left="720" w:hanging="360"/>
-        <w:jc w:val="both"/>
-        <w:rPr>
-          <w:sz w:val="24"/>
-          <w:szCs w:val="24"/>
-        </w:rPr>
-      </w:pPr>
-      <w:r>
-        <w:rPr>
-          <w:sz w:val="24"/>
-          <w:szCs w:val="24"/>
-          <w:rtl w:val="0"/>
-        </w:rPr>
-        <w:t xml:space="preserve">Padrão IEEE 830 para Especificação de Requisitos de Software.</w:t>
+      </w:pPr>
+      <w:r>
+        <w:t>Padrão IEEE 830 para Especificação de Requisitos de Software.</w:t>
       </w:r>
     </w:p>
     <w:p>
@@ -1580,58 +1933,32 @@
           <w:ilvl w:val="0"/>
           <w:numId w:val="3"/>
         </w:numPr>
-        <w:spacing w:after="240" w:before="200" w:line="360" w:lineRule="auto"/>
-        <w:ind w:left="720" w:hanging="360"/>
-        <w:jc w:val="both"/>
-        <w:rPr>
-          <w:sz w:val="24"/>
-          <w:szCs w:val="24"/>
-        </w:rPr>
-      </w:pPr>
-      <w:r>
-        <w:rPr>
-          <w:sz w:val="24"/>
-          <w:szCs w:val="24"/>
-          <w:rtl w:val="0"/>
-        </w:rPr>
-        <w:t xml:space="preserve">Metodologia Ágil e Scrum adaptado para projetos acadêmicos.</w:t>
-      </w:r>
-    </w:p>
-    <w:p>
-      <w:pPr>
-        <w:pStyle w:val="Heading2"/>
+        <w:spacing w:after="240"/>
+      </w:pPr>
+      <w:r>
+        <w:t>Metodologia Ágil e Scrum adaptado para projetos acadêmicos.</w:t>
+      </w:r>
+    </w:p>
+    <w:p>
+      <w:pPr>
+        <w:pStyle w:val="Ttulo2"/>
         <w:keepNext w:val="0"/>
         <w:keepLines w:val="0"/>
-        <w:spacing w:before="200" w:line="360" w:lineRule="auto"/>
+        <w:spacing w:before="200"/>
         <w:ind w:left="720" w:hanging="360"/>
-        <w:jc w:val="both"/>
-        <w:rPr/>
-      </w:pPr>
-      <w:bookmarkStart w:colFirst="0" w:colLast="0" w:name="_rlpp0pjd4nm2" w:id="16"/>
+      </w:pPr>
+      <w:bookmarkStart w:id="16" w:name="_Toc232009328"/>
+      <w:r>
+        <w:t>1.5 Visão Geral</w:t>
+      </w:r>
       <w:bookmarkEnd w:id="16"/>
-      <w:r>
-        <w:rPr>
-          <w:rtl w:val="0"/>
-        </w:rPr>
-        <w:t xml:space="preserve">1.5 Visão Geral</w:t>
-      </w:r>
-    </w:p>
-    <w:p>
-      <w:pPr>
-        <w:spacing w:after="240" w:before="200" w:line="360" w:lineRule="auto"/>
-        <w:jc w:val="both"/>
-        <w:rPr>
-          <w:sz w:val="24"/>
-          <w:szCs w:val="24"/>
-        </w:rPr>
-      </w:pPr>
-      <w:r>
-        <w:rPr>
-          <w:sz w:val="24"/>
-          <w:szCs w:val="24"/>
-          <w:rtl w:val="0"/>
-        </w:rPr>
-        <w:t xml:space="preserve">Este documento está organizado da seguinte forma:</w:t>
+    </w:p>
+    <w:p>
+      <w:pPr>
+        <w:spacing w:after="240"/>
+      </w:pPr>
+      <w:r>
+        <w:t>Este documento está organizado da seguinte forma:</w:t>
       </w:r>
     </w:p>
     <w:p>
@@ -1640,30 +1967,16 @@
           <w:ilvl w:val="0"/>
           <w:numId w:val="4"/>
         </w:numPr>
-        <w:spacing w:after="240" w:before="200" w:line="360" w:lineRule="auto"/>
-        <w:ind w:left="720" w:hanging="360"/>
-        <w:jc w:val="both"/>
-        <w:rPr>
-          <w:sz w:val="24"/>
-          <w:szCs w:val="24"/>
-        </w:rPr>
-      </w:pPr>
-      <w:r>
-        <w:rPr>
-          <w:b w:val="1"/>
-          <w:bCs w:val="1"/>
-          <w:sz w:val="24"/>
-          <w:szCs w:val="24"/>
-          <w:rtl w:val="0"/>
-        </w:rPr>
-        <w:t xml:space="preserve">Seção 2 (Descrição Geral):</w:t>
-      </w:r>
-      <w:r>
-        <w:rPr>
-          <w:sz w:val="24"/>
-          <w:szCs w:val="24"/>
-          <w:rtl w:val="0"/>
-        </w:rPr>
+        <w:spacing w:after="240"/>
+      </w:pPr>
+      <w:r>
+        <w:rPr>
+          <w:b/>
+          <w:bCs/>
+        </w:rPr>
+        <w:t>Seção 2 (Descrição Geral):</w:t>
+      </w:r>
+      <w:r>
         <w:t xml:space="preserve"> Define o contexto do software e as características dos usuários (vendedores e representantes).</w:t>
       </w:r>
     </w:p>
@@ -1673,30 +1986,15 @@
           <w:ilvl w:val="0"/>
           <w:numId w:val="4"/>
         </w:numPr>
-        <w:spacing w:after="0" w:before="200" w:line="360" w:lineRule="auto"/>
-        <w:ind w:left="720" w:hanging="360"/>
-        <w:jc w:val="both"/>
-        <w:rPr>
-          <w:sz w:val="24"/>
-          <w:szCs w:val="24"/>
-        </w:rPr>
-      </w:pPr>
-      <w:r>
-        <w:rPr>
-          <w:b w:val="1"/>
-          <w:bCs w:val="1"/>
-          <w:sz w:val="24"/>
-          <w:szCs w:val="24"/>
-          <w:rtl w:val="0"/>
-        </w:rPr>
-        <w:t xml:space="preserve">Seção 3 (Requisitos Específicos):</w:t>
-      </w:r>
-      <w:r>
-        <w:rPr>
-          <w:sz w:val="24"/>
-          <w:szCs w:val="24"/>
-          <w:rtl w:val="0"/>
-        </w:rPr>
+      </w:pPr>
+      <w:r>
+        <w:rPr>
+          <w:b/>
+          <w:bCs/>
+        </w:rPr>
+        <w:t>Seção 3 (Requisitos Específicos):</w:t>
+      </w:r>
+      <w:r>
         <w:t xml:space="preserve"> Detalha os requisitos funcionais e não-funcionais (performance, responsividade e disponibilidade).</w:t>
       </w:r>
     </w:p>
@@ -1706,122 +2004,98 @@
           <w:ilvl w:val="0"/>
           <w:numId w:val="4"/>
         </w:numPr>
-        <w:spacing w:after="0" w:before="200" w:line="360" w:lineRule="auto"/>
-        <w:ind w:left="720" w:hanging="360"/>
-        <w:jc w:val="both"/>
-        <w:rPr>
-          <w:sz w:val="24"/>
-          <w:szCs w:val="24"/>
-        </w:rPr>
-      </w:pPr>
-      <w:r>
-        <w:rPr>
-          <w:b w:val="1"/>
-          <w:bCs w:val="1"/>
-          <w:sz w:val="24"/>
-          <w:szCs w:val="24"/>
-          <w:rtl w:val="0"/>
-        </w:rPr>
-        <w:t xml:space="preserve">Seção 4 (Modelagem):</w:t>
-      </w:r>
-      <w:r>
-        <w:rPr>
-          <w:sz w:val="24"/>
-          <w:szCs w:val="24"/>
-          <w:rtl w:val="0"/>
-        </w:rPr>
+      </w:pPr>
+      <w:r>
+        <w:rPr>
+          <w:b/>
+          <w:bCs/>
+        </w:rPr>
+        <w:t>Seção 4 (Modelagem):</w:t>
+      </w:r>
+      <w:r>
         <w:t xml:space="preserve"> Apresenta o diagrama de classes e a estrutura do banco de dados.</w:t>
       </w:r>
     </w:p>
     <w:p>
       <w:pPr>
-        <w:spacing w:after="240" w:before="200" w:line="360" w:lineRule="auto"/>
-        <w:ind w:left="720" w:firstLine="0"/>
-        <w:jc w:val="both"/>
-        <w:rPr>
-          <w:sz w:val="24"/>
-          <w:szCs w:val="24"/>
-        </w:rPr>
-      </w:pPr>
-      <w:r>
-        <w:rPr>
-          <w:rtl w:val="0"/>
-        </w:rPr>
-      </w:r>
-    </w:p>
-    <w:p>
-      <w:pPr>
-        <w:pStyle w:val="Heading1"/>
+        <w:spacing w:after="240"/>
+        <w:ind w:left="720"/>
+      </w:pPr>
+    </w:p>
+    <w:p>
+      <w:pPr>
+        <w:pStyle w:val="Ttulo1"/>
         <w:keepNext w:val="0"/>
         <w:keepLines w:val="0"/>
-        <w:spacing w:before="200" w:line="360" w:lineRule="auto"/>
-        <w:jc w:val="both"/>
-        <w:rPr/>
-      </w:pPr>
-      <w:bookmarkStart w:colFirst="0" w:colLast="0" w:name="_fos6e7yh5i4d" w:id="17"/>
+        <w:spacing w:before="200"/>
+      </w:pPr>
+      <w:bookmarkStart w:id="17" w:name="_Toc232009329"/>
+      <w:r>
+        <w:t>2. Descrição Geral</w:t>
+      </w:r>
       <w:bookmarkEnd w:id="17"/>
-      <w:r>
-        <w:rPr>
-          <w:rtl w:val="0"/>
-        </w:rPr>
-        <w:t xml:space="preserve">2. Descrição Geral</w:t>
-      </w:r>
-    </w:p>
-    <w:p>
-      <w:pPr>
-        <w:pStyle w:val="Heading2"/>
+    </w:p>
+    <w:p>
+      <w:pPr>
+        <w:pStyle w:val="Ttulo2"/>
         <w:keepNext w:val="0"/>
         <w:keepLines w:val="0"/>
-        <w:spacing w:before="280" w:lineRule="auto"/>
-        <w:rPr/>
-      </w:pPr>
-      <w:bookmarkStart w:colFirst="0" w:colLast="0" w:name="_xdqjl2hnmdu0" w:id="18"/>
+        <w:spacing w:before="280"/>
+      </w:pPr>
+      <w:bookmarkStart w:id="18" w:name="_xdqjl2hnmdu0" w:colFirst="0" w:colLast="0"/>
+      <w:bookmarkStart w:id="19" w:name="_Toc232009330"/>
       <w:bookmarkEnd w:id="18"/>
       <w:r>
-        <w:rPr>
-          <w:rtl w:val="0"/>
-        </w:rPr>
-        <w:t xml:space="preserve">2.1 Perspectiva do Produto</w:t>
-      </w:r>
-    </w:p>
-    <w:p>
-      <w:pPr>
-        <w:rPr/>
-      </w:pPr>
-      <w:r>
-        <w:rPr>
-          <w:rtl w:val="0"/>
-        </w:rPr>
-        <w:t xml:space="preserve">O software é uma plataforma Web independente de suporte à decisão, projetada para funcionar como um sistema centralizador de inteligência comercial. Ele não faz parte de um ERP legado, mas foi concebido para atuar como uma camada de análise sobre os dados de vendas. A arquitetura é baseada em um servidor de backend responsável pelo processamento da lógica de negócio e do motor de recomendação, que interage com um banco de dados relacional para persistência de informações e entrega as visualizações através de um frontend responsivo.</w:t>
-      </w:r>
-    </w:p>
-    <w:p>
-      <w:pPr>
-        <w:pStyle w:val="Heading2"/>
+        <w:t>2.1 Perspectiva do Produto</w:t>
+      </w:r>
+      <w:bookmarkEnd w:id="19"/>
+    </w:p>
+    <w:p>
+      <w:r>
+        <w:t xml:space="preserve">O software é uma plataforma Web independente de suporte à decisão, projetada para funcionar como um sistema centralizador de inteligência comercial. Ele não faz parte de um ERP, mas foi concebido para atuar como uma camada de análise sobre os dados de vendas. A arquitetura é baseada em um servidor de </w:t>
+      </w:r>
+      <w:proofErr w:type="spellStart"/>
+      <w:r>
+        <w:t>backend</w:t>
+      </w:r>
+      <w:proofErr w:type="spellEnd"/>
+      <w:r>
+        <w:t xml:space="preserve"> responsável pelo processamento da lógica de negócio e do motor de recomendação, que interage </w:t>
+      </w:r>
+      <w:r>
+        <w:lastRenderedPageBreak/>
+        <w:t xml:space="preserve">com um banco de dados relacional para persistência de informações e entrega as visualizações através de um </w:t>
+      </w:r>
+      <w:proofErr w:type="spellStart"/>
+      <w:r>
+        <w:t>frontend</w:t>
+      </w:r>
+      <w:proofErr w:type="spellEnd"/>
+      <w:r>
+        <w:t xml:space="preserve"> responsivo.</w:t>
+      </w:r>
+    </w:p>
+    <w:p>
+      <w:pPr>
+        <w:pStyle w:val="Ttulo2"/>
         <w:keepNext w:val="0"/>
         <w:keepLines w:val="0"/>
-        <w:spacing w:before="280" w:lineRule="auto"/>
-        <w:rPr/>
-      </w:pPr>
-      <w:bookmarkStart w:colFirst="0" w:colLast="0" w:name="_tuunkk1hgikr" w:id="19"/>
-      <w:bookmarkEnd w:id="19"/>
-      <w:r>
-        <w:rPr>
-          <w:rtl w:val="0"/>
-        </w:rPr>
-        <w:t xml:space="preserve">2.2 Funções do Produto</w:t>
-      </w:r>
-    </w:p>
-    <w:p>
-      <w:pPr>
-        <w:spacing w:after="240" w:before="240" w:lineRule="auto"/>
-        <w:rPr/>
-      </w:pPr>
-      <w:r>
-        <w:rPr>
-          <w:rtl w:val="0"/>
-        </w:rPr>
-        <w:t xml:space="preserve">As funcionalidades centrais do sistema incluem:</w:t>
+        <w:spacing w:before="280"/>
+      </w:pPr>
+      <w:bookmarkStart w:id="20" w:name="_tuunkk1hgikr" w:colFirst="0" w:colLast="0"/>
+      <w:bookmarkStart w:id="21" w:name="_Toc232009331"/>
+      <w:bookmarkEnd w:id="20"/>
+      <w:r>
+        <w:t>2.2 Funções do Produto</w:t>
+      </w:r>
+      <w:bookmarkEnd w:id="21"/>
+    </w:p>
+    <w:p>
+      <w:pPr>
+        <w:spacing w:before="240" w:after="240"/>
+      </w:pPr>
+      <w:r>
+        <w:t>As funcionalidades centrais do sistema incluem:</w:t>
       </w:r>
     </w:p>
     <w:p>
@@ -1830,8 +2104,7 @@
           <w:ilvl w:val="0"/>
           <w:numId w:val="5"/>
         </w:numPr>
-        <w:spacing w:after="0" w:afterAutospacing="0" w:before="240" w:lineRule="auto"/>
-        <w:ind w:left="720" w:hanging="360"/>
+        <w:spacing w:before="240"/>
         <w:jc w:val="left"/>
         <w:rPr>
           <w:sz w:val="22"/>
@@ -1840,16 +2113,12 @@
       </w:pPr>
       <w:r>
         <w:rPr>
-          <w:b w:val="1"/>
-          <w:bCs w:val="1"/>
-          <w:rtl w:val="0"/>
-        </w:rPr>
-        <w:t xml:space="preserve">Gestão de Acesso:</w:t>
-      </w:r>
-      <w:r>
-        <w:rPr>
-          <w:rtl w:val="0"/>
-        </w:rPr>
+          <w:b/>
+          <w:bCs/>
+        </w:rPr>
+        <w:t>Gestão de Acesso:</w:t>
+      </w:r>
+      <w:r>
         <w:t xml:space="preserve"> Autenticação segura de usuários com controle de perfil.</w:t>
       </w:r>
     </w:p>
@@ -1859,8 +2128,7 @@
           <w:ilvl w:val="0"/>
           <w:numId w:val="5"/>
         </w:numPr>
-        <w:spacing w:after="0" w:afterAutospacing="0" w:before="0" w:beforeAutospacing="0" w:lineRule="auto"/>
-        <w:ind w:left="720" w:hanging="360"/>
+        <w:spacing w:before="0"/>
         <w:jc w:val="left"/>
         <w:rPr>
           <w:sz w:val="22"/>
@@ -1869,16 +2137,12 @@
       </w:pPr>
       <w:r>
         <w:rPr>
-          <w:b w:val="1"/>
-          <w:bCs w:val="1"/>
-          <w:rtl w:val="0"/>
-        </w:rPr>
-        <w:t xml:space="preserve">Dashboard Inteligente:</w:t>
-      </w:r>
-      <w:r>
-        <w:rPr>
-          <w:rtl w:val="0"/>
-        </w:rPr>
+          <w:b/>
+          <w:bCs/>
+        </w:rPr>
+        <w:t>Dashboard Inteligente:</w:t>
+      </w:r>
+      <w:r>
         <w:t xml:space="preserve"> Visualização de KPIs de vendas, com segmentação por região, produto e cliente.</w:t>
       </w:r>
     </w:p>
@@ -1888,8 +2152,7 @@
           <w:ilvl w:val="0"/>
           <w:numId w:val="5"/>
         </w:numPr>
-        <w:spacing w:after="0" w:afterAutospacing="0" w:before="0" w:beforeAutospacing="0" w:lineRule="auto"/>
-        <w:ind w:left="720" w:hanging="360"/>
+        <w:spacing w:before="0"/>
         <w:jc w:val="left"/>
         <w:rPr>
           <w:sz w:val="22"/>
@@ -1898,17 +2161,29 @@
       </w:pPr>
       <w:r>
         <w:rPr>
-          <w:b w:val="1"/>
-          <w:bCs w:val="1"/>
-          <w:rtl w:val="0"/>
-        </w:rPr>
-        <w:t xml:space="preserve">Motor de Recomendação:</w:t>
-      </w:r>
-      <w:r>
-        <w:rPr>
-          <w:rtl w:val="0"/>
-        </w:rPr>
-        <w:t xml:space="preserve"> Algoritmo de sugestão de produtos baseado em técnicas de filtragem (Cross-selling/Up-selling) para otimização de vendas.</w:t>
+          <w:b/>
+          <w:bCs/>
+        </w:rPr>
+        <w:t>Motor de Recomendação:</w:t>
+      </w:r>
+      <w:r>
+        <w:t xml:space="preserve"> Algoritmo de sugestão de produtos baseado em técnicas de filtragem (Cross-</w:t>
+      </w:r>
+      <w:proofErr w:type="spellStart"/>
+      <w:r>
+        <w:t>selling</w:t>
+      </w:r>
+      <w:proofErr w:type="spellEnd"/>
+      <w:r>
+        <w:t>/</w:t>
+      </w:r>
+      <w:proofErr w:type="spellStart"/>
+      <w:r>
+        <w:t>Up-selling</w:t>
+      </w:r>
+      <w:proofErr w:type="spellEnd"/>
+      <w:r>
+        <w:t>) para otimização de vendas.</w:t>
       </w:r>
     </w:p>
     <w:p>
@@ -1917,8 +2192,7 @@
           <w:ilvl w:val="0"/>
           <w:numId w:val="5"/>
         </w:numPr>
-        <w:spacing w:after="0" w:afterAutospacing="0" w:before="0" w:beforeAutospacing="0" w:lineRule="auto"/>
-        <w:ind w:left="720" w:hanging="360"/>
+        <w:spacing w:before="0"/>
         <w:jc w:val="left"/>
         <w:rPr>
           <w:sz w:val="22"/>
@@ -1927,16 +2201,12 @@
       </w:pPr>
       <w:r>
         <w:rPr>
-          <w:b w:val="1"/>
-          <w:bCs w:val="1"/>
-          <w:rtl w:val="0"/>
-        </w:rPr>
-        <w:t xml:space="preserve">Sistema de Alertas:</w:t>
-      </w:r>
-      <w:r>
-        <w:rPr>
-          <w:rtl w:val="0"/>
-        </w:rPr>
+          <w:b/>
+          <w:bCs/>
+        </w:rPr>
+        <w:t>Sistema de Alertas:</w:t>
+      </w:r>
+      <w:r>
         <w:t xml:space="preserve"> Notificações automáticas sobre clientes com comportamento de compra atípico ou inatividade.</w:t>
       </w:r>
     </w:p>
@@ -1946,8 +2216,7 @@
           <w:ilvl w:val="0"/>
           <w:numId w:val="5"/>
         </w:numPr>
-        <w:spacing w:after="240" w:before="0" w:beforeAutospacing="0" w:lineRule="auto"/>
-        <w:ind w:left="720" w:hanging="360"/>
+        <w:spacing w:before="0" w:after="240"/>
         <w:jc w:val="left"/>
         <w:rPr>
           <w:sz w:val="22"/>
@@ -1956,36 +2225,30 @@
       </w:pPr>
       <w:r>
         <w:rPr>
-          <w:b w:val="1"/>
-          <w:bCs w:val="1"/>
-          <w:rtl w:val="0"/>
-        </w:rPr>
-        <w:t xml:space="preserve">Relatórios Dinâmicos:</w:t>
-      </w:r>
-      <w:r>
-        <w:rPr>
-          <w:rtl w:val="0"/>
-        </w:rPr>
+          <w:b/>
+          <w:bCs/>
+        </w:rPr>
+        <w:t>Relatórios Dinâmicos:</w:t>
+      </w:r>
+      <w:r>
         <w:t xml:space="preserve"> Geração de análises filtráveis para auxiliar o representante comercial em campo.</w:t>
       </w:r>
     </w:p>
     <w:p>
       <w:pPr>
-        <w:pStyle w:val="Heading2"/>
+        <w:pStyle w:val="Ttulo2"/>
         <w:keepNext w:val="0"/>
         <w:keepLines w:val="0"/>
-        <w:spacing w:before="280" w:lineRule="auto"/>
+        <w:spacing w:before="280"/>
         <w:jc w:val="left"/>
-        <w:rPr/>
-      </w:pPr>
-      <w:bookmarkStart w:colFirst="0" w:colLast="0" w:name="_isy1z71mka2x" w:id="20"/>
-      <w:bookmarkEnd w:id="20"/>
-      <w:r>
-        <w:rPr>
-          <w:rtl w:val="0"/>
-        </w:rPr>
-        <w:t xml:space="preserve">2.3 Características do Usuário</w:t>
-      </w:r>
+      </w:pPr>
+      <w:bookmarkStart w:id="22" w:name="_isy1z71mka2x" w:colFirst="0" w:colLast="0"/>
+      <w:bookmarkStart w:id="23" w:name="_Toc232009332"/>
+      <w:bookmarkEnd w:id="22"/>
+      <w:r>
+        <w:t>2.3 Características do Usuário</w:t>
+      </w:r>
+      <w:bookmarkEnd w:id="23"/>
     </w:p>
     <w:p>
       <w:pPr>
@@ -1993,8 +2256,7 @@
           <w:ilvl w:val="0"/>
           <w:numId w:val="5"/>
         </w:numPr>
-        <w:spacing w:after="0" w:afterAutospacing="0" w:before="240" w:lineRule="auto"/>
-        <w:ind w:left="720" w:hanging="360"/>
+        <w:spacing w:before="240"/>
         <w:jc w:val="left"/>
         <w:rPr>
           <w:sz w:val="22"/>
@@ -2003,17 +2265,25 @@
       </w:pPr>
       <w:r>
         <w:rPr>
-          <w:b w:val="1"/>
-          <w:bCs w:val="1"/>
-          <w:rtl w:val="0"/>
-        </w:rPr>
-        <w:t xml:space="preserve">Representante Comercial:</w:t>
-      </w:r>
-      <w:r>
-        <w:rPr>
-          <w:rtl w:val="0"/>
-        </w:rPr>
-        <w:t xml:space="preserve"> Usuário com conhecimento prático de vendas, mas baixa necessidade de lidar com a parte técnica da IA. Utilizará o sistema via dispositivos móveis (smartphone/tablet) durante as visitas aos clientes para consultar sugestões de produtos e indicadores de metas.</w:t>
+          <w:b/>
+          <w:bCs/>
+        </w:rPr>
+        <w:t>Representante Comercial:</w:t>
+      </w:r>
+      <w:r>
+        <w:t xml:space="preserve"> Usuário com conhecimento prático de vendas, mas baixa necessidade de lidar com a parte técnica da IA. Utilizará o sistema via dispositivos móveis (smartphone/tablet)</w:t>
+      </w:r>
+      <w:r>
+        <w:t xml:space="preserve"> </w:t>
+      </w:r>
+      <w:r>
+        <w:t>durante as visitas aos clientes para consultar sugestões de produtos e indicadores de metas</w:t>
+      </w:r>
+      <w:r>
+        <w:t>, ou no computador para fazer a preparação de uma visita</w:t>
+      </w:r>
+      <w:r>
+        <w:t>.</w:t>
       </w:r>
     </w:p>
     <w:p>
@@ -2022,8 +2292,7 @@
           <w:ilvl w:val="0"/>
           <w:numId w:val="5"/>
         </w:numPr>
-        <w:spacing w:after="0" w:afterAutospacing="0" w:before="0" w:beforeAutospacing="0" w:lineRule="auto"/>
-        <w:ind w:left="720" w:hanging="360"/>
+        <w:spacing w:before="0"/>
         <w:jc w:val="left"/>
         <w:rPr>
           <w:sz w:val="22"/>
@@ -2032,17 +2301,21 @@
       </w:pPr>
       <w:r>
         <w:rPr>
-          <w:b w:val="1"/>
-          <w:bCs w:val="1"/>
-          <w:rtl w:val="0"/>
-        </w:rPr>
-        <w:t xml:space="preserve">Vendedor Interno:</w:t>
-      </w:r>
-      <w:r>
-        <w:rPr>
-          <w:rtl w:val="0"/>
-        </w:rPr>
-        <w:t xml:space="preserve"> Usuário com maior familiaridade com o computador/desktop. Utilizará o sistema para gerenciar uma base de clientes maior, consultar relatórios detalhados e realizar o acompanhamento proativo de inatividade (Churn).</w:t>
+          <w:b/>
+          <w:bCs/>
+        </w:rPr>
+        <w:t>Vendedor Interno:</w:t>
+      </w:r>
+      <w:r>
+        <w:t xml:space="preserve"> Usuário com maior familiaridade com o computador/desktop. Utilizará o sistema para gerenciar uma base de clientes maior, consultar relatórios detalhados e realizar o acompanhamento proativo de inatividade (</w:t>
+      </w:r>
+      <w:proofErr w:type="spellStart"/>
+      <w:r>
+        <w:t>Churn</w:t>
+      </w:r>
+      <w:proofErr w:type="spellEnd"/>
+      <w:r>
+        <w:t>).</w:t>
       </w:r>
     </w:p>
     <w:p>
@@ -2051,8 +2324,7 @@
           <w:ilvl w:val="0"/>
           <w:numId w:val="5"/>
         </w:numPr>
-        <w:spacing w:after="240" w:before="0" w:beforeAutospacing="0" w:lineRule="auto"/>
-        <w:ind w:left="720" w:hanging="360"/>
+        <w:spacing w:before="0" w:after="240"/>
         <w:jc w:val="left"/>
         <w:rPr>
           <w:sz w:val="22"/>
@@ -2061,35 +2333,29 @@
       </w:pPr>
       <w:r>
         <w:rPr>
-          <w:b w:val="1"/>
-          <w:bCs w:val="1"/>
-          <w:rtl w:val="0"/>
-        </w:rPr>
-        <w:t xml:space="preserve">Administrador:</w:t>
-      </w:r>
-      <w:r>
-        <w:rPr>
-          <w:rtl w:val="0"/>
-        </w:rPr>
+          <w:b/>
+          <w:bCs/>
+        </w:rPr>
+        <w:t>Administrador:</w:t>
+      </w:r>
+      <w:r>
         <w:t xml:space="preserve"> Responsável pela configuração do sistema e manutenção da integridade dos dados. Possui conhecimento técnico para gerenciar as permissões e validar a eficácia do motor de recomendação.</w:t>
       </w:r>
     </w:p>
     <w:p>
       <w:pPr>
-        <w:pStyle w:val="Heading2"/>
+        <w:pStyle w:val="Ttulo2"/>
         <w:keepNext w:val="0"/>
         <w:keepLines w:val="0"/>
-        <w:spacing w:before="280" w:lineRule="auto"/>
-        <w:rPr/>
-      </w:pPr>
-      <w:bookmarkStart w:colFirst="0" w:colLast="0" w:name="_s5jt3bkeaa3d" w:id="21"/>
-      <w:bookmarkEnd w:id="21"/>
-      <w:r>
-        <w:rPr>
-          <w:rtl w:val="0"/>
-        </w:rPr>
-        <w:t xml:space="preserve">2.4 Restrições</w:t>
-      </w:r>
+        <w:spacing w:before="280"/>
+      </w:pPr>
+      <w:bookmarkStart w:id="24" w:name="_s5jt3bkeaa3d" w:colFirst="0" w:colLast="0"/>
+      <w:bookmarkStart w:id="25" w:name="_Toc232009333"/>
+      <w:bookmarkEnd w:id="24"/>
+      <w:r>
+        <w:t>2.4 Restrições</w:t>
+      </w:r>
+      <w:bookmarkEnd w:id="25"/>
     </w:p>
     <w:p>
       <w:pPr>
@@ -2097,22 +2363,18 @@
           <w:ilvl w:val="0"/>
           <w:numId w:val="2"/>
         </w:numPr>
-        <w:spacing w:after="0" w:afterAutospacing="0" w:before="240" w:lineRule="auto"/>
-        <w:ind w:left="720" w:hanging="360"/>
+        <w:spacing w:before="240"/>
         <w:jc w:val="left"/>
       </w:pPr>
       <w:r>
         <w:rPr>
-          <w:b w:val="1"/>
-          <w:bCs w:val="1"/>
-          <w:rtl w:val="0"/>
-        </w:rPr>
-        <w:t xml:space="preserve">Performance:</w:t>
-      </w:r>
-      <w:r>
-        <w:rPr>
-          <w:rtl w:val="0"/>
-        </w:rPr>
+          <w:b/>
+          <w:bCs/>
+        </w:rPr>
+        <w:lastRenderedPageBreak/>
+        <w:t>Performance:</w:t>
+      </w:r>
+      <w:r>
         <w:t xml:space="preserve"> O tempo de resposta para qualquer recomendação ou filtro não deve ultrapassar 2 segundos, visando garantir agilidade na ponta (visita comercial).</w:t>
       </w:r>
     </w:p>
@@ -2122,22 +2384,17 @@
           <w:ilvl w:val="0"/>
           <w:numId w:val="2"/>
         </w:numPr>
-        <w:spacing w:after="0" w:afterAutospacing="0" w:before="0" w:beforeAutospacing="0" w:lineRule="auto"/>
-        <w:ind w:left="720" w:hanging="360"/>
+        <w:spacing w:before="0"/>
         <w:jc w:val="left"/>
       </w:pPr>
       <w:r>
         <w:rPr>
-          <w:b w:val="1"/>
-          <w:bCs w:val="1"/>
-          <w:rtl w:val="0"/>
-        </w:rPr>
-        <w:t xml:space="preserve">Conformidade:</w:t>
-      </w:r>
-      <w:r>
-        <w:rPr>
-          <w:rtl w:val="0"/>
-        </w:rPr>
+          <w:b/>
+          <w:bCs/>
+        </w:rPr>
+        <w:t>Conformidade:</w:t>
+      </w:r>
+      <w:r>
         <w:t xml:space="preserve"> O tratamento de dados pessoais (clientes) deve estar em conformidade com as diretrizes da LGPD.</w:t>
       </w:r>
     </w:p>
@@ -2147,42 +2404,35 @@
           <w:ilvl w:val="0"/>
           <w:numId w:val="2"/>
         </w:numPr>
-        <w:spacing w:after="240" w:before="0" w:beforeAutospacing="0" w:lineRule="auto"/>
-        <w:ind w:left="720" w:hanging="360"/>
+        <w:spacing w:before="0" w:after="240"/>
         <w:jc w:val="left"/>
       </w:pPr>
       <w:r>
         <w:rPr>
-          <w:b w:val="1"/>
-          <w:bCs w:val="1"/>
-          <w:rtl w:val="0"/>
-        </w:rPr>
-        <w:t xml:space="preserve">Disponibilidade:</w:t>
-      </w:r>
-      <w:r>
-        <w:rPr>
-          <w:rtl w:val="0"/>
-        </w:rPr>
+          <w:b/>
+          <w:bCs/>
+        </w:rPr>
+        <w:t>Disponibilidade:</w:t>
+      </w:r>
+      <w:r>
         <w:t xml:space="preserve"> O sistema deve manter alta disponibilidade, sendo acessível via navegadores modernos (Chrome, Edge, Safari).</w:t>
       </w:r>
     </w:p>
     <w:p>
       <w:pPr>
-        <w:pStyle w:val="Heading2"/>
+        <w:pStyle w:val="Ttulo2"/>
         <w:keepNext w:val="0"/>
         <w:keepLines w:val="0"/>
-        <w:spacing w:before="280" w:lineRule="auto"/>
+        <w:spacing w:before="280"/>
         <w:jc w:val="left"/>
-        <w:rPr/>
-      </w:pPr>
-      <w:bookmarkStart w:colFirst="0" w:colLast="0" w:name="_m9nmq4335x79" w:id="22"/>
-      <w:bookmarkEnd w:id="22"/>
-      <w:r>
-        <w:rPr>
-          <w:rtl w:val="0"/>
-        </w:rPr>
-        <w:t xml:space="preserve">2.5 Pressupostos e Dependências</w:t>
-      </w:r>
+      </w:pPr>
+      <w:bookmarkStart w:id="26" w:name="_m9nmq4335x79" w:colFirst="0" w:colLast="0"/>
+      <w:bookmarkStart w:id="27" w:name="_Toc232009334"/>
+      <w:bookmarkEnd w:id="26"/>
+      <w:r>
+        <w:t>2.5 Pressupostos e Dependências</w:t>
+      </w:r>
+      <w:bookmarkEnd w:id="27"/>
     </w:p>
     <w:p>
       <w:pPr>
@@ -2190,23 +2440,34 @@
           <w:ilvl w:val="0"/>
           <w:numId w:val="10"/>
         </w:numPr>
-        <w:spacing w:after="0" w:afterAutospacing="0" w:before="240" w:lineRule="auto"/>
-        <w:ind w:left="720" w:hanging="360"/>
+        <w:spacing w:before="240"/>
         <w:jc w:val="left"/>
       </w:pPr>
       <w:r>
         <w:rPr>
-          <w:b w:val="1"/>
-          <w:bCs w:val="1"/>
-          <w:rtl w:val="0"/>
-        </w:rPr>
-        <w:t xml:space="preserve">Pilha Tecnológica:</w:t>
-      </w:r>
-      <w:r>
-        <w:rPr>
-          <w:rtl w:val="0"/>
-        </w:rPr>
-        <w:t xml:space="preserve"> Assume-se o uso de ambiente de desenvolvimento estável com suporte a bibliotecas de processamento de dados (ex: Python/Pandas/Scikit-learn).</w:t>
+          <w:b/>
+          <w:bCs/>
+        </w:rPr>
+        <w:t>Pilha Tecnológica:</w:t>
+      </w:r>
+      <w:r>
+        <w:t xml:space="preserve"> Assume-se o uso de ambiente de desenvolvimento estável com suporte a bibliotecas de processamento de dados (</w:t>
+      </w:r>
+      <w:proofErr w:type="spellStart"/>
+      <w:r>
+        <w:t>ex</w:t>
+      </w:r>
+      <w:proofErr w:type="spellEnd"/>
+      <w:r>
+        <w:t>: Python/Pandas/</w:t>
+      </w:r>
+      <w:proofErr w:type="spellStart"/>
+      <w:r>
+        <w:t>Scikit-learn</w:t>
+      </w:r>
+      <w:proofErr w:type="spellEnd"/>
+      <w:r>
+        <w:t>).</w:t>
       </w:r>
     </w:p>
     <w:p>
@@ -2215,22 +2476,17 @@
           <w:ilvl w:val="0"/>
           <w:numId w:val="10"/>
         </w:numPr>
-        <w:spacing w:after="0" w:afterAutospacing="0" w:before="0" w:beforeAutospacing="0" w:lineRule="auto"/>
-        <w:ind w:left="720" w:hanging="360"/>
+        <w:spacing w:before="0"/>
         <w:jc w:val="left"/>
       </w:pPr>
       <w:r>
         <w:rPr>
-          <w:b w:val="1"/>
-          <w:bCs w:val="1"/>
-          <w:rtl w:val="0"/>
-        </w:rPr>
-        <w:t xml:space="preserve">Dados:</w:t>
-      </w:r>
-      <w:r>
-        <w:rPr>
-          <w:rtl w:val="0"/>
-        </w:rPr>
+          <w:b/>
+          <w:bCs/>
+        </w:rPr>
+        <w:t>Dados:</w:t>
+      </w:r>
+      <w:r>
         <w:t xml:space="preserve"> Pressupõe-se que os dados de histórico de vendas exportados do sistema atual da loja estejam estruturados e limpos para o processamento pelo motor de IA.</w:t>
       </w:r>
     </w:p>
@@ -2240,1105 +2496,804 @@
           <w:ilvl w:val="0"/>
           <w:numId w:val="10"/>
         </w:numPr>
-        <w:spacing w:after="240" w:before="0" w:beforeAutospacing="0" w:lineRule="auto"/>
-        <w:ind w:left="720" w:hanging="360"/>
+        <w:spacing w:before="0" w:after="240"/>
         <w:jc w:val="left"/>
       </w:pPr>
       <w:r>
         <w:rPr>
-          <w:b w:val="1"/>
-          <w:bCs w:val="1"/>
-          <w:rtl w:val="0"/>
-        </w:rPr>
-        <w:t xml:space="preserve">Serviços Externos:</w:t>
-      </w:r>
-      <w:r>
-        <w:rPr>
-          <w:rtl w:val="0"/>
-        </w:rPr>
+          <w:b/>
+          <w:bCs/>
+        </w:rPr>
+        <w:t>Serviços Externos:</w:t>
+      </w:r>
+      <w:r>
         <w:t xml:space="preserve"> O sistema depende da infraestrutura de nuvem para hospedagem e, caso necessário, de APIs de mapas ou geolocalização para visualização das regiões de venda.</w:t>
       </w:r>
-      <w:r>
-        <w:rPr>
-          <w:rtl w:val="0"/>
-        </w:rPr>
-      </w:r>
-    </w:p>
-    <w:p>
-      <w:pPr>
-        <w:pStyle w:val="Heading1"/>
+    </w:p>
+    <w:p>
+      <w:pPr>
+        <w:pStyle w:val="Ttulo1"/>
         <w:keepNext w:val="0"/>
         <w:keepLines w:val="0"/>
-        <w:spacing w:before="200" w:lineRule="auto"/>
-        <w:rPr/>
-      </w:pPr>
-      <w:bookmarkStart w:colFirst="0" w:colLast="0" w:name="_1hufxjrz74fl" w:id="23"/>
-      <w:bookmarkEnd w:id="23"/>
-      <w:r>
-        <w:rPr>
-          <w:rtl w:val="0"/>
-        </w:rPr>
-        <w:t xml:space="preserve">3. Requisitos Específicos </w:t>
-      </w:r>
-    </w:p>
-    <w:p>
-      <w:pPr>
-        <w:pStyle w:val="Heading2"/>
+        <w:spacing w:before="200"/>
+      </w:pPr>
+      <w:bookmarkStart w:id="28" w:name="_Toc232009335"/>
+      <w:r>
+        <w:t>3. Requisitos Específicos</w:t>
+      </w:r>
+      <w:bookmarkEnd w:id="28"/>
+      <w:r>
+        <w:t xml:space="preserve"> </w:t>
+      </w:r>
+    </w:p>
+    <w:p>
+      <w:pPr>
+        <w:pStyle w:val="Ttulo2"/>
         <w:keepNext w:val="0"/>
         <w:keepLines w:val="0"/>
-        <w:spacing w:after="40" w:before="200" w:lineRule="auto"/>
-        <w:rPr/>
-      </w:pPr>
-      <w:bookmarkStart w:colFirst="0" w:colLast="0" w:name="_syxjmnf9i10l" w:id="24"/>
-      <w:bookmarkEnd w:id="24"/>
-      <w:r>
-        <w:rPr>
-          <w:rtl w:val="0"/>
-        </w:rPr>
-        <w:t xml:space="preserve">3.1 Requisitos Funcionais </w:t>
-      </w:r>
-    </w:p>
-    <w:p>
-      <w:pPr>
-        <w:rPr/>
-      </w:pPr>
-      <w:r>
-        <w:rPr>
-          <w:rtl w:val="0"/>
-        </w:rPr>
-      </w:r>
-    </w:p>
+        <w:spacing w:before="200" w:after="40"/>
+      </w:pPr>
+      <w:bookmarkStart w:id="29" w:name="_Toc232009336"/>
+      <w:r>
+        <w:t>3.1 Requisitos Funcionais</w:t>
+      </w:r>
+      <w:bookmarkEnd w:id="29"/>
+      <w:r>
+        <w:t xml:space="preserve"> </w:t>
+      </w:r>
+    </w:p>
+    <w:p/>
     <w:tbl>
       <w:tblPr>
-        <w:tblStyle w:val="Table1"/>
-        <w:tblW w:w="9045.0" w:type="dxa"/>
-        <w:jc w:val="left"/>
+        <w:tblStyle w:val="a"/>
+        <w:tblW w:w="9045" w:type="dxa"/>
+        <w:tblInd w:w="0" w:type="dxa"/>
         <w:tblBorders>
-          <w:top w:color="000000" w:space="0" w:sz="8" w:val="single"/>
-          <w:left w:color="000000" w:space="0" w:sz="8" w:val="single"/>
-          <w:bottom w:color="000000" w:space="0" w:sz="8" w:val="single"/>
-          <w:right w:color="000000" w:space="0" w:sz="8" w:val="single"/>
-          <w:insideH w:color="000000" w:space="0" w:sz="8" w:val="single"/>
-          <w:insideV w:color="000000" w:space="0" w:sz="8" w:val="single"/>
+          <w:top w:val="single" w:sz="8" w:space="0" w:color="000000"/>
+          <w:left w:val="single" w:sz="8" w:space="0" w:color="000000"/>
+          <w:bottom w:val="single" w:sz="8" w:space="0" w:color="000000"/>
+          <w:right w:val="single" w:sz="8" w:space="0" w:color="000000"/>
+          <w:insideH w:val="single" w:sz="8" w:space="0" w:color="000000"/>
+          <w:insideV w:val="single" w:sz="8" w:space="0" w:color="000000"/>
         </w:tblBorders>
         <w:tblLayout w:type="fixed"/>
-        <w:tblLook w:val="0600"/>
+        <w:tblLook w:val="0600" w:firstRow="0" w:lastRow="0" w:firstColumn="0" w:lastColumn="0" w:noHBand="1" w:noVBand="1"/>
       </w:tblPr>
       <w:tblGrid>
         <w:gridCol w:w="900"/>
         <w:gridCol w:w="6720"/>
         <w:gridCol w:w="1425"/>
-        <w:tblGridChange w:id="0">
-          <w:tblGrid>
-            <w:gridCol w:w="900"/>
-            <w:gridCol w:w="6720"/>
-            <w:gridCol w:w="1425"/>
-          </w:tblGrid>
-        </w:tblGridChange>
       </w:tblGrid>
       <w:tr>
-        <w:trPr>
-          <w:cantSplit w:val="0"/>
-          <w:tblHeader w:val="0"/>
-        </w:trPr>
         <w:tc>
           <w:tcPr>
-            <w:shd w:fill="auto" w:val="clear"/>
+            <w:tcW w:w="900" w:type="dxa"/>
             <w:tcMar>
-              <w:top w:w="100.0" w:type="dxa"/>
-              <w:left w:w="100.0" w:type="dxa"/>
-              <w:bottom w:w="100.0" w:type="dxa"/>
-              <w:right w:w="100.0" w:type="dxa"/>
+              <w:top w:w="100" w:type="dxa"/>
+              <w:left w:w="100" w:type="dxa"/>
+              <w:bottom w:w="100" w:type="dxa"/>
+              <w:right w:w="100" w:type="dxa"/>
             </w:tcMar>
-            <w:vAlign w:val="top"/>
           </w:tcPr>
           <w:p>
             <w:pPr>
-              <w:keepNext w:val="0"/>
-              <w:keepLines w:val="0"/>
-              <w:pageBreakBefore w:val="0"/>
               <w:widowControl w:val="0"/>
               <w:pBdr>
-                <w:top w:space="0" w:sz="0" w:val="nil"/>
-                <w:left w:space="0" w:sz="0" w:val="nil"/>
-                <w:bottom w:space="0" w:sz="0" w:val="nil"/>
-                <w:right w:space="0" w:sz="0" w:val="nil"/>
-                <w:between w:space="0" w:sz="0" w:val="nil"/>
+                <w:top w:val="nil"/>
+                <w:left w:val="nil"/>
+                <w:bottom w:val="nil"/>
+                <w:right w:val="nil"/>
+                <w:between w:val="nil"/>
               </w:pBdr>
-              <w:shd w:fill="auto" w:val="clear"/>
-              <w:spacing w:after="0" w:before="0" w:line="240" w:lineRule="auto"/>
-              <w:ind w:left="0" w:right="0" w:firstLine="0"/>
+              <w:spacing w:before="0" w:line="240" w:lineRule="auto"/>
               <w:jc w:val="center"/>
               <w:rPr>
-                <w:b w:val="1"/>
-                <w:bCs w:val="1"/>
+                <w:b/>
+                <w:bCs/>
               </w:rPr>
             </w:pPr>
             <w:r>
               <w:rPr>
-                <w:b w:val="1"/>
-                <w:bCs w:val="1"/>
-                <w:rtl w:val="0"/>
-              </w:rPr>
-              <w:t xml:space="preserve">ID</w:t>
+                <w:b/>
+                <w:bCs/>
+              </w:rPr>
+              <w:t>ID</w:t>
             </w:r>
           </w:p>
         </w:tc>
         <w:tc>
           <w:tcPr>
-            <w:shd w:fill="auto" w:val="clear"/>
+            <w:tcW w:w="6720" w:type="dxa"/>
             <w:tcMar>
-              <w:top w:w="100.0" w:type="dxa"/>
-              <w:left w:w="100.0" w:type="dxa"/>
-              <w:bottom w:w="100.0" w:type="dxa"/>
-              <w:right w:w="100.0" w:type="dxa"/>
+              <w:top w:w="100" w:type="dxa"/>
+              <w:left w:w="100" w:type="dxa"/>
+              <w:bottom w:w="100" w:type="dxa"/>
+              <w:right w:w="100" w:type="dxa"/>
             </w:tcMar>
-            <w:vAlign w:val="top"/>
           </w:tcPr>
           <w:p>
             <w:pPr>
-              <w:keepNext w:val="0"/>
-              <w:keepLines w:val="0"/>
-              <w:pageBreakBefore w:val="0"/>
               <w:widowControl w:val="0"/>
               <w:pBdr>
-                <w:top w:space="0" w:sz="0" w:val="nil"/>
-                <w:left w:space="0" w:sz="0" w:val="nil"/>
-                <w:bottom w:space="0" w:sz="0" w:val="nil"/>
-                <w:right w:space="0" w:sz="0" w:val="nil"/>
-                <w:between w:space="0" w:sz="0" w:val="nil"/>
+                <w:top w:val="nil"/>
+                <w:left w:val="nil"/>
+                <w:bottom w:val="nil"/>
+                <w:right w:val="nil"/>
+                <w:between w:val="nil"/>
               </w:pBdr>
-              <w:shd w:fill="auto" w:val="clear"/>
-              <w:spacing w:after="0" w:before="0" w:line="240" w:lineRule="auto"/>
-              <w:ind w:left="0" w:right="0" w:firstLine="0"/>
+              <w:spacing w:before="0" w:line="240" w:lineRule="auto"/>
               <w:jc w:val="left"/>
               <w:rPr>
-                <w:b w:val="1"/>
-                <w:bCs w:val="1"/>
+                <w:b/>
+                <w:bCs/>
               </w:rPr>
             </w:pPr>
             <w:r>
               <w:rPr>
-                <w:b w:val="1"/>
-                <w:bCs w:val="1"/>
-                <w:rtl w:val="0"/>
-              </w:rPr>
-              <w:t xml:space="preserve">Descrição</w:t>
+                <w:b/>
+                <w:bCs/>
+              </w:rPr>
+              <w:t>Descrição</w:t>
             </w:r>
           </w:p>
         </w:tc>
         <w:tc>
           <w:tcPr>
-            <w:shd w:fill="auto" w:val="clear"/>
+            <w:tcW w:w="1425" w:type="dxa"/>
             <w:tcMar>
-              <w:top w:w="100.0" w:type="dxa"/>
-              <w:left w:w="100.0" w:type="dxa"/>
-              <w:bottom w:w="100.0" w:type="dxa"/>
-              <w:right w:w="100.0" w:type="dxa"/>
+              <w:top w:w="100" w:type="dxa"/>
+              <w:left w:w="100" w:type="dxa"/>
+              <w:bottom w:w="100" w:type="dxa"/>
+              <w:right w:w="100" w:type="dxa"/>
             </w:tcMar>
-            <w:vAlign w:val="top"/>
           </w:tcPr>
           <w:p>
             <w:pPr>
-              <w:keepNext w:val="0"/>
-              <w:keepLines w:val="0"/>
-              <w:pageBreakBefore w:val="0"/>
               <w:widowControl w:val="0"/>
               <w:pBdr>
-                <w:top w:space="0" w:sz="0" w:val="nil"/>
-                <w:left w:space="0" w:sz="0" w:val="nil"/>
-                <w:bottom w:space="0" w:sz="0" w:val="nil"/>
-                <w:right w:space="0" w:sz="0" w:val="nil"/>
-                <w:between w:space="0" w:sz="0" w:val="nil"/>
+                <w:top w:val="nil"/>
+                <w:left w:val="nil"/>
+                <w:bottom w:val="nil"/>
+                <w:right w:val="nil"/>
+                <w:between w:val="nil"/>
               </w:pBdr>
-              <w:shd w:fill="auto" w:val="clear"/>
-              <w:spacing w:after="0" w:before="0" w:line="240" w:lineRule="auto"/>
-              <w:ind w:left="0" w:right="0" w:firstLine="0"/>
+              <w:spacing w:before="0" w:line="240" w:lineRule="auto"/>
               <w:jc w:val="center"/>
               <w:rPr>
-                <w:b w:val="1"/>
-                <w:bCs w:val="1"/>
+                <w:b/>
+                <w:bCs/>
               </w:rPr>
             </w:pPr>
             <w:r>
               <w:rPr>
-                <w:b w:val="1"/>
-                <w:bCs w:val="1"/>
-                <w:rtl w:val="0"/>
-              </w:rPr>
-              <w:t xml:space="preserve">Prioridade</w:t>
+                <w:b/>
+                <w:bCs/>
+              </w:rPr>
+              <w:t>Prioridade</w:t>
             </w:r>
           </w:p>
         </w:tc>
       </w:tr>
       <w:tr>
-        <w:trPr>
-          <w:cantSplit w:val="0"/>
-          <w:tblHeader w:val="0"/>
-        </w:trPr>
         <w:tc>
           <w:tcPr>
-            <w:shd w:fill="auto" w:val="clear"/>
+            <w:tcW w:w="900" w:type="dxa"/>
             <w:tcMar>
-              <w:top w:w="100.0" w:type="dxa"/>
-              <w:left w:w="100.0" w:type="dxa"/>
-              <w:bottom w:w="100.0" w:type="dxa"/>
-              <w:right w:w="100.0" w:type="dxa"/>
+              <w:top w:w="100" w:type="dxa"/>
+              <w:left w:w="100" w:type="dxa"/>
+              <w:bottom w:w="100" w:type="dxa"/>
+              <w:right w:w="100" w:type="dxa"/>
             </w:tcMar>
-            <w:vAlign w:val="top"/>
           </w:tcPr>
           <w:p>
             <w:pPr>
-              <w:keepNext w:val="0"/>
-              <w:keepLines w:val="0"/>
-              <w:pageBreakBefore w:val="0"/>
               <w:widowControl w:val="0"/>
               <w:pBdr>
-                <w:top w:space="0" w:sz="0" w:val="nil"/>
-                <w:left w:space="0" w:sz="0" w:val="nil"/>
-                <w:bottom w:space="0" w:sz="0" w:val="nil"/>
-                <w:right w:space="0" w:sz="0" w:val="nil"/>
-                <w:between w:space="0" w:sz="0" w:val="nil"/>
+                <w:top w:val="nil"/>
+                <w:left w:val="nil"/>
+                <w:bottom w:val="nil"/>
+                <w:right w:val="nil"/>
+                <w:between w:val="nil"/>
               </w:pBdr>
-              <w:shd w:fill="auto" w:val="clear"/>
-              <w:spacing w:after="0" w:before="0" w:line="240" w:lineRule="auto"/>
-              <w:ind w:left="0" w:right="0" w:firstLine="0"/>
+              <w:spacing w:before="0" w:line="240" w:lineRule="auto"/>
               <w:jc w:val="center"/>
-              <w:rPr/>
             </w:pPr>
             <w:r>
-              <w:rPr>
-                <w:rtl w:val="0"/>
-              </w:rPr>
-              <w:t xml:space="preserve">RF01</w:t>
+              <w:t>RF01</w:t>
             </w:r>
           </w:p>
         </w:tc>
         <w:tc>
           <w:tcPr>
-            <w:shd w:fill="auto" w:val="clear"/>
+            <w:tcW w:w="6720" w:type="dxa"/>
             <w:tcMar>
-              <w:top w:w="100.0" w:type="dxa"/>
-              <w:left w:w="100.0" w:type="dxa"/>
-              <w:bottom w:w="100.0" w:type="dxa"/>
-              <w:right w:w="100.0" w:type="dxa"/>
+              <w:top w:w="100" w:type="dxa"/>
+              <w:left w:w="100" w:type="dxa"/>
+              <w:bottom w:w="100" w:type="dxa"/>
+              <w:right w:w="100" w:type="dxa"/>
             </w:tcMar>
-            <w:vAlign w:val="top"/>
           </w:tcPr>
           <w:p>
             <w:pPr>
-              <w:keepNext w:val="0"/>
-              <w:keepLines w:val="0"/>
-              <w:pageBreakBefore w:val="0"/>
               <w:widowControl w:val="0"/>
               <w:pBdr>
-                <w:top w:space="0" w:sz="0" w:val="nil"/>
-                <w:left w:space="0" w:sz="0" w:val="nil"/>
-                <w:bottom w:space="0" w:sz="0" w:val="nil"/>
-                <w:right w:space="0" w:sz="0" w:val="nil"/>
-                <w:between w:space="0" w:sz="0" w:val="nil"/>
+                <w:top w:val="nil"/>
+                <w:left w:val="nil"/>
+                <w:bottom w:val="nil"/>
+                <w:right w:val="nil"/>
+                <w:between w:val="nil"/>
               </w:pBdr>
-              <w:shd w:fill="auto" w:val="clear"/>
-              <w:spacing w:after="0" w:before="0" w:line="240" w:lineRule="auto"/>
-              <w:ind w:left="0" w:right="0" w:firstLine="0"/>
+              <w:spacing w:before="0" w:line="240" w:lineRule="auto"/>
               <w:jc w:val="left"/>
-              <w:rPr/>
             </w:pPr>
             <w:r>
-              <w:rPr>
-                <w:rtl w:val="0"/>
-              </w:rPr>
               <w:t xml:space="preserve">O sistema deve autenticar usuários mediante e-mail e senha cadastrados. </w:t>
             </w:r>
           </w:p>
         </w:tc>
         <w:tc>
           <w:tcPr>
-            <w:shd w:fill="auto" w:val="clear"/>
+            <w:tcW w:w="1425" w:type="dxa"/>
             <w:tcMar>
-              <w:top w:w="100.0" w:type="dxa"/>
-              <w:left w:w="100.0" w:type="dxa"/>
-              <w:bottom w:w="100.0" w:type="dxa"/>
-              <w:right w:w="100.0" w:type="dxa"/>
+              <w:top w:w="100" w:type="dxa"/>
+              <w:left w:w="100" w:type="dxa"/>
+              <w:bottom w:w="100" w:type="dxa"/>
+              <w:right w:w="100" w:type="dxa"/>
             </w:tcMar>
-            <w:vAlign w:val="top"/>
           </w:tcPr>
           <w:p>
             <w:pPr>
-              <w:keepNext w:val="0"/>
-              <w:keepLines w:val="0"/>
-              <w:pageBreakBefore w:val="0"/>
               <w:widowControl w:val="0"/>
               <w:pBdr>
-                <w:top w:space="0" w:sz="0" w:val="nil"/>
-                <w:left w:space="0" w:sz="0" w:val="nil"/>
-                <w:bottom w:space="0" w:sz="0" w:val="nil"/>
-                <w:right w:space="0" w:sz="0" w:val="nil"/>
-                <w:between w:space="0" w:sz="0" w:val="nil"/>
+                <w:top w:val="nil"/>
+                <w:left w:val="nil"/>
+                <w:bottom w:val="nil"/>
+                <w:right w:val="nil"/>
+                <w:between w:val="nil"/>
               </w:pBdr>
-              <w:shd w:fill="auto" w:val="clear"/>
-              <w:spacing w:after="0" w:before="0" w:line="240" w:lineRule="auto"/>
-              <w:ind w:left="0" w:right="0" w:firstLine="0"/>
+              <w:spacing w:before="0" w:line="240" w:lineRule="auto"/>
               <w:jc w:val="center"/>
-              <w:rPr/>
             </w:pPr>
             <w:r>
-              <w:rPr>
-                <w:rtl w:val="0"/>
-              </w:rPr>
-              <w:t xml:space="preserve">Alta</w:t>
+              <w:t>Alta</w:t>
             </w:r>
           </w:p>
         </w:tc>
       </w:tr>
       <w:tr>
-        <w:trPr>
-          <w:cantSplit w:val="0"/>
-          <w:tblHeader w:val="0"/>
-        </w:trPr>
         <w:tc>
           <w:tcPr>
-            <w:shd w:fill="auto" w:val="clear"/>
+            <w:tcW w:w="900" w:type="dxa"/>
             <w:tcMar>
-              <w:top w:w="100.0" w:type="dxa"/>
-              <w:left w:w="100.0" w:type="dxa"/>
-              <w:bottom w:w="100.0" w:type="dxa"/>
-              <w:right w:w="100.0" w:type="dxa"/>
+              <w:top w:w="100" w:type="dxa"/>
+              <w:left w:w="100" w:type="dxa"/>
+              <w:bottom w:w="100" w:type="dxa"/>
+              <w:right w:w="100" w:type="dxa"/>
             </w:tcMar>
-            <w:vAlign w:val="top"/>
           </w:tcPr>
           <w:p>
             <w:pPr>
-              <w:keepNext w:val="0"/>
-              <w:keepLines w:val="0"/>
-              <w:pageBreakBefore w:val="0"/>
               <w:widowControl w:val="0"/>
               <w:pBdr>
-                <w:top w:space="0" w:sz="0" w:val="nil"/>
-                <w:left w:space="0" w:sz="0" w:val="nil"/>
-                <w:bottom w:space="0" w:sz="0" w:val="nil"/>
-                <w:right w:space="0" w:sz="0" w:val="nil"/>
-                <w:between w:space="0" w:sz="0" w:val="nil"/>
+                <w:top w:val="nil"/>
+                <w:left w:val="nil"/>
+                <w:bottom w:val="nil"/>
+                <w:right w:val="nil"/>
+                <w:between w:val="nil"/>
               </w:pBdr>
-              <w:shd w:fill="auto" w:val="clear"/>
-              <w:spacing w:after="0" w:before="0" w:line="240" w:lineRule="auto"/>
-              <w:ind w:left="0" w:right="0" w:firstLine="0"/>
+              <w:spacing w:before="0" w:line="240" w:lineRule="auto"/>
               <w:jc w:val="center"/>
-              <w:rPr/>
             </w:pPr>
             <w:r>
-              <w:rPr>
-                <w:rtl w:val="0"/>
-              </w:rPr>
-              <w:t xml:space="preserve">RF02</w:t>
+              <w:t>RF02</w:t>
             </w:r>
           </w:p>
         </w:tc>
         <w:tc>
           <w:tcPr>
-            <w:shd w:fill="auto" w:val="clear"/>
+            <w:tcW w:w="6720" w:type="dxa"/>
             <w:tcMar>
-              <w:top w:w="100.0" w:type="dxa"/>
-              <w:left w:w="100.0" w:type="dxa"/>
-              <w:bottom w:w="100.0" w:type="dxa"/>
-              <w:right w:w="100.0" w:type="dxa"/>
+              <w:top w:w="100" w:type="dxa"/>
+              <w:left w:w="100" w:type="dxa"/>
+              <w:bottom w:w="100" w:type="dxa"/>
+              <w:right w:w="100" w:type="dxa"/>
             </w:tcMar>
-            <w:vAlign w:val="top"/>
           </w:tcPr>
           <w:p>
             <w:pPr>
-              <w:keepNext w:val="0"/>
-              <w:keepLines w:val="0"/>
-              <w:pageBreakBefore w:val="0"/>
               <w:widowControl w:val="0"/>
               <w:pBdr>
-                <w:top w:space="0" w:sz="0" w:val="nil"/>
-                <w:left w:space="0" w:sz="0" w:val="nil"/>
-                <w:bottom w:space="0" w:sz="0" w:val="nil"/>
-                <w:right w:space="0" w:sz="0" w:val="nil"/>
-                <w:between w:space="0" w:sz="0" w:val="nil"/>
+                <w:top w:val="nil"/>
+                <w:left w:val="nil"/>
+                <w:bottom w:val="nil"/>
+                <w:right w:val="nil"/>
+                <w:between w:val="nil"/>
               </w:pBdr>
-              <w:shd w:fill="auto" w:val="clear"/>
-              <w:spacing w:after="0" w:before="0" w:line="240" w:lineRule="auto"/>
-              <w:ind w:left="0" w:right="0" w:firstLine="0"/>
+              <w:spacing w:before="0" w:line="240" w:lineRule="auto"/>
               <w:jc w:val="left"/>
-              <w:rPr/>
             </w:pPr>
             <w:r>
-              <w:rPr>
-                <w:rtl w:val="0"/>
-              </w:rPr>
               <w:t xml:space="preserve">O sistema deve exibir dashboard com KPIs de vendas por região e produto. </w:t>
             </w:r>
           </w:p>
         </w:tc>
         <w:tc>
           <w:tcPr>
-            <w:shd w:fill="auto" w:val="clear"/>
+            <w:tcW w:w="1425" w:type="dxa"/>
             <w:tcMar>
-              <w:top w:w="100.0" w:type="dxa"/>
-              <w:left w:w="100.0" w:type="dxa"/>
-              <w:bottom w:w="100.0" w:type="dxa"/>
-              <w:right w:w="100.0" w:type="dxa"/>
+              <w:top w:w="100" w:type="dxa"/>
+              <w:left w:w="100" w:type="dxa"/>
+              <w:bottom w:w="100" w:type="dxa"/>
+              <w:right w:w="100" w:type="dxa"/>
             </w:tcMar>
-            <w:vAlign w:val="top"/>
           </w:tcPr>
           <w:p>
             <w:pPr>
-              <w:keepNext w:val="0"/>
-              <w:keepLines w:val="0"/>
-              <w:pageBreakBefore w:val="0"/>
               <w:widowControl w:val="0"/>
               <w:pBdr>
-                <w:top w:space="0" w:sz="0" w:val="nil"/>
-                <w:left w:space="0" w:sz="0" w:val="nil"/>
-                <w:bottom w:space="0" w:sz="0" w:val="nil"/>
-                <w:right w:space="0" w:sz="0" w:val="nil"/>
-                <w:between w:space="0" w:sz="0" w:val="nil"/>
+                <w:top w:val="nil"/>
+                <w:left w:val="nil"/>
+                <w:bottom w:val="nil"/>
+                <w:right w:val="nil"/>
+                <w:between w:val="nil"/>
               </w:pBdr>
-              <w:shd w:fill="auto" w:val="clear"/>
-              <w:spacing w:after="0" w:before="0" w:line="240" w:lineRule="auto"/>
-              <w:ind w:left="0" w:right="0" w:firstLine="0"/>
+              <w:spacing w:before="0" w:line="240" w:lineRule="auto"/>
               <w:jc w:val="center"/>
-              <w:rPr/>
             </w:pPr>
             <w:r>
-              <w:rPr>
-                <w:rtl w:val="0"/>
-              </w:rPr>
-              <w:t xml:space="preserve">Alta</w:t>
+              <w:t>Alta</w:t>
             </w:r>
           </w:p>
         </w:tc>
       </w:tr>
       <w:tr>
-        <w:trPr>
-          <w:cantSplit w:val="0"/>
-          <w:tblHeader w:val="0"/>
-        </w:trPr>
         <w:tc>
           <w:tcPr>
-            <w:shd w:fill="auto" w:val="clear"/>
+            <w:tcW w:w="900" w:type="dxa"/>
             <w:tcMar>
-              <w:top w:w="100.0" w:type="dxa"/>
-              <w:left w:w="100.0" w:type="dxa"/>
-              <w:bottom w:w="100.0" w:type="dxa"/>
-              <w:right w:w="100.0" w:type="dxa"/>
+              <w:top w:w="100" w:type="dxa"/>
+              <w:left w:w="100" w:type="dxa"/>
+              <w:bottom w:w="100" w:type="dxa"/>
+              <w:right w:w="100" w:type="dxa"/>
             </w:tcMar>
-            <w:vAlign w:val="top"/>
           </w:tcPr>
           <w:p>
             <w:pPr>
-              <w:keepNext w:val="0"/>
-              <w:keepLines w:val="0"/>
-              <w:pageBreakBefore w:val="0"/>
               <w:widowControl w:val="0"/>
               <w:pBdr>
-                <w:top w:space="0" w:sz="0" w:val="nil"/>
-                <w:left w:space="0" w:sz="0" w:val="nil"/>
-                <w:bottom w:space="0" w:sz="0" w:val="nil"/>
-                <w:right w:space="0" w:sz="0" w:val="nil"/>
-                <w:between w:space="0" w:sz="0" w:val="nil"/>
+                <w:top w:val="nil"/>
+                <w:left w:val="nil"/>
+                <w:bottom w:val="nil"/>
+                <w:right w:val="nil"/>
+                <w:between w:val="nil"/>
               </w:pBdr>
-              <w:shd w:fill="auto" w:val="clear"/>
-              <w:spacing w:after="0" w:before="0" w:line="240" w:lineRule="auto"/>
-              <w:ind w:left="0" w:right="0" w:firstLine="0"/>
+              <w:spacing w:before="0" w:line="240" w:lineRule="auto"/>
               <w:jc w:val="center"/>
-              <w:rPr/>
             </w:pPr>
             <w:r>
-              <w:rPr>
-                <w:rtl w:val="0"/>
-              </w:rPr>
-              <w:t xml:space="preserve">RF03</w:t>
+              <w:t>RF03</w:t>
             </w:r>
           </w:p>
         </w:tc>
         <w:tc>
           <w:tcPr>
-            <w:shd w:fill="auto" w:val="clear"/>
+            <w:tcW w:w="6720" w:type="dxa"/>
             <w:tcMar>
-              <w:top w:w="100.0" w:type="dxa"/>
-              <w:left w:w="100.0" w:type="dxa"/>
-              <w:bottom w:w="100.0" w:type="dxa"/>
-              <w:right w:w="100.0" w:type="dxa"/>
+              <w:top w:w="100" w:type="dxa"/>
+              <w:left w:w="100" w:type="dxa"/>
+              <w:bottom w:w="100" w:type="dxa"/>
+              <w:right w:w="100" w:type="dxa"/>
             </w:tcMar>
-            <w:vAlign w:val="top"/>
           </w:tcPr>
           <w:p>
             <w:pPr>
-              <w:keepNext w:val="0"/>
-              <w:keepLines w:val="0"/>
-              <w:pageBreakBefore w:val="0"/>
               <w:widowControl w:val="0"/>
               <w:pBdr>
-                <w:top w:space="0" w:sz="0" w:val="nil"/>
-                <w:left w:space="0" w:sz="0" w:val="nil"/>
-                <w:bottom w:space="0" w:sz="0" w:val="nil"/>
-                <w:right w:space="0" w:sz="0" w:val="nil"/>
-                <w:between w:space="0" w:sz="0" w:val="nil"/>
+                <w:top w:val="nil"/>
+                <w:left w:val="nil"/>
+                <w:bottom w:val="nil"/>
+                <w:right w:val="nil"/>
+                <w:between w:val="nil"/>
               </w:pBdr>
-              <w:shd w:fill="auto" w:val="clear"/>
-              <w:spacing w:after="0" w:before="0" w:line="240" w:lineRule="auto"/>
-              <w:ind w:left="0" w:right="0" w:firstLine="0"/>
+              <w:spacing w:before="0" w:line="240" w:lineRule="auto"/>
               <w:jc w:val="left"/>
-              <w:rPr/>
             </w:pPr>
             <w:r>
-              <w:rPr>
-                <w:rtl w:val="0"/>
-              </w:rPr>
               <w:t xml:space="preserve">O sistema deve calcular e exibir sugestões de produtos com base no histórico. </w:t>
             </w:r>
           </w:p>
         </w:tc>
         <w:tc>
           <w:tcPr>
-            <w:shd w:fill="auto" w:val="clear"/>
+            <w:tcW w:w="1425" w:type="dxa"/>
             <w:tcMar>
-              <w:top w:w="100.0" w:type="dxa"/>
-              <w:left w:w="100.0" w:type="dxa"/>
-              <w:bottom w:w="100.0" w:type="dxa"/>
-              <w:right w:w="100.0" w:type="dxa"/>
+              <w:top w:w="100" w:type="dxa"/>
+              <w:left w:w="100" w:type="dxa"/>
+              <w:bottom w:w="100" w:type="dxa"/>
+              <w:right w:w="100" w:type="dxa"/>
             </w:tcMar>
-            <w:vAlign w:val="top"/>
           </w:tcPr>
           <w:p>
             <w:pPr>
-              <w:keepNext w:val="0"/>
-              <w:keepLines w:val="0"/>
-              <w:pageBreakBefore w:val="0"/>
               <w:widowControl w:val="0"/>
               <w:pBdr>
-                <w:top w:space="0" w:sz="0" w:val="nil"/>
-                <w:left w:space="0" w:sz="0" w:val="nil"/>
-                <w:bottom w:space="0" w:sz="0" w:val="nil"/>
-                <w:right w:space="0" w:sz="0" w:val="nil"/>
-                <w:between w:space="0" w:sz="0" w:val="nil"/>
+                <w:top w:val="nil"/>
+                <w:left w:val="nil"/>
+                <w:bottom w:val="nil"/>
+                <w:right w:val="nil"/>
+                <w:between w:val="nil"/>
               </w:pBdr>
-              <w:shd w:fill="auto" w:val="clear"/>
-              <w:spacing w:after="0" w:before="0" w:line="240" w:lineRule="auto"/>
-              <w:ind w:left="0" w:right="0" w:firstLine="0"/>
+              <w:spacing w:before="0" w:line="240" w:lineRule="auto"/>
               <w:jc w:val="center"/>
-              <w:rPr/>
             </w:pPr>
             <w:r>
-              <w:rPr>
-                <w:rtl w:val="0"/>
-              </w:rPr>
-              <w:t xml:space="preserve">Alta</w:t>
+              <w:t>Alta</w:t>
             </w:r>
           </w:p>
         </w:tc>
       </w:tr>
       <w:tr>
-        <w:trPr>
-          <w:cantSplit w:val="0"/>
-          <w:tblHeader w:val="0"/>
-        </w:trPr>
         <w:tc>
           <w:tcPr>
-            <w:shd w:fill="auto" w:val="clear"/>
+            <w:tcW w:w="900" w:type="dxa"/>
             <w:tcMar>
-              <w:top w:w="100.0" w:type="dxa"/>
-              <w:left w:w="100.0" w:type="dxa"/>
-              <w:bottom w:w="100.0" w:type="dxa"/>
-              <w:right w:w="100.0" w:type="dxa"/>
+              <w:top w:w="100" w:type="dxa"/>
+              <w:left w:w="100" w:type="dxa"/>
+              <w:bottom w:w="100" w:type="dxa"/>
+              <w:right w:w="100" w:type="dxa"/>
             </w:tcMar>
-            <w:vAlign w:val="top"/>
           </w:tcPr>
           <w:p>
             <w:pPr>
-              <w:keepNext w:val="0"/>
-              <w:keepLines w:val="0"/>
-              <w:pageBreakBefore w:val="0"/>
               <w:widowControl w:val="0"/>
               <w:pBdr>
-                <w:top w:space="0" w:sz="0" w:val="nil"/>
-                <w:left w:space="0" w:sz="0" w:val="nil"/>
-                <w:bottom w:space="0" w:sz="0" w:val="nil"/>
-                <w:right w:space="0" w:sz="0" w:val="nil"/>
-                <w:between w:space="0" w:sz="0" w:val="nil"/>
+                <w:top w:val="nil"/>
+                <w:left w:val="nil"/>
+                <w:bottom w:val="nil"/>
+                <w:right w:val="nil"/>
+                <w:between w:val="nil"/>
               </w:pBdr>
-              <w:shd w:fill="auto" w:val="clear"/>
-              <w:spacing w:after="0" w:before="0" w:line="240" w:lineRule="auto"/>
-              <w:ind w:left="0" w:right="0" w:firstLine="0"/>
+              <w:spacing w:before="0" w:line="240" w:lineRule="auto"/>
               <w:jc w:val="center"/>
-              <w:rPr/>
             </w:pPr>
             <w:r>
-              <w:rPr>
-                <w:rtl w:val="0"/>
-              </w:rPr>
-              <w:t xml:space="preserve">RF04</w:t>
+              <w:t>RF04</w:t>
             </w:r>
           </w:p>
         </w:tc>
         <w:tc>
           <w:tcPr>
-            <w:shd w:fill="auto" w:val="clear"/>
+            <w:tcW w:w="6720" w:type="dxa"/>
             <w:tcMar>
-              <w:top w:w="100.0" w:type="dxa"/>
-              <w:left w:w="100.0" w:type="dxa"/>
-              <w:bottom w:w="100.0" w:type="dxa"/>
-              <w:right w:w="100.0" w:type="dxa"/>
+              <w:top w:w="100" w:type="dxa"/>
+              <w:left w:w="100" w:type="dxa"/>
+              <w:bottom w:w="100" w:type="dxa"/>
+              <w:right w:w="100" w:type="dxa"/>
             </w:tcMar>
-            <w:vAlign w:val="top"/>
           </w:tcPr>
           <w:p>
             <w:pPr>
-              <w:keepNext w:val="0"/>
-              <w:keepLines w:val="0"/>
-              <w:pageBreakBefore w:val="0"/>
               <w:widowControl w:val="0"/>
               <w:pBdr>
-                <w:top w:space="0" w:sz="0" w:val="nil"/>
-                <w:left w:space="0" w:sz="0" w:val="nil"/>
-                <w:bottom w:space="0" w:sz="0" w:val="nil"/>
-                <w:right w:space="0" w:sz="0" w:val="nil"/>
-                <w:between w:space="0" w:sz="0" w:val="nil"/>
+                <w:top w:val="nil"/>
+                <w:left w:val="nil"/>
+                <w:bottom w:val="nil"/>
+                <w:right w:val="nil"/>
+                <w:between w:val="nil"/>
               </w:pBdr>
-              <w:shd w:fill="auto" w:val="clear"/>
-              <w:spacing w:after="0" w:before="0" w:line="240" w:lineRule="auto"/>
-              <w:ind w:left="0" w:right="0" w:firstLine="0"/>
+              <w:spacing w:before="0" w:line="240" w:lineRule="auto"/>
               <w:jc w:val="left"/>
-              <w:rPr/>
             </w:pPr>
             <w:r>
-              <w:rPr>
-                <w:rtl w:val="0"/>
-              </w:rPr>
               <w:t xml:space="preserve">O sistema deve disparar alertas automáticos para clientes com inatividade. </w:t>
             </w:r>
           </w:p>
         </w:tc>
         <w:tc>
           <w:tcPr>
-            <w:shd w:fill="auto" w:val="clear"/>
+            <w:tcW w:w="1425" w:type="dxa"/>
             <w:tcMar>
-              <w:top w:w="100.0" w:type="dxa"/>
-              <w:left w:w="100.0" w:type="dxa"/>
-              <w:bottom w:w="100.0" w:type="dxa"/>
-              <w:right w:w="100.0" w:type="dxa"/>
+              <w:top w:w="100" w:type="dxa"/>
+              <w:left w:w="100" w:type="dxa"/>
+              <w:bottom w:w="100" w:type="dxa"/>
+              <w:right w:w="100" w:type="dxa"/>
             </w:tcMar>
-            <w:vAlign w:val="top"/>
           </w:tcPr>
           <w:p>
             <w:pPr>
-              <w:keepNext w:val="0"/>
-              <w:keepLines w:val="0"/>
-              <w:pageBreakBefore w:val="0"/>
               <w:widowControl w:val="0"/>
               <w:pBdr>
-                <w:top w:space="0" w:sz="0" w:val="nil"/>
-                <w:left w:space="0" w:sz="0" w:val="nil"/>
-                <w:bottom w:space="0" w:sz="0" w:val="nil"/>
-                <w:right w:space="0" w:sz="0" w:val="nil"/>
-                <w:between w:space="0" w:sz="0" w:val="nil"/>
+                <w:top w:val="nil"/>
+                <w:left w:val="nil"/>
+                <w:bottom w:val="nil"/>
+                <w:right w:val="nil"/>
+                <w:between w:val="nil"/>
               </w:pBdr>
-              <w:shd w:fill="auto" w:val="clear"/>
-              <w:spacing w:after="0" w:before="0" w:line="240" w:lineRule="auto"/>
-              <w:ind w:left="0" w:right="0" w:firstLine="0"/>
+              <w:spacing w:before="0" w:line="240" w:lineRule="auto"/>
               <w:jc w:val="center"/>
-              <w:rPr/>
             </w:pPr>
             <w:r>
-              <w:rPr>
-                <w:rtl w:val="0"/>
-              </w:rPr>
-              <w:t xml:space="preserve">Média</w:t>
+              <w:t>Média</w:t>
             </w:r>
           </w:p>
         </w:tc>
       </w:tr>
       <w:tr>
-        <w:trPr>
-          <w:cantSplit w:val="0"/>
-          <w:tblHeader w:val="0"/>
-        </w:trPr>
         <w:tc>
           <w:tcPr>
-            <w:shd w:fill="auto" w:val="clear"/>
+            <w:tcW w:w="900" w:type="dxa"/>
             <w:tcMar>
-              <w:top w:w="100.0" w:type="dxa"/>
-              <w:left w:w="100.0" w:type="dxa"/>
-              <w:bottom w:w="100.0" w:type="dxa"/>
-              <w:right w:w="100.0" w:type="dxa"/>
+              <w:top w:w="100" w:type="dxa"/>
+              <w:left w:w="100" w:type="dxa"/>
+              <w:bottom w:w="100" w:type="dxa"/>
+              <w:right w:w="100" w:type="dxa"/>
             </w:tcMar>
-            <w:vAlign w:val="top"/>
           </w:tcPr>
           <w:p>
             <w:pPr>
-              <w:keepNext w:val="0"/>
-              <w:keepLines w:val="0"/>
-              <w:pageBreakBefore w:val="0"/>
               <w:widowControl w:val="0"/>
               <w:pBdr>
-                <w:top w:space="0" w:sz="0" w:val="nil"/>
-                <w:left w:space="0" w:sz="0" w:val="nil"/>
-                <w:bottom w:space="0" w:sz="0" w:val="nil"/>
-                <w:right w:space="0" w:sz="0" w:val="nil"/>
-                <w:between w:space="0" w:sz="0" w:val="nil"/>
+                <w:top w:val="nil"/>
+                <w:left w:val="nil"/>
+                <w:bottom w:val="nil"/>
+                <w:right w:val="nil"/>
+                <w:between w:val="nil"/>
               </w:pBdr>
-              <w:shd w:fill="auto" w:val="clear"/>
-              <w:spacing w:after="0" w:before="0" w:line="240" w:lineRule="auto"/>
-              <w:ind w:left="0" w:right="0" w:firstLine="0"/>
+              <w:spacing w:before="0" w:line="240" w:lineRule="auto"/>
               <w:jc w:val="center"/>
-              <w:rPr/>
             </w:pPr>
             <w:r>
-              <w:rPr>
-                <w:rtl w:val="0"/>
-              </w:rPr>
-              <w:t xml:space="preserve">RF05</w:t>
+              <w:lastRenderedPageBreak/>
+              <w:t>RF05</w:t>
             </w:r>
           </w:p>
         </w:tc>
         <w:tc>
           <w:tcPr>
-            <w:shd w:fill="auto" w:val="clear"/>
+            <w:tcW w:w="6720" w:type="dxa"/>
             <w:tcMar>
-              <w:top w:w="100.0" w:type="dxa"/>
-              <w:left w:w="100.0" w:type="dxa"/>
-              <w:bottom w:w="100.0" w:type="dxa"/>
-              <w:right w:w="100.0" w:type="dxa"/>
+              <w:top w:w="100" w:type="dxa"/>
+              <w:left w:w="100" w:type="dxa"/>
+              <w:bottom w:w="100" w:type="dxa"/>
+              <w:right w:w="100" w:type="dxa"/>
             </w:tcMar>
-            <w:vAlign w:val="top"/>
           </w:tcPr>
           <w:p>
             <w:pPr>
-              <w:keepNext w:val="0"/>
-              <w:keepLines w:val="0"/>
-              <w:pageBreakBefore w:val="0"/>
               <w:widowControl w:val="0"/>
               <w:pBdr>
-                <w:top w:space="0" w:sz="0" w:val="nil"/>
-                <w:left w:space="0" w:sz="0" w:val="nil"/>
-                <w:bottom w:space="0" w:sz="0" w:val="nil"/>
-                <w:right w:space="0" w:sz="0" w:val="nil"/>
-                <w:between w:space="0" w:sz="0" w:val="nil"/>
+                <w:top w:val="nil"/>
+                <w:left w:val="nil"/>
+                <w:bottom w:val="nil"/>
+                <w:right w:val="nil"/>
+                <w:between w:val="nil"/>
               </w:pBdr>
-              <w:shd w:fill="auto" w:val="clear"/>
-              <w:spacing w:after="0" w:before="0" w:line="240" w:lineRule="auto"/>
-              <w:ind w:left="0" w:right="0" w:firstLine="0"/>
+              <w:spacing w:before="0" w:line="240" w:lineRule="auto"/>
               <w:jc w:val="left"/>
-              <w:rPr/>
             </w:pPr>
             <w:r>
-              <w:rPr>
-                <w:rtl w:val="0"/>
-              </w:rPr>
               <w:t xml:space="preserve">O sistema deve permitir a geração de relatórios filtráveis por data/categoria </w:t>
             </w:r>
           </w:p>
         </w:tc>
         <w:tc>
           <w:tcPr>
-            <w:shd w:fill="auto" w:val="clear"/>
+            <w:tcW w:w="1425" w:type="dxa"/>
             <w:tcMar>
-              <w:top w:w="100.0" w:type="dxa"/>
-              <w:left w:w="100.0" w:type="dxa"/>
-              <w:bottom w:w="100.0" w:type="dxa"/>
-              <w:right w:w="100.0" w:type="dxa"/>
+              <w:top w:w="100" w:type="dxa"/>
+              <w:left w:w="100" w:type="dxa"/>
+              <w:bottom w:w="100" w:type="dxa"/>
+              <w:right w:w="100" w:type="dxa"/>
             </w:tcMar>
-            <w:vAlign w:val="top"/>
           </w:tcPr>
           <w:p>
             <w:pPr>
-              <w:keepNext w:val="0"/>
-              <w:keepLines w:val="0"/>
-              <w:pageBreakBefore w:val="0"/>
               <w:widowControl w:val="0"/>
               <w:pBdr>
-                <w:top w:space="0" w:sz="0" w:val="nil"/>
-                <w:left w:space="0" w:sz="0" w:val="nil"/>
-                <w:bottom w:space="0" w:sz="0" w:val="nil"/>
-                <w:right w:space="0" w:sz="0" w:val="nil"/>
-                <w:between w:space="0" w:sz="0" w:val="nil"/>
+                <w:top w:val="nil"/>
+                <w:left w:val="nil"/>
+                <w:bottom w:val="nil"/>
+                <w:right w:val="nil"/>
+                <w:between w:val="nil"/>
               </w:pBdr>
-              <w:shd w:fill="auto" w:val="clear"/>
-              <w:spacing w:after="0" w:before="0" w:line="240" w:lineRule="auto"/>
-              <w:ind w:left="0" w:right="0" w:firstLine="0"/>
+              <w:spacing w:before="0" w:line="240" w:lineRule="auto"/>
               <w:jc w:val="center"/>
-              <w:rPr/>
             </w:pPr>
             <w:r>
-              <w:rPr>
-                <w:rtl w:val="0"/>
-              </w:rPr>
-              <w:t xml:space="preserve">Média</w:t>
+              <w:t>Média</w:t>
             </w:r>
           </w:p>
         </w:tc>
       </w:tr>
       <w:tr>
-        <w:trPr>
-          <w:cantSplit w:val="0"/>
-          <w:tblHeader w:val="0"/>
-        </w:trPr>
         <w:tc>
           <w:tcPr>
-            <w:shd w:fill="auto" w:val="clear"/>
+            <w:tcW w:w="900" w:type="dxa"/>
             <w:tcMar>
-              <w:top w:w="100.0" w:type="dxa"/>
-              <w:left w:w="100.0" w:type="dxa"/>
-              <w:bottom w:w="100.0" w:type="dxa"/>
-              <w:right w:w="100.0" w:type="dxa"/>
+              <w:top w:w="100" w:type="dxa"/>
+              <w:left w:w="100" w:type="dxa"/>
+              <w:bottom w:w="100" w:type="dxa"/>
+              <w:right w:w="100" w:type="dxa"/>
             </w:tcMar>
-            <w:vAlign w:val="top"/>
           </w:tcPr>
           <w:p>
             <w:pPr>
-              <w:keepNext w:val="0"/>
-              <w:keepLines w:val="0"/>
-              <w:pageBreakBefore w:val="0"/>
               <w:widowControl w:val="0"/>
               <w:pBdr>
-                <w:top w:space="0" w:sz="0" w:val="nil"/>
-                <w:left w:space="0" w:sz="0" w:val="nil"/>
-                <w:bottom w:space="0" w:sz="0" w:val="nil"/>
-                <w:right w:space="0" w:sz="0" w:val="nil"/>
-                <w:between w:space="0" w:sz="0" w:val="nil"/>
+                <w:top w:val="nil"/>
+                <w:left w:val="nil"/>
+                <w:bottom w:val="nil"/>
+                <w:right w:val="nil"/>
+                <w:between w:val="nil"/>
               </w:pBdr>
-              <w:shd w:fill="auto" w:val="clear"/>
-              <w:spacing w:after="0" w:before="0" w:line="240" w:lineRule="auto"/>
-              <w:ind w:left="0" w:right="0" w:firstLine="0"/>
+              <w:spacing w:before="0" w:line="240" w:lineRule="auto"/>
               <w:jc w:val="center"/>
-              <w:rPr/>
             </w:pPr>
             <w:r>
-              <w:rPr>
-                <w:rtl w:val="0"/>
-              </w:rPr>
-              <w:t xml:space="preserve">RF06</w:t>
+              <w:t>RF06</w:t>
             </w:r>
           </w:p>
         </w:tc>
         <w:tc>
           <w:tcPr>
-            <w:shd w:fill="auto" w:val="clear"/>
+            <w:tcW w:w="6720" w:type="dxa"/>
             <w:tcMar>
-              <w:top w:w="100.0" w:type="dxa"/>
-              <w:left w:w="100.0" w:type="dxa"/>
-              <w:bottom w:w="100.0" w:type="dxa"/>
-              <w:right w:w="100.0" w:type="dxa"/>
+              <w:top w:w="100" w:type="dxa"/>
+              <w:left w:w="100" w:type="dxa"/>
+              <w:bottom w:w="100" w:type="dxa"/>
+              <w:right w:w="100" w:type="dxa"/>
             </w:tcMar>
-            <w:vAlign w:val="top"/>
           </w:tcPr>
           <w:p>
             <w:pPr>
-              <w:keepNext w:val="0"/>
-              <w:keepLines w:val="0"/>
-              <w:pageBreakBefore w:val="0"/>
               <w:widowControl w:val="0"/>
               <w:pBdr>
-                <w:top w:space="0" w:sz="0" w:val="nil"/>
-                <w:left w:space="0" w:sz="0" w:val="nil"/>
-                <w:bottom w:space="0" w:sz="0" w:val="nil"/>
-                <w:right w:space="0" w:sz="0" w:val="nil"/>
-                <w:between w:space="0" w:sz="0" w:val="nil"/>
+                <w:top w:val="nil"/>
+                <w:left w:val="nil"/>
+                <w:bottom w:val="nil"/>
+                <w:right w:val="nil"/>
+                <w:between w:val="nil"/>
               </w:pBdr>
-              <w:shd w:fill="auto" w:val="clear"/>
-              <w:spacing w:after="0" w:before="0" w:line="240" w:lineRule="auto"/>
-              <w:ind w:left="0" w:right="0" w:firstLine="0"/>
+              <w:spacing w:before="0" w:line="240" w:lineRule="auto"/>
               <w:jc w:val="left"/>
-              <w:rPr/>
             </w:pPr>
             <w:r>
-              <w:rPr>
-                <w:rtl w:val="0"/>
-              </w:rPr>
               <w:t xml:space="preserve">O sistema deve manter um log (registro) de todos os alertas de inatividade enviados </w:t>
             </w:r>
           </w:p>
         </w:tc>
         <w:tc>
           <w:tcPr>
-            <w:shd w:fill="auto" w:val="clear"/>
+            <w:tcW w:w="1425" w:type="dxa"/>
             <w:tcMar>
-              <w:top w:w="100.0" w:type="dxa"/>
-              <w:left w:w="100.0" w:type="dxa"/>
-              <w:bottom w:w="100.0" w:type="dxa"/>
-              <w:right w:w="100.0" w:type="dxa"/>
+              <w:top w:w="100" w:type="dxa"/>
+              <w:left w:w="100" w:type="dxa"/>
+              <w:bottom w:w="100" w:type="dxa"/>
+              <w:right w:w="100" w:type="dxa"/>
             </w:tcMar>
-            <w:vAlign w:val="top"/>
           </w:tcPr>
           <w:p>
             <w:pPr>
-              <w:keepNext w:val="0"/>
-              <w:keepLines w:val="0"/>
-              <w:pageBreakBefore w:val="0"/>
               <w:widowControl w:val="0"/>
               <w:pBdr>
-                <w:top w:space="0" w:sz="0" w:val="nil"/>
-                <w:left w:space="0" w:sz="0" w:val="nil"/>
-                <w:bottom w:space="0" w:sz="0" w:val="nil"/>
-                <w:right w:space="0" w:sz="0" w:val="nil"/>
-                <w:between w:space="0" w:sz="0" w:val="nil"/>
+                <w:top w:val="nil"/>
+                <w:left w:val="nil"/>
+                <w:bottom w:val="nil"/>
+                <w:right w:val="nil"/>
+                <w:between w:val="nil"/>
               </w:pBdr>
-              <w:shd w:fill="auto" w:val="clear"/>
-              <w:spacing w:after="0" w:before="0" w:line="240" w:lineRule="auto"/>
-              <w:ind w:left="0" w:right="0" w:firstLine="0"/>
+              <w:spacing w:before="0" w:line="240" w:lineRule="auto"/>
               <w:jc w:val="center"/>
-              <w:rPr/>
             </w:pPr>
             <w:r>
-              <w:rPr>
-                <w:rtl w:val="0"/>
-              </w:rPr>
-              <w:t xml:space="preserve">Média</w:t>
+              <w:t>Média</w:t>
             </w:r>
           </w:p>
         </w:tc>
       </w:tr>
       <w:tr>
-        <w:trPr>
-          <w:cantSplit w:val="0"/>
-          <w:tblHeader w:val="0"/>
-        </w:trPr>
         <w:tc>
           <w:tcPr>
-            <w:shd w:fill="auto" w:val="clear"/>
+            <w:tcW w:w="900" w:type="dxa"/>
             <w:tcMar>
-              <w:top w:w="100.0" w:type="dxa"/>
-              <w:left w:w="100.0" w:type="dxa"/>
-              <w:bottom w:w="100.0" w:type="dxa"/>
-              <w:right w:w="100.0" w:type="dxa"/>
+              <w:top w:w="100" w:type="dxa"/>
+              <w:left w:w="100" w:type="dxa"/>
+              <w:bottom w:w="100" w:type="dxa"/>
+              <w:right w:w="100" w:type="dxa"/>
             </w:tcMar>
-            <w:vAlign w:val="top"/>
           </w:tcPr>
           <w:p>
             <w:pPr>
-              <w:keepNext w:val="0"/>
-              <w:keepLines w:val="0"/>
-              <w:pageBreakBefore w:val="0"/>
               <w:widowControl w:val="0"/>
               <w:pBdr>
-                <w:top w:space="0" w:sz="0" w:val="nil"/>
-                <w:left w:space="0" w:sz="0" w:val="nil"/>
-                <w:bottom w:space="0" w:sz="0" w:val="nil"/>
-                <w:right w:space="0" w:sz="0" w:val="nil"/>
-                <w:between w:space="0" w:sz="0" w:val="nil"/>
+                <w:top w:val="nil"/>
+                <w:left w:val="nil"/>
+                <w:bottom w:val="nil"/>
+                <w:right w:val="nil"/>
+                <w:between w:val="nil"/>
               </w:pBdr>
-              <w:shd w:fill="auto" w:val="clear"/>
-              <w:spacing w:after="0" w:before="0" w:line="240" w:lineRule="auto"/>
-              <w:ind w:left="0" w:right="0" w:firstLine="0"/>
+              <w:spacing w:before="0" w:line="240" w:lineRule="auto"/>
               <w:jc w:val="center"/>
-              <w:rPr/>
             </w:pPr>
             <w:r>
-              <w:rPr>
-                <w:rtl w:val="0"/>
-              </w:rPr>
-              <w:t xml:space="preserve">RF07</w:t>
+              <w:t>RF07</w:t>
             </w:r>
           </w:p>
         </w:tc>
         <w:tc>
           <w:tcPr>
-            <w:shd w:fill="auto" w:val="clear"/>
+            <w:tcW w:w="6720" w:type="dxa"/>
             <w:tcMar>
-              <w:top w:w="100.0" w:type="dxa"/>
-              <w:left w:w="100.0" w:type="dxa"/>
-              <w:bottom w:w="100.0" w:type="dxa"/>
-              <w:right w:w="100.0" w:type="dxa"/>
+              <w:top w:w="100" w:type="dxa"/>
+              <w:left w:w="100" w:type="dxa"/>
+              <w:bottom w:w="100" w:type="dxa"/>
+              <w:right w:w="100" w:type="dxa"/>
             </w:tcMar>
-            <w:vAlign w:val="top"/>
           </w:tcPr>
           <w:p>
             <w:pPr>
-              <w:keepNext w:val="0"/>
-              <w:keepLines w:val="0"/>
-              <w:pageBreakBefore w:val="0"/>
               <w:widowControl w:val="0"/>
               <w:pBdr>
-                <w:top w:space="0" w:sz="0" w:val="nil"/>
-                <w:left w:space="0" w:sz="0" w:val="nil"/>
-                <w:bottom w:space="0" w:sz="0" w:val="nil"/>
-                <w:right w:space="0" w:sz="0" w:val="nil"/>
-                <w:between w:space="0" w:sz="0" w:val="nil"/>
+                <w:top w:val="nil"/>
+                <w:left w:val="nil"/>
+                <w:bottom w:val="nil"/>
+                <w:right w:val="nil"/>
+                <w:between w:val="nil"/>
               </w:pBdr>
-              <w:shd w:fill="auto" w:val="clear"/>
-              <w:spacing w:after="0" w:before="0" w:line="240" w:lineRule="auto"/>
-              <w:ind w:left="0" w:right="0" w:firstLine="0"/>
+              <w:spacing w:before="0" w:line="240" w:lineRule="auto"/>
               <w:jc w:val="left"/>
-              <w:rPr/>
             </w:pPr>
             <w:r>
-              <w:rPr>
-                <w:rtl w:val="0"/>
-              </w:rPr>
               <w:t xml:space="preserve">O sistema deve exibir uma tela de perfil detalhada do cliente, consolidando dados cadastrais E histórico de compras </w:t>
             </w:r>
           </w:p>
         </w:tc>
         <w:tc>
           <w:tcPr>
-            <w:shd w:fill="auto" w:val="clear"/>
+            <w:tcW w:w="1425" w:type="dxa"/>
             <w:tcMar>
-              <w:top w:w="100.0" w:type="dxa"/>
-              <w:left w:w="100.0" w:type="dxa"/>
-              <w:bottom w:w="100.0" w:type="dxa"/>
-              <w:right w:w="100.0" w:type="dxa"/>
+              <w:top w:w="100" w:type="dxa"/>
+              <w:left w:w="100" w:type="dxa"/>
+              <w:bottom w:w="100" w:type="dxa"/>
+              <w:right w:w="100" w:type="dxa"/>
             </w:tcMar>
-            <w:vAlign w:val="top"/>
           </w:tcPr>
           <w:p>
             <w:pPr>
-              <w:keepNext w:val="0"/>
-              <w:keepLines w:val="0"/>
-              <w:pageBreakBefore w:val="0"/>
               <w:widowControl w:val="0"/>
               <w:pBdr>
-                <w:top w:space="0" w:sz="0" w:val="nil"/>
-                <w:left w:space="0" w:sz="0" w:val="nil"/>
-                <w:bottom w:space="0" w:sz="0" w:val="nil"/>
-                <w:right w:space="0" w:sz="0" w:val="nil"/>
-                <w:between w:space="0" w:sz="0" w:val="nil"/>
+                <w:top w:val="nil"/>
+                <w:left w:val="nil"/>
+                <w:bottom w:val="nil"/>
+                <w:right w:val="nil"/>
+                <w:between w:val="nil"/>
               </w:pBdr>
-              <w:shd w:fill="auto" w:val="clear"/>
-              <w:spacing w:after="0" w:before="0" w:line="240" w:lineRule="auto"/>
-              <w:ind w:left="0" w:right="0" w:firstLine="0"/>
+              <w:spacing w:before="0" w:line="240" w:lineRule="auto"/>
               <w:jc w:val="center"/>
-              <w:rPr/>
             </w:pPr>
             <w:r>
-              <w:rPr>
-                <w:rtl w:val="0"/>
-              </w:rPr>
-              <w:t xml:space="preserve">Baixa</w:t>
+              <w:t>Baixa</w:t>
             </w:r>
           </w:p>
         </w:tc>
       </w:tr>
     </w:tbl>
-    <w:p>
-      <w:pPr>
-        <w:rPr/>
-      </w:pPr>
-      <w:r>
-        <w:rPr>
-          <w:rtl w:val="0"/>
-        </w:rPr>
-      </w:r>
-    </w:p>
-    <w:p>
-      <w:pPr>
-        <w:pStyle w:val="Heading2"/>
+    <w:p/>
+    <w:p>
+      <w:pPr>
+        <w:pStyle w:val="Ttulo2"/>
         <w:keepNext w:val="0"/>
         <w:keepLines w:val="0"/>
         <w:spacing w:before="0" w:line="276" w:lineRule="auto"/>
         <w:ind w:left="720" w:hanging="360"/>
-        <w:rPr/>
-      </w:pPr>
-      <w:bookmarkStart w:colFirst="0" w:colLast="0" w:name="_3g7r8ze2pmxd" w:id="25"/>
-      <w:bookmarkEnd w:id="25"/>
-      <w:r>
-        <w:rPr>
-          <w:rtl w:val="0"/>
-        </w:rPr>
-        <w:t xml:space="preserve">3.2 Requisitos de Interface Externa</w:t>
-      </w:r>
+      </w:pPr>
+      <w:bookmarkStart w:id="30" w:name="_3g7r8ze2pmxd" w:colFirst="0" w:colLast="0"/>
+      <w:bookmarkStart w:id="31" w:name="_Toc232009337"/>
+      <w:bookmarkEnd w:id="30"/>
+      <w:r>
+        <w:t>3.2 Requisitos de Interface Externa</w:t>
+      </w:r>
+      <w:bookmarkEnd w:id="31"/>
     </w:p>
     <w:p>
       <w:pPr>
@@ -3346,22 +3301,17 @@
           <w:ilvl w:val="0"/>
           <w:numId w:val="8"/>
         </w:numPr>
-        <w:spacing w:after="0" w:afterAutospacing="0" w:before="0" w:line="276" w:lineRule="auto"/>
-        <w:ind w:left="720" w:hanging="360"/>
+        <w:spacing w:before="0" w:line="276" w:lineRule="auto"/>
         <w:jc w:val="left"/>
       </w:pPr>
       <w:r>
         <w:rPr>
-          <w:b w:val="1"/>
-          <w:bCs w:val="1"/>
-          <w:rtl w:val="0"/>
-        </w:rPr>
-        <w:t xml:space="preserve">Interface de Usuário:</w:t>
-      </w:r>
-      <w:r>
-        <w:rPr>
-          <w:rtl w:val="0"/>
-        </w:rPr>
+          <w:b/>
+          <w:bCs/>
+        </w:rPr>
+        <w:t>Interface de Usuário:</w:t>
+      </w:r>
+      <w:r>
         <w:t xml:space="preserve"> O sistema deve oferecer interface Web responsiva, compatível com navegadores Google Chrome, Mozilla Firefox e Safari.</w:t>
       </w:r>
     </w:p>
@@ -3371,42 +3321,64 @@
           <w:ilvl w:val="0"/>
           <w:numId w:val="8"/>
         </w:numPr>
-        <w:spacing w:after="240" w:before="0" w:line="276" w:lineRule="auto"/>
-        <w:ind w:left="720" w:hanging="360"/>
+        <w:spacing w:before="0" w:after="240" w:line="276" w:lineRule="auto"/>
         <w:jc w:val="left"/>
       </w:pPr>
       <w:r>
         <w:rPr>
-          <w:b w:val="1"/>
-          <w:bCs w:val="1"/>
-          <w:rtl w:val="0"/>
-        </w:rPr>
-        <w:t xml:space="preserve">Integração de Dados:</w:t>
-      </w:r>
-      <w:r>
-        <w:rPr>
-          <w:rtl w:val="0"/>
-        </w:rPr>
-        <w:t xml:space="preserve"> O sistema deve possuir uma interface de importação para consumir datasets (.csv ou .json) exportados do sistema de gestão atual da loja.</w:t>
-      </w:r>
-    </w:p>
-    <w:p>
-      <w:pPr>
-        <w:pStyle w:val="Heading2"/>
+          <w:b/>
+          <w:bCs/>
+        </w:rPr>
+        <w:t>Integração de Dados:</w:t>
+      </w:r>
+      <w:r>
+        <w:t xml:space="preserve"> O sistema deve possuir uma interface de importação para consumir </w:t>
+      </w:r>
+      <w:proofErr w:type="spellStart"/>
+      <w:r>
+        <w:t>datasets</w:t>
+      </w:r>
+      <w:proofErr w:type="spellEnd"/>
+      <w:r>
+        <w:t xml:space="preserve"> (.</w:t>
+      </w:r>
+      <w:proofErr w:type="spellStart"/>
+      <w:r>
+        <w:t>csv</w:t>
+      </w:r>
+      <w:proofErr w:type="spellEnd"/>
+      <w:r>
+        <w:t xml:space="preserve"> </w:t>
+      </w:r>
+      <w:proofErr w:type="gramStart"/>
+      <w:r>
+        <w:t>ou .</w:t>
+      </w:r>
+      <w:proofErr w:type="spellStart"/>
+      <w:r>
+        <w:t>json</w:t>
+      </w:r>
+      <w:proofErr w:type="spellEnd"/>
+      <w:proofErr w:type="gramEnd"/>
+      <w:r>
+        <w:t>) exportados do sistema de gestão atual da loja.</w:t>
+      </w:r>
+    </w:p>
+    <w:p>
+      <w:pPr>
+        <w:pStyle w:val="Ttulo2"/>
         <w:keepNext w:val="0"/>
         <w:keepLines w:val="0"/>
         <w:spacing w:before="0" w:line="276" w:lineRule="auto"/>
         <w:jc w:val="left"/>
-        <w:rPr/>
-      </w:pPr>
-      <w:bookmarkStart w:colFirst="0" w:colLast="0" w:name="_v2wn8th4w5d6" w:id="26"/>
-      <w:bookmarkEnd w:id="26"/>
-      <w:r>
-        <w:rPr>
-          <w:rtl w:val="0"/>
-        </w:rPr>
-        <w:t xml:space="preserve">3.3 Requisitos de Desempenho</w:t>
-      </w:r>
+      </w:pPr>
+      <w:bookmarkStart w:id="32" w:name="_v2wn8th4w5d6" w:colFirst="0" w:colLast="0"/>
+      <w:bookmarkStart w:id="33" w:name="_Toc232009338"/>
+      <w:bookmarkEnd w:id="32"/>
+      <w:r>
+        <w:t>3.3 Requisitos de Desempenho</w:t>
+      </w:r>
+      <w:bookmarkEnd w:id="33"/>
     </w:p>
     <w:p>
       <w:pPr>
@@ -3414,23 +3386,24 @@
           <w:ilvl w:val="0"/>
           <w:numId w:val="11"/>
         </w:numPr>
-        <w:spacing w:after="0" w:afterAutospacing="0" w:before="0" w:line="276" w:lineRule="auto"/>
-        <w:ind w:left="720" w:hanging="360"/>
+        <w:spacing w:before="0" w:line="276" w:lineRule="auto"/>
         <w:jc w:val="left"/>
       </w:pPr>
       <w:r>
         <w:rPr>
-          <w:b w:val="1"/>
-          <w:bCs w:val="1"/>
-          <w:rtl w:val="0"/>
-        </w:rPr>
-        <w:t xml:space="preserve">Tempo de Resposta:</w:t>
-      </w:r>
-      <w:r>
-        <w:rPr>
-          <w:rtl w:val="0"/>
-        </w:rPr>
-        <w:t xml:space="preserve"> O motor de recomendação deve processar as sugestões em até 3 segundos.</w:t>
+          <w:b/>
+          <w:bCs/>
+        </w:rPr>
+        <w:t>Tempo de Resposta:</w:t>
+      </w:r>
+      <w:r>
+        <w:t xml:space="preserve"> O motor de recomendação deve processar as sugestões em até </w:t>
+      </w:r>
+      <w:r>
+        <w:t>10</w:t>
+      </w:r>
+      <w:r>
+        <w:t xml:space="preserve"> segundos.</w:t>
       </w:r>
     </w:p>
     <w:p>
@@ -3439,86 +3412,85 @@
           <w:ilvl w:val="0"/>
           <w:numId w:val="11"/>
         </w:numPr>
-        <w:spacing w:after="240" w:before="0" w:line="276" w:lineRule="auto"/>
-        <w:ind w:left="720" w:hanging="360"/>
+        <w:spacing w:before="0" w:after="240" w:line="276" w:lineRule="auto"/>
         <w:jc w:val="left"/>
       </w:pPr>
       <w:r>
         <w:rPr>
-          <w:b w:val="1"/>
-          <w:bCs w:val="1"/>
-          <w:rtl w:val="0"/>
-        </w:rPr>
-        <w:t xml:space="preserve">Disponibilidade:</w:t>
-      </w:r>
-      <w:r>
-        <w:rPr>
-          <w:rtl w:val="0"/>
-        </w:rPr>
-        <w:t xml:space="preserve"> O sistema deve manter uptime de 99% durante o horário comercial (08:00 às 18:00).</w:t>
-      </w:r>
-    </w:p>
-    <w:p>
-      <w:pPr>
-        <w:pStyle w:val="Heading2"/>
+          <w:b/>
+          <w:bCs/>
+        </w:rPr>
+        <w:t>Disponibilidade:</w:t>
+      </w:r>
+      <w:r>
+        <w:t xml:space="preserve"> O sistema deve manter </w:t>
+      </w:r>
+      <w:proofErr w:type="spellStart"/>
+      <w:r>
+        <w:t>uptime</w:t>
+      </w:r>
+      <w:proofErr w:type="spellEnd"/>
+      <w:r>
+        <w:t xml:space="preserve"> de 99% durante o horário comercial (08:00 às 18:00).</w:t>
+      </w:r>
+    </w:p>
+    <w:p>
+      <w:pPr>
+        <w:pStyle w:val="Ttulo2"/>
         <w:keepNext w:val="0"/>
         <w:keepLines w:val="0"/>
         <w:spacing w:before="0" w:line="276" w:lineRule="auto"/>
         <w:jc w:val="left"/>
-        <w:rPr/>
-      </w:pPr>
-      <w:bookmarkStart w:colFirst="0" w:colLast="0" w:name="_rnntz7c9umbh" w:id="27"/>
-      <w:bookmarkEnd w:id="27"/>
-      <w:r>
-        <w:rPr>
-          <w:rtl w:val="0"/>
-        </w:rPr>
-        <w:t xml:space="preserve">3.4 Requisitos Lógicos do Banco de Dados</w:t>
-      </w:r>
-    </w:p>
-    <w:p>
-      <w:pPr>
-        <w:spacing w:after="240" w:before="0" w:line="276" w:lineRule="auto"/>
+      </w:pPr>
+      <w:bookmarkStart w:id="34" w:name="_rnntz7c9umbh" w:colFirst="0" w:colLast="0"/>
+      <w:bookmarkStart w:id="35" w:name="_Toc232009339"/>
+      <w:bookmarkEnd w:id="34"/>
+      <w:r>
+        <w:t>3.4 Requisitos Lógicos do Banco de Dados</w:t>
+      </w:r>
+      <w:bookmarkEnd w:id="35"/>
+    </w:p>
+    <w:p>
+      <w:pPr>
+        <w:spacing w:before="0" w:after="240" w:line="276" w:lineRule="auto"/>
         <w:jc w:val="left"/>
-        <w:rPr/>
-      </w:pPr>
-      <w:r>
-        <w:rPr>
-          <w:rtl w:val="0"/>
-        </w:rPr>
+      </w:pPr>
+      <w:r>
         <w:t xml:space="preserve">A figura 1 apresenta o Modelo Entidade-Relacionamento (MER) que suporta os dados do sistema, detalhando as entidades Cliente, Pedido, Produto e Recomendação e suas cardinalidades </w:t>
       </w:r>
     </w:p>
     <w:p>
       <w:pPr>
-        <w:spacing w:after="240" w:before="0" w:line="276" w:lineRule="auto"/>
-        <w:ind w:left="720" w:firstLine="0"/>
+        <w:spacing w:before="0" w:after="240" w:line="276" w:lineRule="auto"/>
+        <w:ind w:left="720"/>
         <w:jc w:val="center"/>
         <w:rPr>
-          <w:b w:val="1"/>
-          <w:bCs w:val="1"/>
-        </w:rPr>
-      </w:pPr>
-      <w:r>
-        <w:rPr>
-          <w:b w:val="1"/>
-          <w:bCs w:val="1"/>
+          <w:b/>
+          <w:bCs/>
+        </w:rPr>
+      </w:pPr>
+      <w:r>
+        <w:rPr>
+          <w:b/>
+          <w:bCs/>
+          <w:noProof/>
         </w:rPr>
         <w:drawing>
-          <wp:inline distB="114300" distT="114300" distL="114300" distR="114300">
+          <wp:inline distT="114300" distB="114300" distL="114300" distR="114300" wp14:anchorId="5BB09A54" wp14:editId="5BB09A55">
             <wp:extent cx="2695575" cy="2847975"/>
-            <wp:effectExtent b="0" l="0" r="0" t="0"/>
+            <wp:effectExtent l="0" t="0" r="0" b="0"/>
             <wp:docPr id="1" name="image1.png"/>
-            <a:graphic>
+            <wp:cNvGraphicFramePr/>
+            <a:graphic xmlns:a="http://schemas.openxmlformats.org/drawingml/2006/main">
               <a:graphicData uri="http://schemas.openxmlformats.org/drawingml/2006/picture">
-                <pic:pic>
+                <pic:pic xmlns:pic="http://schemas.openxmlformats.org/drawingml/2006/picture">
                   <pic:nvPicPr>
                     <pic:cNvPr id="0" name="image1.png"/>
                     <pic:cNvPicPr preferRelativeResize="0"/>
                   </pic:nvPicPr>
                   <pic:blipFill>
-                    <a:blip r:embed="rId6"/>
-                    <a:srcRect b="0" l="0" r="0" t="0"/>
+                    <a:blip r:embed="rId5"/>
+                    <a:srcRect/>
                     <a:stretch>
                       <a:fillRect/>
                     </a:stretch>
@@ -3528,7 +3500,9 @@
                       <a:off x="0" y="0"/>
                       <a:ext cx="2695575" cy="2847975"/>
                     </a:xfrm>
-                    <a:prstGeom prst="rect"/>
+                    <a:prstGeom prst="rect">
+                      <a:avLst/>
+                    </a:prstGeom>
                     <a:ln/>
                   </pic:spPr>
                 </pic:pic>
@@ -3537,58 +3511,50 @@
           </wp:inline>
         </w:drawing>
       </w:r>
-      <w:r>
-        <w:rPr>
-          <w:rtl w:val="0"/>
-        </w:rPr>
-      </w:r>
-    </w:p>
-    <w:p>
-      <w:pPr>
-        <w:spacing w:after="240" w:before="0" w:line="276" w:lineRule="auto"/>
-        <w:ind w:left="720" w:firstLine="0"/>
+    </w:p>
+    <w:p>
+      <w:pPr>
+        <w:spacing w:before="0" w:after="240" w:line="276" w:lineRule="auto"/>
+        <w:ind w:left="720"/>
         <w:jc w:val="center"/>
         <w:rPr>
-          <w:b w:val="1"/>
-          <w:bCs w:val="1"/>
-        </w:rPr>
-      </w:pPr>
-      <w:r>
-        <w:rPr>
-          <w:b w:val="1"/>
-          <w:bCs w:val="1"/>
-          <w:i w:val="1"/>
-          <w:iCs w:val="1"/>
-          <w:rtl w:val="0"/>
-        </w:rPr>
-        <w:t xml:space="preserve">Figura 1 – Modelo Lógico de Dados. Fonte: O autor (2026)</w:t>
-      </w:r>
-      <w:r>
-        <w:rPr>
-          <w:b w:val="1"/>
-          <w:bCs w:val="1"/>
-          <w:rtl w:val="0"/>
+          <w:b/>
+          <w:bCs/>
+        </w:rPr>
+      </w:pPr>
+      <w:r>
+        <w:rPr>
+          <w:b/>
+          <w:bCs/>
+          <w:i/>
+          <w:iCs/>
+        </w:rPr>
+        <w:lastRenderedPageBreak/>
+        <w:t>Figura 1 – Modelo Lógico de Dados. Fonte: O autor (2026)</w:t>
+      </w:r>
+      <w:r>
+        <w:rPr>
+          <w:b/>
+          <w:bCs/>
         </w:rPr>
         <w:t xml:space="preserve"> </w:t>
       </w:r>
     </w:p>
     <w:p>
       <w:pPr>
-        <w:pStyle w:val="Heading2"/>
+        <w:pStyle w:val="Ttulo2"/>
         <w:keepNext w:val="0"/>
         <w:keepLines w:val="0"/>
         <w:spacing w:before="0" w:line="276" w:lineRule="auto"/>
         <w:jc w:val="left"/>
-        <w:rPr/>
-      </w:pPr>
-      <w:bookmarkStart w:colFirst="0" w:colLast="0" w:name="_cctp704r93j3" w:id="28"/>
-      <w:bookmarkEnd w:id="28"/>
-      <w:r>
-        <w:rPr>
-          <w:rtl w:val="0"/>
-        </w:rPr>
-        <w:t xml:space="preserve">3.5 Restrições de Projeto</w:t>
-      </w:r>
+      </w:pPr>
+      <w:bookmarkStart w:id="36" w:name="_cctp704r93j3" w:colFirst="0" w:colLast="0"/>
+      <w:bookmarkStart w:id="37" w:name="_Toc232009340"/>
+      <w:bookmarkEnd w:id="36"/>
+      <w:r>
+        <w:t>3.5 Restrições de Projeto</w:t>
+      </w:r>
+      <w:bookmarkEnd w:id="37"/>
     </w:p>
     <w:p>
       <w:pPr>
@@ -3596,23 +3562,26 @@
           <w:ilvl w:val="0"/>
           <w:numId w:val="6"/>
         </w:numPr>
-        <w:spacing w:after="0" w:afterAutospacing="0" w:before="0" w:line="276" w:lineRule="auto"/>
-        <w:ind w:left="720" w:hanging="360"/>
+        <w:spacing w:before="0" w:line="276" w:lineRule="auto"/>
         <w:jc w:val="left"/>
       </w:pPr>
       <w:r>
         <w:rPr>
-          <w:b w:val="1"/>
-          <w:bCs w:val="1"/>
-          <w:rtl w:val="0"/>
-        </w:rPr>
-        <w:t xml:space="preserve">Tecnologia:</w:t>
-      </w:r>
-      <w:r>
-        <w:rPr>
-          <w:rtl w:val="0"/>
-        </w:rPr>
-        <w:t xml:space="preserve"> Uso obrigatório de Python para o motor de recomendação devido às bibliotecas de análise de dados (Pandas/Scikit-learn).</w:t>
+          <w:b/>
+          <w:bCs/>
+        </w:rPr>
+        <w:t>Tecnologia:</w:t>
+      </w:r>
+      <w:r>
+        <w:t xml:space="preserve"> Uso de Python para o motor de recomendação devido às bibliotecas de análise de dados (Pandas/</w:t>
+      </w:r>
+      <w:proofErr w:type="spellStart"/>
+      <w:r>
+        <w:t>Scikit-learn</w:t>
+      </w:r>
+      <w:proofErr w:type="spellEnd"/>
+      <w:r>
+        <w:t>).</w:t>
       </w:r>
     </w:p>
     <w:p>
@@ -3621,42 +3590,35 @@
           <w:ilvl w:val="0"/>
           <w:numId w:val="6"/>
         </w:numPr>
-        <w:spacing w:after="240" w:before="0" w:line="276" w:lineRule="auto"/>
-        <w:ind w:left="720" w:hanging="360"/>
+        <w:spacing w:before="0" w:after="240" w:line="276" w:lineRule="auto"/>
         <w:jc w:val="left"/>
       </w:pPr>
       <w:r>
         <w:rPr>
-          <w:b w:val="1"/>
-          <w:bCs w:val="1"/>
-          <w:rtl w:val="0"/>
-        </w:rPr>
-        <w:t xml:space="preserve">Interface:</w:t>
-      </w:r>
-      <w:r>
-        <w:rPr>
-          <w:rtl w:val="0"/>
-        </w:rPr>
+          <w:b/>
+          <w:bCs/>
+        </w:rPr>
+        <w:t>Interface:</w:t>
+      </w:r>
+      <w:r>
         <w:t xml:space="preserve"> Adesão a padrões de UI que facilitem o uso em dispositivos móveis pelos representantes.</w:t>
       </w:r>
     </w:p>
     <w:p>
       <w:pPr>
-        <w:pStyle w:val="Heading2"/>
+        <w:pStyle w:val="Ttulo2"/>
         <w:keepNext w:val="0"/>
         <w:keepLines w:val="0"/>
         <w:spacing w:before="0" w:line="276" w:lineRule="auto"/>
         <w:jc w:val="left"/>
-        <w:rPr/>
-      </w:pPr>
-      <w:bookmarkStart w:colFirst="0" w:colLast="0" w:name="_4qd682yl56y6" w:id="29"/>
-      <w:bookmarkEnd w:id="29"/>
-      <w:r>
-        <w:rPr>
-          <w:rtl w:val="0"/>
-        </w:rPr>
-        <w:t xml:space="preserve">3.6 Atributos (Requisitos Não Funcionais)</w:t>
-      </w:r>
+      </w:pPr>
+      <w:bookmarkStart w:id="38" w:name="_4qd682yl56y6" w:colFirst="0" w:colLast="0"/>
+      <w:bookmarkStart w:id="39" w:name="_Toc232009341"/>
+      <w:bookmarkEnd w:id="38"/>
+      <w:r>
+        <w:t>3.6 Atributos (Requisitos Não Funcionais)</w:t>
+      </w:r>
+      <w:bookmarkEnd w:id="39"/>
     </w:p>
     <w:p>
       <w:pPr>
@@ -3664,22 +3626,17 @@
           <w:ilvl w:val="0"/>
           <w:numId w:val="1"/>
         </w:numPr>
-        <w:spacing w:after="0" w:afterAutospacing="0" w:before="0" w:line="276" w:lineRule="auto"/>
-        <w:ind w:left="720" w:hanging="360"/>
+        <w:spacing w:before="0" w:line="276" w:lineRule="auto"/>
         <w:jc w:val="left"/>
       </w:pPr>
       <w:r>
         <w:rPr>
-          <w:b w:val="1"/>
-          <w:bCs w:val="1"/>
-          <w:rtl w:val="0"/>
-        </w:rPr>
-        <w:t xml:space="preserve">Segurança:</w:t>
-      </w:r>
-      <w:r>
-        <w:rPr>
-          <w:rtl w:val="0"/>
-        </w:rPr>
+          <w:b/>
+          <w:bCs/>
+        </w:rPr>
+        <w:t>Segurança:</w:t>
+      </w:r>
+      <w:r>
         <w:t xml:space="preserve"> Implementação de controle de acesso via tokens (JWT) e criptografia de senhas.</w:t>
       </w:r>
     </w:p>
@@ -3689,22 +3646,17 @@
           <w:ilvl w:val="0"/>
           <w:numId w:val="1"/>
         </w:numPr>
-        <w:spacing w:after="0" w:afterAutospacing="0" w:before="0" w:line="276" w:lineRule="auto"/>
-        <w:ind w:left="720" w:hanging="360"/>
+        <w:spacing w:before="0" w:line="276" w:lineRule="auto"/>
         <w:jc w:val="left"/>
       </w:pPr>
       <w:r>
         <w:rPr>
-          <w:b w:val="1"/>
-          <w:bCs w:val="1"/>
-          <w:rtl w:val="0"/>
-        </w:rPr>
-        <w:t xml:space="preserve">Usabilidade:</w:t>
-      </w:r>
-      <w:r>
-        <w:rPr>
-          <w:rtl w:val="0"/>
-        </w:rPr>
+          <w:b/>
+          <w:bCs/>
+        </w:rPr>
+        <w:t>Usabilidade:</w:t>
+      </w:r>
+      <w:r>
         <w:t xml:space="preserve"> Interface intuitiva que não exija treinamento técnico avançado para o representante comercial.</w:t>
       </w:r>
     </w:p>
@@ -3714,57 +3666,37 @@
           <w:ilvl w:val="0"/>
           <w:numId w:val="1"/>
         </w:numPr>
-        <w:spacing w:after="240" w:before="0" w:line="276" w:lineRule="auto"/>
-        <w:ind w:left="720" w:hanging="360"/>
+        <w:spacing w:before="0" w:after="240" w:line="276" w:lineRule="auto"/>
         <w:jc w:val="left"/>
       </w:pPr>
       <w:r>
         <w:rPr>
-          <w:b w:val="1"/>
-          <w:bCs w:val="1"/>
-          <w:rtl w:val="0"/>
-        </w:rPr>
-        <w:t xml:space="preserve">Manutenibilidade:</w:t>
-      </w:r>
-      <w:r>
-        <w:rPr>
-          <w:rtl w:val="0"/>
-        </w:rPr>
+          <w:b/>
+          <w:bCs/>
+        </w:rPr>
+        <w:t>Manutenibilidade:</w:t>
+      </w:r>
+      <w:r>
         <w:t xml:space="preserve"> O código deve ser modular e documentado, permitindo futuras atualizações no algoritmo de IA.</w:t>
       </w:r>
-      <w:r>
-        <w:rPr>
-          <w:rtl w:val="0"/>
-        </w:rPr>
-      </w:r>
-    </w:p>
-    <w:p>
-      <w:pPr>
-        <w:spacing w:before="200" w:line="360" w:lineRule="auto"/>
-        <w:jc w:val="both"/>
-        <w:rPr>
-          <w:sz w:val="24"/>
-          <w:szCs w:val="24"/>
-        </w:rPr>
-      </w:pPr>
-      <w:r>
-        <w:rPr>
-          <w:rtl w:val="0"/>
-        </w:rPr>
-      </w:r>
-    </w:p>
+    </w:p>
+    <w:p/>
     <w:sectPr>
-      <w:pgSz w:h="16834" w:w="11909" w:orient="portrait"/>
-      <w:pgMar w:bottom="1133.8582677165355" w:top="1700.7874015748032" w:left="1700.7874015748032" w:right="1133.8582677165355" w:header="720" w:footer="720"/>
+      <w:pgSz w:w="11909" w:h="16834"/>
+      <w:pgMar w:top="1700" w:right="1133" w:bottom="1133" w:left="1700" w:header="720" w:footer="720" w:gutter="0"/>
       <w:pgNumType w:start="1"/>
+      <w:cols w:space="720"/>
     </w:sectPr>
   </w:body>
 </w:document>
 </file>
 
 <file path=word/numbering.xml><?xml version="1.0" encoding="utf-8"?>
-<w:numbering xmlns:mc="http://schemas.openxmlformats.org/markup-compatibility/2006" xmlns:o="urn:schemas-microsoft-com:office:office" xmlns:r="http://schemas.openxmlformats.org/officeDocument/2006/relationships" xmlns:m="http://schemas.openxmlformats.org/officeDocument/2006/math" xmlns:v="urn:schemas-microsoft-com:vml" xmlns:wp="http://schemas.openxmlformats.org/drawingml/2006/wordprocessingDrawing" xmlns:w10="urn:schemas-microsoft-com:office:word" xmlns:w="http://schemas.openxmlformats.org/wordprocessingml/2006/main" xmlns:wne="http://schemas.microsoft.com/office/word/2006/wordml" xmlns:sl="http://schemas.openxmlformats.org/schemaLibrary/2006/main" xmlns:a="http://schemas.openxmlformats.org/drawingml/2006/main" xmlns:pic="http://schemas.openxmlformats.org/drawingml/2006/picture" xmlns:c="http://schemas.openxmlformats.org/drawingml/2006/chart" xmlns:lc="http://schemas.openxmlformats.org/drawingml/2006/lockedCanvas" xmlns:dgm="http://schemas.openxmlformats.org/drawingml/2006/diagram" xmlns:wps="http://schemas.microsoft.com/office/word/2010/wordprocessingShape" xmlns:wpg="http://schemas.microsoft.com/office/word/2010/wordprocessingGroup" xmlns:w14="http://schemas.microsoft.com/office/word/2010/wordml" xmlns:w15="http://schemas.microsoft.com/office/word/2012/wordml" xmlns:w16="http://schemas.microsoft.com/office/word/2018/wordml" xmlns:w16cex="http://schemas.microsoft.com/office/word/2018/wordml/cex" xmlns:w16cid="http://schemas.microsoft.com/office/word/2016/wordml/cid" xmlns="http://schemas.microsoft.com/office/tasks/2019/documenttasks" xmlns:cr="http://schemas.microsoft.com/office/comments/2020/reactions">
-  <w:abstractNum w:abstractNumId="1">
+<w:numbering xmlns:wpc="http://schemas.microsoft.com/office/word/2010/wordprocessingCanvas" xmlns:cx="http://schemas.microsoft.com/office/drawing/2014/chartex" xmlns:cx1="http://schemas.microsoft.com/office/drawing/2015/9/8/chartex" xmlns:cx2="http://schemas.microsoft.com/office/drawing/2015/10/21/chartex" xmlns:cx3="http://schemas.microsoft.com/office/drawing/2016/5/9/chartex" xmlns:cx4="http://schemas.microsoft.com/office/drawing/2016/5/10/chartex" xmlns:cx5="http://schemas.microsoft.com/office/drawing/2016/5/11/chartex" xmlns:cx6="http://schemas.microsoft.com/office/drawing/2016/5/12/chartex" xmlns:cx7="http://schemas.microsoft.com/office/drawing/2016/5/13/chartex" xmlns:cx8="http://schemas.microsoft.com/office/drawing/2016/5/14/chartex" xmlns:mc="http://schemas.openxmlformats.org/markup-compatibility/2006" xmlns:aink="http://schemas.microsoft.com/office/drawing/2016/ink" xmlns:am3d="http://schemas.microsoft.com/office/drawing/2017/model3d" xmlns:o="urn:schemas-microsoft-com:office:office" xmlns:oel="http://schemas.microsoft.com/office/2019/extlst" xmlns:r="http://schemas.openxmlformats.org/officeDocument/2006/relationships" xmlns:m="http://schemas.openxmlformats.org/officeDocument/2006/math" xmlns:v="urn:schemas-microsoft-com:vml" xmlns:wp14="http://schemas.microsoft.com/office/word/2010/wordprocessingDrawing" xmlns:wp="http://schemas.openxmlformats.org/drawingml/2006/wordprocessingDrawing" xmlns:w10="urn:schemas-microsoft-com:office:word" xmlns:w="http://schemas.openxmlformats.org/wordprocessingml/2006/main" xmlns:w14="http://schemas.microsoft.com/office/word/2010/wordml" xmlns:w15="http://schemas.microsoft.com/office/word/2012/wordml" xmlns:w16cex="http://schemas.microsoft.com/office/word/2018/wordml/cex" xmlns:w16cid="http://schemas.microsoft.com/office/word/2016/wordml/cid" xmlns:w16="http://schemas.microsoft.com/office/word/2018/wordml" xmlns:w16du="http://schemas.microsoft.com/office/word/2023/wordml/word16du" xmlns:w16sdtdh="http://schemas.microsoft.com/office/word/2020/wordml/sdtdatahash" xmlns:w16sdtfl="http://schemas.microsoft.com/office/word/2024/wordml/sdtformatlock" xmlns:w16se="http://schemas.microsoft.com/office/word/2015/wordml/symex" xmlns:wpg="http://schemas.microsoft.com/office/word/2010/wordprocessingGroup" xmlns:wpi="http://schemas.microsoft.com/office/word/2010/wordprocessingInk" xmlns:wne="http://schemas.microsoft.com/office/word/2006/wordml" xmlns:wps="http://schemas.microsoft.com/office/word/2010/wordprocessingShape" mc:Ignorable="w14 w15 w16se w16cid w16 w16cex w16sdtdh w16sdtfl w16du wp14">
+  <w:abstractNum w:abstractNumId="0" w15:restartNumberingAfterBreak="0">
+    <w:nsid w:val="093A2D30"/>
+    <w:multiLevelType w:val="multilevel"/>
+    <w:tmpl w:val="83DCEFBC"/>
     <w:lvl w:ilvl="0">
       <w:start w:val="1"/>
       <w:numFmt w:val="bullet"/>
@@ -3774,7 +3706,7 @@
         <w:ind w:left="720" w:hanging="360"/>
       </w:pPr>
       <w:rPr>
-        <w:rFonts w:ascii="Arial" w:cs="Arial" w:eastAsia="Arial" w:hAnsi="Arial"/>
+        <w:rFonts w:ascii="Arial" w:eastAsia="Arial" w:hAnsi="Arial" w:cs="Arial"/>
         <w:u w:val="none"/>
       </w:rPr>
     </w:lvl>
@@ -3875,7 +3807,10 @@
       </w:rPr>
     </w:lvl>
   </w:abstractNum>
-  <w:abstractNum w:abstractNumId="2">
+  <w:abstractNum w:abstractNumId="1" w15:restartNumberingAfterBreak="0">
+    <w:nsid w:val="1103515C"/>
+    <w:multiLevelType w:val="multilevel"/>
+    <w:tmpl w:val="D800012E"/>
     <w:lvl w:ilvl="0">
       <w:start w:val="1"/>
       <w:numFmt w:val="bullet"/>
@@ -3885,6 +3820,7 @@
         <w:ind w:left="720" w:hanging="360"/>
       </w:pPr>
       <w:rPr>
+        <w:rFonts w:ascii="Arial" w:eastAsia="Arial" w:hAnsi="Arial" w:cs="Arial"/>
         <w:u w:val="none"/>
       </w:rPr>
     </w:lvl>
@@ -3985,7 +3921,10 @@
       </w:rPr>
     </w:lvl>
   </w:abstractNum>
-  <w:abstractNum w:abstractNumId="3">
+  <w:abstractNum w:abstractNumId="2" w15:restartNumberingAfterBreak="0">
+    <w:nsid w:val="21062990"/>
+    <w:multiLevelType w:val="multilevel"/>
+    <w:tmpl w:val="C16AA4CA"/>
     <w:lvl w:ilvl="0">
       <w:start w:val="1"/>
       <w:numFmt w:val="bullet"/>
@@ -3995,7 +3934,7 @@
         <w:ind w:left="720" w:hanging="360"/>
       </w:pPr>
       <w:rPr>
-        <w:rFonts w:ascii="Arial" w:cs="Arial" w:eastAsia="Arial" w:hAnsi="Arial"/>
+        <w:rFonts w:ascii="Arial" w:eastAsia="Arial" w:hAnsi="Arial" w:cs="Arial"/>
         <w:u w:val="none"/>
       </w:rPr>
     </w:lvl>
@@ -4096,7 +4035,10 @@
       </w:rPr>
     </w:lvl>
   </w:abstractNum>
-  <w:abstractNum w:abstractNumId="4">
+  <w:abstractNum w:abstractNumId="3" w15:restartNumberingAfterBreak="0">
+    <w:nsid w:val="23B62EA3"/>
+    <w:multiLevelType w:val="multilevel"/>
+    <w:tmpl w:val="C7C8FF9E"/>
     <w:lvl w:ilvl="0">
       <w:start w:val="1"/>
       <w:numFmt w:val="bullet"/>
@@ -4106,7 +4048,7 @@
         <w:ind w:left="720" w:hanging="360"/>
       </w:pPr>
       <w:rPr>
-        <w:rFonts w:ascii="Arial" w:cs="Arial" w:eastAsia="Arial" w:hAnsi="Arial"/>
+        <w:rFonts w:ascii="Arial" w:eastAsia="Arial" w:hAnsi="Arial" w:cs="Arial"/>
         <w:u w:val="none"/>
       </w:rPr>
     </w:lvl>
@@ -4119,6 +4061,7 @@
         <w:ind w:left="1440" w:hanging="360"/>
       </w:pPr>
       <w:rPr>
+        <w:rFonts w:ascii="Arial" w:eastAsia="Arial" w:hAnsi="Arial" w:cs="Arial"/>
         <w:u w:val="none"/>
       </w:rPr>
     </w:lvl>
@@ -4207,7 +4150,10 @@
       </w:rPr>
     </w:lvl>
   </w:abstractNum>
-  <w:abstractNum w:abstractNumId="5">
+  <w:abstractNum w:abstractNumId="4" w15:restartNumberingAfterBreak="0">
+    <w:nsid w:val="317468EC"/>
+    <w:multiLevelType w:val="multilevel"/>
+    <w:tmpl w:val="D17AE12E"/>
     <w:lvl w:ilvl="0">
       <w:start w:val="1"/>
       <w:numFmt w:val="bullet"/>
@@ -4217,6 +4163,7 @@
         <w:ind w:left="720" w:hanging="360"/>
       </w:pPr>
       <w:rPr>
+        <w:rFonts w:ascii="Arial" w:eastAsia="Arial" w:hAnsi="Arial" w:cs="Arial"/>
         <w:u w:val="none"/>
       </w:rPr>
     </w:lvl>
@@ -4317,7 +4264,10 @@
       </w:rPr>
     </w:lvl>
   </w:abstractNum>
-  <w:abstractNum w:abstractNumId="6">
+  <w:abstractNum w:abstractNumId="5" w15:restartNumberingAfterBreak="0">
+    <w:nsid w:val="38113392"/>
+    <w:multiLevelType w:val="multilevel"/>
+    <w:tmpl w:val="53C8B7F0"/>
     <w:lvl w:ilvl="0">
       <w:start w:val="1"/>
       <w:numFmt w:val="bullet"/>
@@ -4327,7 +4277,7 @@
         <w:ind w:left="720" w:hanging="360"/>
       </w:pPr>
       <w:rPr>
-        <w:rFonts w:ascii="Arial" w:cs="Arial" w:eastAsia="Arial" w:hAnsi="Arial"/>
+        <w:rFonts w:ascii="Arial" w:eastAsia="Arial" w:hAnsi="Arial" w:cs="Arial"/>
         <w:u w:val="none"/>
       </w:rPr>
     </w:lvl>
@@ -4428,7 +4378,10 @@
       </w:rPr>
     </w:lvl>
   </w:abstractNum>
-  <w:abstractNum w:abstractNumId="7">
+  <w:abstractNum w:abstractNumId="6" w15:restartNumberingAfterBreak="0">
+    <w:nsid w:val="413721F6"/>
+    <w:multiLevelType w:val="multilevel"/>
+    <w:tmpl w:val="450C29B8"/>
     <w:lvl w:ilvl="0">
       <w:start w:val="1"/>
       <w:numFmt w:val="bullet"/>
@@ -4438,7 +4391,6 @@
         <w:ind w:left="720" w:hanging="360"/>
       </w:pPr>
       <w:rPr>
-        <w:rFonts w:ascii="Arial" w:cs="Arial" w:eastAsia="Arial" w:hAnsi="Arial"/>
         <w:u w:val="none"/>
       </w:rPr>
     </w:lvl>
@@ -4451,7 +4403,6 @@
         <w:ind w:left="1440" w:hanging="360"/>
       </w:pPr>
       <w:rPr>
-        <w:rFonts w:ascii="Arial" w:cs="Arial" w:eastAsia="Arial" w:hAnsi="Arial"/>
         <w:u w:val="none"/>
       </w:rPr>
     </w:lvl>
@@ -4540,7 +4491,10 @@
       </w:rPr>
     </w:lvl>
   </w:abstractNum>
-  <w:abstractNum w:abstractNumId="8">
+  <w:abstractNum w:abstractNumId="7" w15:restartNumberingAfterBreak="0">
+    <w:nsid w:val="45A9348E"/>
+    <w:multiLevelType w:val="multilevel"/>
+    <w:tmpl w:val="E496D28E"/>
     <w:lvl w:ilvl="0">
       <w:start w:val="1"/>
       <w:numFmt w:val="bullet"/>
@@ -4550,7 +4504,6 @@
         <w:ind w:left="720" w:hanging="360"/>
       </w:pPr>
       <w:rPr>
-        <w:rFonts w:ascii="Arial" w:cs="Arial" w:eastAsia="Arial" w:hAnsi="Arial"/>
         <w:u w:val="none"/>
       </w:rPr>
     </w:lvl>
@@ -4651,7 +4604,10 @@
       </w:rPr>
     </w:lvl>
   </w:abstractNum>
-  <w:abstractNum w:abstractNumId="9">
+  <w:abstractNum w:abstractNumId="8" w15:restartNumberingAfterBreak="0">
+    <w:nsid w:val="575E0B1B"/>
+    <w:multiLevelType w:val="multilevel"/>
+    <w:tmpl w:val="79287930"/>
     <w:lvl w:ilvl="0">
       <w:start w:val="1"/>
       <w:numFmt w:val="bullet"/>
@@ -4661,7 +4617,7 @@
         <w:ind w:left="720" w:hanging="360"/>
       </w:pPr>
       <w:rPr>
-        <w:rFonts w:ascii="Arial" w:cs="Arial" w:eastAsia="Arial" w:hAnsi="Arial"/>
+        <w:rFonts w:ascii="Arial" w:eastAsia="Arial" w:hAnsi="Arial" w:cs="Arial"/>
         <w:u w:val="none"/>
       </w:rPr>
     </w:lvl>
@@ -4762,7 +4718,10 @@
       </w:rPr>
     </w:lvl>
   </w:abstractNum>
-  <w:abstractNum w:abstractNumId="10">
+  <w:abstractNum w:abstractNumId="9" w15:restartNumberingAfterBreak="0">
+    <w:nsid w:val="7AFC7523"/>
+    <w:multiLevelType w:val="multilevel"/>
+    <w:tmpl w:val="240AE1C4"/>
     <w:lvl w:ilvl="0">
       <w:start w:val="1"/>
       <w:numFmt w:val="bullet"/>
@@ -4772,6 +4731,7 @@
         <w:ind w:left="720" w:hanging="360"/>
       </w:pPr>
       <w:rPr>
+        <w:rFonts w:ascii="Arial" w:eastAsia="Arial" w:hAnsi="Arial" w:cs="Arial"/>
         <w:u w:val="none"/>
       </w:rPr>
     </w:lvl>
@@ -4872,7 +4832,10 @@
       </w:rPr>
     </w:lvl>
   </w:abstractNum>
-  <w:abstractNum w:abstractNumId="11">
+  <w:abstractNum w:abstractNumId="10" w15:restartNumberingAfterBreak="0">
+    <w:nsid w:val="7F9E173B"/>
+    <w:multiLevelType w:val="multilevel"/>
+    <w:tmpl w:val="CB82E86E"/>
     <w:lvl w:ilvl="0">
       <w:start w:val="1"/>
       <w:numFmt w:val="bullet"/>
@@ -4882,7 +4845,6 @@
         <w:ind w:left="720" w:hanging="360"/>
       </w:pPr>
       <w:rPr>
-        <w:rFonts w:ascii="Arial" w:cs="Arial" w:eastAsia="Arial" w:hAnsi="Arial"/>
         <w:u w:val="none"/>
       </w:rPr>
     </w:lvl>
@@ -4983,51 +4945,51 @@
       </w:rPr>
     </w:lvl>
   </w:abstractNum>
-  <w:num w:numId="1">
+  <w:num w:numId="1" w16cid:durableId="234828061">
+    <w:abstractNumId w:val="2"/>
+  </w:num>
+  <w:num w:numId="2" w16cid:durableId="426929931">
+    <w:abstractNumId w:val="6"/>
+  </w:num>
+  <w:num w:numId="3" w16cid:durableId="1648124090">
+    <w:abstractNumId w:val="8"/>
+  </w:num>
+  <w:num w:numId="4" w16cid:durableId="1775321317">
+    <w:abstractNumId w:val="4"/>
+  </w:num>
+  <w:num w:numId="5" w16cid:durableId="130289332">
+    <w:abstractNumId w:val="7"/>
+  </w:num>
+  <w:num w:numId="6" w16cid:durableId="1287733077">
+    <w:abstractNumId w:val="0"/>
+  </w:num>
+  <w:num w:numId="7" w16cid:durableId="817650912">
+    <w:abstractNumId w:val="3"/>
+  </w:num>
+  <w:num w:numId="8" w16cid:durableId="1740907172">
     <w:abstractNumId w:val="1"/>
   </w:num>
-  <w:num w:numId="2">
-    <w:abstractNumId w:val="2"/>
-  </w:num>
-  <w:num w:numId="3">
-    <w:abstractNumId w:val="3"/>
-  </w:num>
-  <w:num w:numId="4">
-    <w:abstractNumId w:val="4"/>
-  </w:num>
-  <w:num w:numId="5">
+  <w:num w:numId="9" w16cid:durableId="1793597946">
     <w:abstractNumId w:val="5"/>
   </w:num>
-  <w:num w:numId="6">
-    <w:abstractNumId w:val="6"/>
-  </w:num>
-  <w:num w:numId="7">
-    <w:abstractNumId w:val="7"/>
-  </w:num>
-  <w:num w:numId="8">
-    <w:abstractNumId w:val="8"/>
-  </w:num>
-  <w:num w:numId="9">
-    <w:abstractNumId w:val="9"/>
-  </w:num>
-  <w:num w:numId="10">
+  <w:num w:numId="10" w16cid:durableId="2062905083">
     <w:abstractNumId w:val="10"/>
   </w:num>
-  <w:num w:numId="11">
-    <w:abstractNumId w:val="11"/>
+  <w:num w:numId="11" w16cid:durableId="1350058361">
+    <w:abstractNumId w:val="9"/>
   </w:num>
 </w:numbering>
 </file>
 
 <file path=word/styles.xml><?xml version="1.0" encoding="utf-8"?>
-<w:styles xmlns:mc="http://schemas.openxmlformats.org/markup-compatibility/2006" xmlns:o="urn:schemas-microsoft-com:office:office" xmlns:r="http://schemas.openxmlformats.org/officeDocument/2006/relationships" xmlns:m="http://schemas.openxmlformats.org/officeDocument/2006/math" xmlns:v="urn:schemas-microsoft-com:vml" xmlns:wp="http://schemas.openxmlformats.org/drawingml/2006/wordprocessingDrawing" xmlns:w10="urn:schemas-microsoft-com:office:word" xmlns:w="http://schemas.openxmlformats.org/wordprocessingml/2006/main" xmlns:wne="http://schemas.microsoft.com/office/word/2006/wordml" xmlns:sl="http://schemas.openxmlformats.org/schemaLibrary/2006/main" xmlns:a="http://schemas.openxmlformats.org/drawingml/2006/main" xmlns:pic="http://schemas.openxmlformats.org/drawingml/2006/picture" xmlns:c="http://schemas.openxmlformats.org/drawingml/2006/chart" xmlns:lc="http://schemas.openxmlformats.org/drawingml/2006/lockedCanvas" xmlns:dgm="http://schemas.openxmlformats.org/drawingml/2006/diagram" xmlns:wps="http://schemas.microsoft.com/office/word/2010/wordprocessingShape" xmlns:wpg="http://schemas.microsoft.com/office/word/2010/wordprocessingGroup" xmlns:w14="http://schemas.microsoft.com/office/word/2010/wordml" xmlns:w15="http://schemas.microsoft.com/office/word/2012/wordml" xmlns:w16="http://schemas.microsoft.com/office/word/2018/wordml" xmlns:w16cex="http://schemas.microsoft.com/office/word/2018/wordml/cex" xmlns:w16cid="http://schemas.microsoft.com/office/word/2016/wordml/cid" xmlns="http://schemas.microsoft.com/office/tasks/2019/documenttasks" xmlns:cr="http://schemas.microsoft.com/office/comments/2020/reactions">
+<w:styles xmlns:mc="http://schemas.openxmlformats.org/markup-compatibility/2006" xmlns:r="http://schemas.openxmlformats.org/officeDocument/2006/relationships" xmlns:w="http://schemas.openxmlformats.org/wordprocessingml/2006/main" xmlns:w14="http://schemas.microsoft.com/office/word/2010/wordml" xmlns:w15="http://schemas.microsoft.com/office/word/2012/wordml" xmlns:w16cex="http://schemas.microsoft.com/office/word/2018/wordml/cex" xmlns:w16cid="http://schemas.microsoft.com/office/word/2016/wordml/cid" xmlns:w16="http://schemas.microsoft.com/office/word/2018/wordml" xmlns:w16du="http://schemas.microsoft.com/office/word/2023/wordml/word16du" xmlns:w16sdtdh="http://schemas.microsoft.com/office/word/2020/wordml/sdtdatahash" xmlns:w16sdtfl="http://schemas.microsoft.com/office/word/2024/wordml/sdtformatlock" xmlns:w16se="http://schemas.microsoft.com/office/word/2015/wordml/symex" mc:Ignorable="w14 w15 w16se w16cid w16 w16cex w16sdtdh w16sdtfl w16du">
   <w:docDefaults>
     <w:rPrDefault>
       <w:rPr>
-        <w:rFonts w:ascii="Arial" w:cs="Arial" w:eastAsia="Arial" w:hAnsi="Arial"/>
+        <w:rFonts w:ascii="Arial" w:eastAsia="Arial" w:hAnsi="Arial" w:cs="Arial"/>
         <w:sz w:val="24"/>
         <w:szCs w:val="24"/>
-        <w:lang w:val="pt_BR"/>
+        <w:lang w:val="pt-BR" w:eastAsia="pt-BR" w:bidi="ar-SA"/>
       </w:rPr>
     </w:rPrDefault>
     <w:pPrDefault>
@@ -5037,95 +4999,474 @@
       </w:pPr>
     </w:pPrDefault>
   </w:docDefaults>
-  <w:style w:type="table" w:styleId="TableNormal" w:default="1">
-    <w:name w:val="TableNormal"/>
-    <w:tblPr>
-      <w:tblCellMar>
-        <w:top w:w="100.0" w:type="dxa"/>
-        <w:left w:w="100.0" w:type="dxa"/>
-        <w:bottom w:w="100.0" w:type="dxa"/>
-        <w:right w:w="100.0" w:type="dxa"/>
-      </w:tblCellMar>
-    </w:tblPr>
+  <w:latentStyles w:defLockedState="0" w:defUIPriority="99" w:defSemiHidden="0" w:defUnhideWhenUsed="0" w:defQFormat="0" w:count="376">
+    <w:lsdException w:name="Normal" w:uiPriority="0" w:qFormat="1"/>
+    <w:lsdException w:name="heading 1" w:uiPriority="9" w:qFormat="1"/>
+    <w:lsdException w:name="heading 2" w:semiHidden="1" w:uiPriority="9" w:unhideWhenUsed="1" w:qFormat="1"/>
+    <w:lsdException w:name="heading 3" w:semiHidden="1" w:uiPriority="9" w:unhideWhenUsed="1" w:qFormat="1"/>
+    <w:lsdException w:name="heading 4" w:semiHidden="1" w:uiPriority="9" w:unhideWhenUsed="1" w:qFormat="1"/>
+    <w:lsdException w:name="heading 5" w:semiHidden="1" w:uiPriority="9" w:unhideWhenUsed="1" w:qFormat="1"/>
+    <w:lsdException w:name="heading 6" w:semiHidden="1" w:uiPriority="9" w:unhideWhenUsed="1" w:qFormat="1"/>
+    <w:lsdException w:name="heading 7" w:semiHidden="1" w:uiPriority="9" w:unhideWhenUsed="1" w:qFormat="1"/>
+    <w:lsdException w:name="heading 8" w:semiHidden="1" w:uiPriority="9" w:unhideWhenUsed="1" w:qFormat="1"/>
+    <w:lsdException w:name="heading 9" w:semiHidden="1" w:uiPriority="9" w:unhideWhenUsed="1" w:qFormat="1"/>
+    <w:lsdException w:name="index 1" w:semiHidden="1" w:unhideWhenUsed="1"/>
+    <w:lsdException w:name="index 2" w:semiHidden="1" w:unhideWhenUsed="1"/>
+    <w:lsdException w:name="index 3" w:semiHidden="1" w:unhideWhenUsed="1"/>
+    <w:lsdException w:name="index 4" w:semiHidden="1" w:unhideWhenUsed="1"/>
+    <w:lsdException w:name="index 5" w:semiHidden="1" w:unhideWhenUsed="1"/>
+    <w:lsdException w:name="index 6" w:semiHidden="1" w:unhideWhenUsed="1"/>
+    <w:lsdException w:name="index 7" w:semiHidden="1" w:unhideWhenUsed="1"/>
+    <w:lsdException w:name="index 8" w:semiHidden="1" w:unhideWhenUsed="1"/>
+    <w:lsdException w:name="index 9" w:semiHidden="1" w:unhideWhenUsed="1"/>
+    <w:lsdException w:name="toc 1" w:semiHidden="1" w:uiPriority="39" w:unhideWhenUsed="1"/>
+    <w:lsdException w:name="toc 2" w:semiHidden="1" w:uiPriority="39" w:unhideWhenUsed="1"/>
+    <w:lsdException w:name="toc 3" w:semiHidden="1" w:uiPriority="39" w:unhideWhenUsed="1"/>
+    <w:lsdException w:name="toc 4" w:semiHidden="1" w:uiPriority="39" w:unhideWhenUsed="1"/>
+    <w:lsdException w:name="toc 5" w:semiHidden="1" w:uiPriority="39" w:unhideWhenUsed="1"/>
+    <w:lsdException w:name="toc 6" w:semiHidden="1" w:uiPriority="39" w:unhideWhenUsed="1"/>
+    <w:lsdException w:name="toc 7" w:semiHidden="1" w:uiPriority="39" w:unhideWhenUsed="1"/>
+    <w:lsdException w:name="toc 8" w:semiHidden="1" w:uiPriority="39" w:unhideWhenUsed="1"/>
+    <w:lsdException w:name="toc 9" w:semiHidden="1" w:uiPriority="39" w:unhideWhenUsed="1"/>
+    <w:lsdException w:name="Normal Indent" w:semiHidden="1" w:unhideWhenUsed="1"/>
+    <w:lsdException w:name="footnote text" w:semiHidden="1" w:unhideWhenUsed="1"/>
+    <w:lsdException w:name="annotation text" w:semiHidden="1" w:unhideWhenUsed="1"/>
+    <w:lsdException w:name="header" w:semiHidden="1" w:unhideWhenUsed="1"/>
+    <w:lsdException w:name="footer" w:semiHidden="1" w:unhideWhenUsed="1"/>
+    <w:lsdException w:name="index heading" w:semiHidden="1" w:unhideWhenUsed="1"/>
+    <w:lsdException w:name="caption" w:semiHidden="1" w:uiPriority="35" w:unhideWhenUsed="1" w:qFormat="1"/>
+    <w:lsdException w:name="table of figures" w:semiHidden="1" w:unhideWhenUsed="1"/>
+    <w:lsdException w:name="envelope address" w:semiHidden="1" w:unhideWhenUsed="1"/>
+    <w:lsdException w:name="envelope return" w:semiHidden="1" w:unhideWhenUsed="1"/>
+    <w:lsdException w:name="footnote reference" w:semiHidden="1" w:unhideWhenUsed="1"/>
+    <w:lsdException w:name="annotation reference" w:semiHidden="1" w:unhideWhenUsed="1"/>
+    <w:lsdException w:name="line number" w:semiHidden="1" w:unhideWhenUsed="1"/>
+    <w:lsdException w:name="page number" w:semiHidden="1" w:unhideWhenUsed="1"/>
+    <w:lsdException w:name="endnote reference" w:semiHidden="1" w:unhideWhenUsed="1"/>
+    <w:lsdException w:name="endnote text" w:semiHidden="1" w:unhideWhenUsed="1"/>
+    <w:lsdException w:name="table of authorities" w:semiHidden="1" w:unhideWhenUsed="1"/>
+    <w:lsdException w:name="macro" w:semiHidden="1" w:unhideWhenUsed="1"/>
+    <w:lsdException w:name="toa heading" w:semiHidden="1" w:unhideWhenUsed="1"/>
+    <w:lsdException w:name="List" w:semiHidden="1" w:unhideWhenUsed="1"/>
+    <w:lsdException w:name="List Bullet" w:semiHidden="1" w:unhideWhenUsed="1"/>
+    <w:lsdException w:name="List Number" w:semiHidden="1" w:unhideWhenUsed="1"/>
+    <w:lsdException w:name="List 2" w:semiHidden="1" w:unhideWhenUsed="1"/>
+    <w:lsdException w:name="List 3" w:semiHidden="1" w:unhideWhenUsed="1"/>
+    <w:lsdException w:name="List 4" w:semiHidden="1" w:unhideWhenUsed="1"/>
+    <w:lsdException w:name="List 5" w:semiHidden="1" w:unhideWhenUsed="1"/>
+    <w:lsdException w:name="List Bullet 2" w:semiHidden="1" w:unhideWhenUsed="1"/>
+    <w:lsdException w:name="List Bullet 3" w:semiHidden="1" w:unhideWhenUsed="1"/>
+    <w:lsdException w:name="List Bullet 4" w:semiHidden="1" w:unhideWhenUsed="1"/>
+    <w:lsdException w:name="List Bullet 5" w:semiHidden="1" w:unhideWhenUsed="1"/>
+    <w:lsdException w:name="List Number 2" w:semiHidden="1" w:unhideWhenUsed="1"/>
+    <w:lsdException w:name="List Number 3" w:semiHidden="1" w:unhideWhenUsed="1"/>
+    <w:lsdException w:name="List Number 4" w:semiHidden="1" w:unhideWhenUsed="1"/>
+    <w:lsdException w:name="List Number 5" w:semiHidden="1" w:unhideWhenUsed="1"/>
+    <w:lsdException w:name="Title" w:uiPriority="10" w:qFormat="1"/>
+    <w:lsdException w:name="Closing" w:semiHidden="1" w:unhideWhenUsed="1"/>
+    <w:lsdException w:name="Signature" w:semiHidden="1" w:unhideWhenUsed="1"/>
+    <w:lsdException w:name="Default Paragraph Font" w:semiHidden="1" w:uiPriority="1" w:unhideWhenUsed="1"/>
+    <w:lsdException w:name="Body Text" w:semiHidden="1" w:unhideWhenUsed="1"/>
+    <w:lsdException w:name="Body Text Indent" w:semiHidden="1" w:unhideWhenUsed="1"/>
+    <w:lsdException w:name="List Continue" w:semiHidden="1" w:unhideWhenUsed="1"/>
+    <w:lsdException w:name="List Continue 2" w:semiHidden="1" w:unhideWhenUsed="1"/>
+    <w:lsdException w:name="List Continue 3" w:semiHidden="1" w:unhideWhenUsed="1"/>
+    <w:lsdException w:name="List Continue 4" w:semiHidden="1" w:unhideWhenUsed="1"/>
+    <w:lsdException w:name="List Continue 5" w:semiHidden="1" w:unhideWhenUsed="1"/>
+    <w:lsdException w:name="Message Header" w:semiHidden="1" w:unhideWhenUsed="1"/>
+    <w:lsdException w:name="Subtitle" w:uiPriority="11" w:qFormat="1"/>
+    <w:lsdException w:name="Salutation" w:semiHidden="1" w:unhideWhenUsed="1"/>
+    <w:lsdException w:name="Date" w:semiHidden="1" w:unhideWhenUsed="1"/>
+    <w:lsdException w:name="Body Text First Indent" w:semiHidden="1" w:unhideWhenUsed="1"/>
+    <w:lsdException w:name="Body Text First Indent 2" w:semiHidden="1" w:unhideWhenUsed="1"/>
+    <w:lsdException w:name="Note Heading" w:semiHidden="1" w:unhideWhenUsed="1"/>
+    <w:lsdException w:name="Body Text 2" w:semiHidden="1" w:unhideWhenUsed="1"/>
+    <w:lsdException w:name="Body Text 3" w:semiHidden="1" w:unhideWhenUsed="1"/>
+    <w:lsdException w:name="Body Text Indent 2" w:semiHidden="1" w:unhideWhenUsed="1"/>
+    <w:lsdException w:name="Body Text Indent 3" w:semiHidden="1" w:unhideWhenUsed="1"/>
+    <w:lsdException w:name="Block Text" w:semiHidden="1" w:unhideWhenUsed="1"/>
+    <w:lsdException w:name="Hyperlink" w:semiHidden="1" w:unhideWhenUsed="1"/>
+    <w:lsdException w:name="FollowedHyperlink" w:semiHidden="1" w:unhideWhenUsed="1"/>
+    <w:lsdException w:name="Strong" w:uiPriority="22" w:qFormat="1"/>
+    <w:lsdException w:name="Emphasis" w:uiPriority="20" w:qFormat="1"/>
+    <w:lsdException w:name="Document Map" w:semiHidden="1" w:unhideWhenUsed="1"/>
+    <w:lsdException w:name="Plain Text" w:semiHidden="1" w:unhideWhenUsed="1"/>
+    <w:lsdException w:name="E-mail Signature" w:semiHidden="1" w:unhideWhenUsed="1"/>
+    <w:lsdException w:name="HTML Top of Form" w:semiHidden="1" w:unhideWhenUsed="1"/>
+    <w:lsdException w:name="HTML Bottom of Form" w:semiHidden="1" w:unhideWhenUsed="1"/>
+    <w:lsdException w:name="Normal (Web)" w:semiHidden="1" w:unhideWhenUsed="1"/>
+    <w:lsdException w:name="HTML Acronym" w:semiHidden="1" w:unhideWhenUsed="1"/>
+    <w:lsdException w:name="HTML Address" w:semiHidden="1" w:unhideWhenUsed="1"/>
+    <w:lsdException w:name="HTML Cite" w:semiHidden="1" w:unhideWhenUsed="1"/>
+    <w:lsdException w:name="HTML Code" w:semiHidden="1" w:unhideWhenUsed="1"/>
+    <w:lsdException w:name="HTML Definition" w:semiHidden="1" w:unhideWhenUsed="1"/>
+    <w:lsdException w:name="HTML Keyboard" w:semiHidden="1" w:unhideWhenUsed="1"/>
+    <w:lsdException w:name="HTML Preformatted" w:semiHidden="1" w:unhideWhenUsed="1"/>
+    <w:lsdException w:name="HTML Sample" w:semiHidden="1" w:unhideWhenUsed="1"/>
+    <w:lsdException w:name="HTML Typewriter" w:semiHidden="1" w:unhideWhenUsed="1"/>
+    <w:lsdException w:name="HTML Variable" w:semiHidden="1" w:unhideWhenUsed="1"/>
+    <w:lsdException w:name="Normal Table" w:semiHidden="1" w:unhideWhenUsed="1"/>
+    <w:lsdException w:name="annotation subject" w:semiHidden="1" w:unhideWhenUsed="1"/>
+    <w:lsdException w:name="No List" w:semiHidden="1" w:unhideWhenUsed="1"/>
+    <w:lsdException w:name="Outline List 1" w:semiHidden="1" w:unhideWhenUsed="1"/>
+    <w:lsdException w:name="Outline List 2" w:semiHidden="1" w:unhideWhenUsed="1"/>
+    <w:lsdException w:name="Outline List 3" w:semiHidden="1" w:unhideWhenUsed="1"/>
+    <w:lsdException w:name="Table Simple 1" w:semiHidden="1" w:unhideWhenUsed="1"/>
+    <w:lsdException w:name="Table Simple 2" w:semiHidden="1" w:unhideWhenUsed="1"/>
+    <w:lsdException w:name="Table Simple 3" w:semiHidden="1" w:unhideWhenUsed="1"/>
+    <w:lsdException w:name="Table Classic 1" w:semiHidden="1" w:unhideWhenUsed="1"/>
+    <w:lsdException w:name="Table Classic 2" w:semiHidden="1" w:unhideWhenUsed="1"/>
+    <w:lsdException w:name="Table Classic 3" w:semiHidden="1" w:unhideWhenUsed="1"/>
+    <w:lsdException w:name="Table Classic 4" w:semiHidden="1" w:unhideWhenUsed="1"/>
+    <w:lsdException w:name="Table Colorful 1" w:semiHidden="1" w:unhideWhenUsed="1"/>
+    <w:lsdException w:name="Table Colorful 2" w:semiHidden="1" w:unhideWhenUsed="1"/>
+    <w:lsdException w:name="Table Colorful 3" w:semiHidden="1" w:unhideWhenUsed="1"/>
+    <w:lsdException w:name="Table Columns 1" w:semiHidden="1" w:unhideWhenUsed="1"/>
+    <w:lsdException w:name="Table Columns 2" w:semiHidden="1" w:unhideWhenUsed="1"/>
+    <w:lsdException w:name="Table Columns 3" w:semiHidden="1" w:unhideWhenUsed="1"/>
+    <w:lsdException w:name="Table Columns 4" w:semiHidden="1" w:unhideWhenUsed="1"/>
+    <w:lsdException w:name="Table Columns 5" w:semiHidden="1" w:unhideWhenUsed="1"/>
+    <w:lsdException w:name="Table Grid 1" w:semiHidden="1" w:unhideWhenUsed="1"/>
+    <w:lsdException w:name="Table Grid 2" w:semiHidden="1" w:unhideWhenUsed="1"/>
+    <w:lsdException w:name="Table Grid 3" w:semiHidden="1" w:unhideWhenUsed="1"/>
+    <w:lsdException w:name="Table Grid 4" w:semiHidden="1" w:unhideWhenUsed="1"/>
+    <w:lsdException w:name="Table Grid 5" w:semiHidden="1" w:unhideWhenUsed="1"/>
+    <w:lsdException w:name="Table Grid 6" w:semiHidden="1" w:unhideWhenUsed="1"/>
+    <w:lsdException w:name="Table Grid 7" w:semiHidden="1" w:unhideWhenUsed="1"/>
+    <w:lsdException w:name="Table Grid 8" w:semiHidden="1" w:unhideWhenUsed="1"/>
+    <w:lsdException w:name="Table List 1" w:semiHidden="1" w:unhideWhenUsed="1"/>
+    <w:lsdException w:name="Table List 2" w:semiHidden="1" w:unhideWhenUsed="1"/>
+    <w:lsdException w:name="Table List 3" w:semiHidden="1" w:unhideWhenUsed="1"/>
+    <w:lsdException w:name="Table List 4" w:semiHidden="1" w:unhideWhenUsed="1"/>
+    <w:lsdException w:name="Table List 5" w:semiHidden="1" w:unhideWhenUsed="1"/>
+    <w:lsdException w:name="Table List 6" w:semiHidden="1" w:unhideWhenUsed="1"/>
+    <w:lsdException w:name="Table List 7" w:semiHidden="1" w:unhideWhenUsed="1"/>
+    <w:lsdException w:name="Table List 8" w:semiHidden="1" w:unhideWhenUsed="1"/>
+    <w:lsdException w:name="Table 3D effects 1" w:semiHidden="1" w:unhideWhenUsed="1"/>
+    <w:lsdException w:name="Table 3D effects 2" w:semiHidden="1" w:unhideWhenUsed="1"/>
+    <w:lsdException w:name="Table 3D effects 3" w:semiHidden="1" w:unhideWhenUsed="1"/>
+    <w:lsdException w:name="Table Contemporary" w:semiHidden="1" w:unhideWhenUsed="1"/>
+    <w:lsdException w:name="Table Elegant" w:semiHidden="1" w:unhideWhenUsed="1"/>
+    <w:lsdException w:name="Table Professional" w:semiHidden="1" w:unhideWhenUsed="1"/>
+    <w:lsdException w:name="Table Subtle 1" w:semiHidden="1" w:unhideWhenUsed="1"/>
+    <w:lsdException w:name="Table Subtle 2" w:semiHidden="1" w:unhideWhenUsed="1"/>
+    <w:lsdException w:name="Table Web 1" w:semiHidden="1" w:unhideWhenUsed="1"/>
+    <w:lsdException w:name="Table Web 2" w:semiHidden="1" w:unhideWhenUsed="1"/>
+    <w:lsdException w:name="Table Web 3" w:semiHidden="1" w:unhideWhenUsed="1"/>
+    <w:lsdException w:name="Balloon Text" w:semiHidden="1" w:unhideWhenUsed="1"/>
+    <w:lsdException w:name="Table Grid" w:uiPriority="39"/>
+    <w:lsdException w:name="Table Theme" w:semiHidden="1" w:unhideWhenUsed="1"/>
+    <w:lsdException w:name="Placeholder Text" w:semiHidden="1"/>
+    <w:lsdException w:name="No Spacing" w:uiPriority="1" w:qFormat="1"/>
+    <w:lsdException w:name="Light Shading" w:uiPriority="60"/>
+    <w:lsdException w:name="Light List" w:uiPriority="61"/>
+    <w:lsdException w:name="Light Grid" w:uiPriority="62"/>
+    <w:lsdException w:name="Medium Shading 1" w:uiPriority="63"/>
+    <w:lsdException w:name="Medium Shading 2" w:uiPriority="64"/>
+    <w:lsdException w:name="Medium List 1" w:uiPriority="65"/>
+    <w:lsdException w:name="Medium List 2" w:uiPriority="66"/>
+    <w:lsdException w:name="Medium Grid 1" w:uiPriority="67"/>
+    <w:lsdException w:name="Medium Grid 2" w:uiPriority="68"/>
+    <w:lsdException w:name="Medium Grid 3" w:uiPriority="69"/>
+    <w:lsdException w:name="Dark List" w:uiPriority="70"/>
+    <w:lsdException w:name="Colorful Shading" w:uiPriority="71"/>
+    <w:lsdException w:name="Colorful List" w:uiPriority="72"/>
+    <w:lsdException w:name="Colorful Grid" w:uiPriority="73"/>
+    <w:lsdException w:name="Light Shading Accent 1" w:uiPriority="60"/>
+    <w:lsdException w:name="Light List Accent 1" w:uiPriority="61"/>
+    <w:lsdException w:name="Light Grid Accent 1" w:uiPriority="62"/>
+    <w:lsdException w:name="Medium Shading 1 Accent 1" w:uiPriority="63"/>
+    <w:lsdException w:name="Medium Shading 2 Accent 1" w:uiPriority="64"/>
+    <w:lsdException w:name="Medium List 1 Accent 1" w:uiPriority="65"/>
+    <w:lsdException w:name="Revision" w:semiHidden="1"/>
+    <w:lsdException w:name="List Paragraph" w:uiPriority="34" w:qFormat="1"/>
+    <w:lsdException w:name="Quote" w:uiPriority="29" w:qFormat="1"/>
+    <w:lsdException w:name="Intense Quote" w:uiPriority="30" w:qFormat="1"/>
+    <w:lsdException w:name="Medium List 2 Accent 1" w:uiPriority="66"/>
+    <w:lsdException w:name="Medium Grid 1 Accent 1" w:uiPriority="67"/>
+    <w:lsdException w:name="Medium Grid 2 Accent 1" w:uiPriority="68"/>
+    <w:lsdException w:name="Medium Grid 3 Accent 1" w:uiPriority="69"/>
+    <w:lsdException w:name="Dark List Accent 1" w:uiPriority="70"/>
+    <w:lsdException w:name="Colorful Shading Accent 1" w:uiPriority="71"/>
+    <w:lsdException w:name="Colorful List Accent 1" w:uiPriority="72"/>
+    <w:lsdException w:name="Colorful Grid Accent 1" w:uiPriority="73"/>
+    <w:lsdException w:name="Light Shading Accent 2" w:uiPriority="60"/>
+    <w:lsdException w:name="Light List Accent 2" w:uiPriority="61"/>
+    <w:lsdException w:name="Light Grid Accent 2" w:uiPriority="62"/>
+    <w:lsdException w:name="Medium Shading 1 Accent 2" w:uiPriority="63"/>
+    <w:lsdException w:name="Medium Shading 2 Accent 2" w:uiPriority="64"/>
+    <w:lsdException w:name="Medium List 1 Accent 2" w:uiPriority="65"/>
+    <w:lsdException w:name="Medium List 2 Accent 2" w:uiPriority="66"/>
+    <w:lsdException w:name="Medium Grid 1 Accent 2" w:uiPriority="67"/>
+    <w:lsdException w:name="Medium Grid 2 Accent 2" w:uiPriority="68"/>
+    <w:lsdException w:name="Medium Grid 3 Accent 2" w:uiPriority="69"/>
+    <w:lsdException w:name="Dark List Accent 2" w:uiPriority="70"/>
+    <w:lsdException w:name="Colorful Shading Accent 2" w:uiPriority="71"/>
+    <w:lsdException w:name="Colorful List Accent 2" w:uiPriority="72"/>
+    <w:lsdException w:name="Colorful Grid Accent 2" w:uiPriority="73"/>
+    <w:lsdException w:name="Light Shading Accent 3" w:uiPriority="60"/>
+    <w:lsdException w:name="Light List Accent 3" w:uiPriority="61"/>
+    <w:lsdException w:name="Light Grid Accent 3" w:uiPriority="62"/>
+    <w:lsdException w:name="Medium Shading 1 Accent 3" w:uiPriority="63"/>
+    <w:lsdException w:name="Medium Shading 2 Accent 3" w:uiPriority="64"/>
+    <w:lsdException w:name="Medium List 1 Accent 3" w:uiPriority="65"/>
+    <w:lsdException w:name="Medium List 2 Accent 3" w:uiPriority="66"/>
+    <w:lsdException w:name="Medium Grid 1 Accent 3" w:uiPriority="67"/>
+    <w:lsdException w:name="Medium Grid 2 Accent 3" w:uiPriority="68"/>
+    <w:lsdException w:name="Medium Grid 3 Accent 3" w:uiPriority="69"/>
+    <w:lsdException w:name="Dark List Accent 3" w:uiPriority="70"/>
+    <w:lsdException w:name="Colorful Shading Accent 3" w:uiPriority="71"/>
+    <w:lsdException w:name="Colorful List Accent 3" w:uiPriority="72"/>
+    <w:lsdException w:name="Colorful Grid Accent 3" w:uiPriority="73"/>
+    <w:lsdException w:name="Light Shading Accent 4" w:uiPriority="60"/>
+    <w:lsdException w:name="Light List Accent 4" w:uiPriority="61"/>
+    <w:lsdException w:name="Light Grid Accent 4" w:uiPriority="62"/>
+    <w:lsdException w:name="Medium Shading 1 Accent 4" w:uiPriority="63"/>
+    <w:lsdException w:name="Medium Shading 2 Accent 4" w:uiPriority="64"/>
+    <w:lsdException w:name="Medium List 1 Accent 4" w:uiPriority="65"/>
+    <w:lsdException w:name="Medium List 2 Accent 4" w:uiPriority="66"/>
+    <w:lsdException w:name="Medium Grid 1 Accent 4" w:uiPriority="67"/>
+    <w:lsdException w:name="Medium Grid 2 Accent 4" w:uiPriority="68"/>
+    <w:lsdException w:name="Medium Grid 3 Accent 4" w:uiPriority="69"/>
+    <w:lsdException w:name="Dark List Accent 4" w:uiPriority="70"/>
+    <w:lsdException w:name="Colorful Shading Accent 4" w:uiPriority="71"/>
+    <w:lsdException w:name="Colorful List Accent 4" w:uiPriority="72"/>
+    <w:lsdException w:name="Colorful Grid Accent 4" w:uiPriority="73"/>
+    <w:lsdException w:name="Light Shading Accent 5" w:uiPriority="60"/>
+    <w:lsdException w:name="Light List Accent 5" w:uiPriority="61"/>
+    <w:lsdException w:name="Light Grid Accent 5" w:uiPriority="62"/>
+    <w:lsdException w:name="Medium Shading 1 Accent 5" w:uiPriority="63"/>
+    <w:lsdException w:name="Medium Shading 2 Accent 5" w:uiPriority="64"/>
+    <w:lsdException w:name="Medium List 1 Accent 5" w:uiPriority="65"/>
+    <w:lsdException w:name="Medium List 2 Accent 5" w:uiPriority="66"/>
+    <w:lsdException w:name="Medium Grid 1 Accent 5" w:uiPriority="67"/>
+    <w:lsdException w:name="Medium Grid 2 Accent 5" w:uiPriority="68"/>
+    <w:lsdException w:name="Medium Grid 3 Accent 5" w:uiPriority="69"/>
+    <w:lsdException w:name="Dark List Accent 5" w:uiPriority="70"/>
+    <w:lsdException w:name="Colorful Shading Accent 5" w:uiPriority="71"/>
+    <w:lsdException w:name="Colorful List Accent 5" w:uiPriority="72"/>
+    <w:lsdException w:name="Colorful Grid Accent 5" w:uiPriority="73"/>
+    <w:lsdException w:name="Light Shading Accent 6" w:uiPriority="60"/>
+    <w:lsdException w:name="Light List Accent 6" w:uiPriority="61"/>
+    <w:lsdException w:name="Light Grid Accent 6" w:uiPriority="62"/>
+    <w:lsdException w:name="Medium Shading 1 Accent 6" w:uiPriority="63"/>
+    <w:lsdException w:name="Medium Shading 2 Accent 6" w:uiPriority="64"/>
+    <w:lsdException w:name="Medium List 1 Accent 6" w:uiPriority="65"/>
+    <w:lsdException w:name="Medium List 2 Accent 6" w:uiPriority="66"/>
+    <w:lsdException w:name="Medium Grid 1 Accent 6" w:uiPriority="67"/>
+    <w:lsdException w:name="Medium Grid 2 Accent 6" w:uiPriority="68"/>
+    <w:lsdException w:name="Medium Grid 3 Accent 6" w:uiPriority="69"/>
+    <w:lsdException w:name="Dark List Accent 6" w:uiPriority="70"/>
+    <w:lsdException w:name="Colorful Shading Accent 6" w:uiPriority="71"/>
+    <w:lsdException w:name="Colorful List Accent 6" w:uiPriority="72"/>
+    <w:lsdException w:name="Colorful Grid Accent 6" w:uiPriority="73"/>
+    <w:lsdException w:name="Subtle Emphasis" w:uiPriority="19" w:qFormat="1"/>
+    <w:lsdException w:name="Intense Emphasis" w:uiPriority="21" w:qFormat="1"/>
+    <w:lsdException w:name="Subtle Reference" w:uiPriority="31" w:qFormat="1"/>
+    <w:lsdException w:name="Intense Reference" w:uiPriority="32" w:qFormat="1"/>
+    <w:lsdException w:name="Book Title" w:uiPriority="33" w:qFormat="1"/>
+    <w:lsdException w:name="Bibliography" w:semiHidden="1" w:uiPriority="37" w:unhideWhenUsed="1"/>
+    <w:lsdException w:name="TOC Heading" w:semiHidden="1" w:uiPriority="39" w:unhideWhenUsed="1" w:qFormat="1"/>
+    <w:lsdException w:name="Plain Table 1" w:uiPriority="41"/>
+    <w:lsdException w:name="Plain Table 2" w:uiPriority="42"/>
+    <w:lsdException w:name="Plain Table 3" w:uiPriority="43"/>
+    <w:lsdException w:name="Plain Table 4" w:uiPriority="44"/>
+    <w:lsdException w:name="Plain Table 5" w:uiPriority="45"/>
+    <w:lsdException w:name="Grid Table Light" w:uiPriority="40"/>
+    <w:lsdException w:name="Grid Table 1 Light" w:uiPriority="46"/>
+    <w:lsdException w:name="Grid Table 2" w:uiPriority="47"/>
+    <w:lsdException w:name="Grid Table 3" w:uiPriority="48"/>
+    <w:lsdException w:name="Grid Table 4" w:uiPriority="49"/>
+    <w:lsdException w:name="Grid Table 5 Dark" w:uiPriority="50"/>
+    <w:lsdException w:name="Grid Table 6 Colorful" w:uiPriority="51"/>
+    <w:lsdException w:name="Grid Table 7 Colorful" w:uiPriority="52"/>
+    <w:lsdException w:name="Grid Table 1 Light Accent 1" w:uiPriority="46"/>
+    <w:lsdException w:name="Grid Table 2 Accent 1" w:uiPriority="47"/>
+    <w:lsdException w:name="Grid Table 3 Accent 1" w:uiPriority="48"/>
+    <w:lsdException w:name="Grid Table 4 Accent 1" w:uiPriority="49"/>
+    <w:lsdException w:name="Grid Table 5 Dark Accent 1" w:uiPriority="50"/>
+    <w:lsdException w:name="Grid Table 6 Colorful Accent 1" w:uiPriority="51"/>
+    <w:lsdException w:name="Grid Table 7 Colorful Accent 1" w:uiPriority="52"/>
+    <w:lsdException w:name="Grid Table 1 Light Accent 2" w:uiPriority="46"/>
+    <w:lsdException w:name="Grid Table 2 Accent 2" w:uiPriority="47"/>
+    <w:lsdException w:name="Grid Table 3 Accent 2" w:uiPriority="48"/>
+    <w:lsdException w:name="Grid Table 4 Accent 2" w:uiPriority="49"/>
+    <w:lsdException w:name="Grid Table 5 Dark Accent 2" w:uiPriority="50"/>
+    <w:lsdException w:name="Grid Table 6 Colorful Accent 2" w:uiPriority="51"/>
+    <w:lsdException w:name="Grid Table 7 Colorful Accent 2" w:uiPriority="52"/>
+    <w:lsdException w:name="Grid Table 1 Light Accent 3" w:uiPriority="46"/>
+    <w:lsdException w:name="Grid Table 2 Accent 3" w:uiPriority="47"/>
+    <w:lsdException w:name="Grid Table 3 Accent 3" w:uiPriority="48"/>
+    <w:lsdException w:name="Grid Table 4 Accent 3" w:uiPriority="49"/>
+    <w:lsdException w:name="Grid Table 5 Dark Accent 3" w:uiPriority="50"/>
+    <w:lsdException w:name="Grid Table 6 Colorful Accent 3" w:uiPriority="51"/>
+    <w:lsdException w:name="Grid Table 7 Colorful Accent 3" w:uiPriority="52"/>
+    <w:lsdException w:name="Grid Table 1 Light Accent 4" w:uiPriority="46"/>
+    <w:lsdException w:name="Grid Table 2 Accent 4" w:uiPriority="47"/>
+    <w:lsdException w:name="Grid Table 3 Accent 4" w:uiPriority="48"/>
+    <w:lsdException w:name="Grid Table 4 Accent 4" w:uiPriority="49"/>
+    <w:lsdException w:name="Grid Table 5 Dark Accent 4" w:uiPriority="50"/>
+    <w:lsdException w:name="Grid Table 6 Colorful Accent 4" w:uiPriority="51"/>
+    <w:lsdException w:name="Grid Table 7 Colorful Accent 4" w:uiPriority="52"/>
+    <w:lsdException w:name="Grid Table 1 Light Accent 5" w:uiPriority="46"/>
+    <w:lsdException w:name="Grid Table 2 Accent 5" w:uiPriority="47"/>
+    <w:lsdException w:name="Grid Table 3 Accent 5" w:uiPriority="48"/>
+    <w:lsdException w:name="Grid Table 4 Accent 5" w:uiPriority="49"/>
+    <w:lsdException w:name="Grid Table 5 Dark Accent 5" w:uiPriority="50"/>
+    <w:lsdException w:name="Grid Table 6 Colorful Accent 5" w:uiPriority="51"/>
+    <w:lsdException w:name="Grid Table 7 Colorful Accent 5" w:uiPriority="52"/>
+    <w:lsdException w:name="Grid Table 1 Light Accent 6" w:uiPriority="46"/>
+    <w:lsdException w:name="Grid Table 2 Accent 6" w:uiPriority="47"/>
+    <w:lsdException w:name="Grid Table 3 Accent 6" w:uiPriority="48"/>
+    <w:lsdException w:name="Grid Table 4 Accent 6" w:uiPriority="49"/>
+    <w:lsdException w:name="Grid Table 5 Dark Accent 6" w:uiPriority="50"/>
+    <w:lsdException w:name="Grid Table 6 Colorful Accent 6" w:uiPriority="51"/>
+    <w:lsdException w:name="Grid Table 7 Colorful Accent 6" w:uiPriority="52"/>
+    <w:lsdException w:name="List Table 1 Light" w:uiPriority="46"/>
+    <w:lsdException w:name="List Table 2" w:uiPriority="47"/>
+    <w:lsdException w:name="List Table 3" w:uiPriority="48"/>
+    <w:lsdException w:name="List Table 4" w:uiPriority="49"/>
+    <w:lsdException w:name="List Table 5 Dark" w:uiPriority="50"/>
+    <w:lsdException w:name="List Table 6 Colorful" w:uiPriority="51"/>
+    <w:lsdException w:name="List Table 7 Colorful" w:uiPriority="52"/>
+    <w:lsdException w:name="List Table 1 Light Accent 1" w:uiPriority="46"/>
+    <w:lsdException w:name="List Table 2 Accent 1" w:uiPriority="47"/>
+    <w:lsdException w:name="List Table 3 Accent 1" w:uiPriority="48"/>
+    <w:lsdException w:name="List Table 4 Accent 1" w:uiPriority="49"/>
+    <w:lsdException w:name="List Table 5 Dark Accent 1" w:uiPriority="50"/>
+    <w:lsdException w:name="List Table 6 Colorful Accent 1" w:uiPriority="51"/>
+    <w:lsdException w:name="List Table 7 Colorful Accent 1" w:uiPriority="52"/>
+    <w:lsdException w:name="List Table 1 Light Accent 2" w:uiPriority="46"/>
+    <w:lsdException w:name="List Table 2 Accent 2" w:uiPriority="47"/>
+    <w:lsdException w:name="List Table 3 Accent 2" w:uiPriority="48"/>
+    <w:lsdException w:name="List Table 4 Accent 2" w:uiPriority="49"/>
+    <w:lsdException w:name="List Table 5 Dark Accent 2" w:uiPriority="50"/>
+    <w:lsdException w:name="List Table 6 Colorful Accent 2" w:uiPriority="51"/>
+    <w:lsdException w:name="List Table 7 Colorful Accent 2" w:uiPriority="52"/>
+    <w:lsdException w:name="List Table 1 Light Accent 3" w:uiPriority="46"/>
+    <w:lsdException w:name="List Table 2 Accent 3" w:uiPriority="47"/>
+    <w:lsdException w:name="List Table 3 Accent 3" w:uiPriority="48"/>
+    <w:lsdException w:name="List Table 4 Accent 3" w:uiPriority="49"/>
+    <w:lsdException w:name="List Table 5 Dark Accent 3" w:uiPriority="50"/>
+    <w:lsdException w:name="List Table 6 Colorful Accent 3" w:uiPriority="51"/>
+    <w:lsdException w:name="List Table 7 Colorful Accent 3" w:uiPriority="52"/>
+    <w:lsdException w:name="List Table 1 Light Accent 4" w:uiPriority="46"/>
+    <w:lsdException w:name="List Table 2 Accent 4" w:uiPriority="47"/>
+    <w:lsdException w:name="List Table 3 Accent 4" w:uiPriority="48"/>
+    <w:lsdException w:name="List Table 4 Accent 4" w:uiPriority="49"/>
+    <w:lsdException w:name="List Table 5 Dark Accent 4" w:uiPriority="50"/>
+    <w:lsdException w:name="List Table 6 Colorful Accent 4" w:uiPriority="51"/>
+    <w:lsdException w:name="List Table 7 Colorful Accent 4" w:uiPriority="52"/>
+    <w:lsdException w:name="List Table 1 Light Accent 5" w:uiPriority="46"/>
+    <w:lsdException w:name="List Table 2 Accent 5" w:uiPriority="47"/>
+    <w:lsdException w:name="List Table 3 Accent 5" w:uiPriority="48"/>
+    <w:lsdException w:name="List Table 4 Accent 5" w:uiPriority="49"/>
+    <w:lsdException w:name="List Table 5 Dark Accent 5" w:uiPriority="50"/>
+    <w:lsdException w:name="List Table 6 Colorful Accent 5" w:uiPriority="51"/>
+    <w:lsdException w:name="List Table 7 Colorful Accent 5" w:uiPriority="52"/>
+    <w:lsdException w:name="List Table 1 Light Accent 6" w:uiPriority="46"/>
+    <w:lsdException w:name="List Table 2 Accent 6" w:uiPriority="47"/>
+    <w:lsdException w:name="List Table 3 Accent 6" w:uiPriority="48"/>
+    <w:lsdException w:name="List Table 4 Accent 6" w:uiPriority="49"/>
+    <w:lsdException w:name="List Table 5 Dark Accent 6" w:uiPriority="50"/>
+    <w:lsdException w:name="List Table 6 Colorful Accent 6" w:uiPriority="51"/>
+    <w:lsdException w:name="List Table 7 Colorful Accent 6" w:uiPriority="52"/>
+    <w:lsdException w:name="Mention" w:semiHidden="1" w:unhideWhenUsed="1"/>
+    <w:lsdException w:name="Smart Hyperlink" w:semiHidden="1" w:unhideWhenUsed="1"/>
+    <w:lsdException w:name="Hashtag" w:semiHidden="1" w:unhideWhenUsed="1"/>
+    <w:lsdException w:name="Unresolved Mention" w:semiHidden="1" w:unhideWhenUsed="1"/>
+    <w:lsdException w:name="Smart Link" w:semiHidden="1" w:unhideWhenUsed="1"/>
+  </w:latentStyles>
+  <w:style w:type="paragraph" w:default="1" w:styleId="Normal">
+    <w:name w:val="Normal"/>
+    <w:qFormat/>
   </w:style>
-  <w:style w:type="paragraph" w:styleId="Normal" w:default="1">
-    <w:name w:val="normal"/>
-  </w:style>
-  <w:style w:type="paragraph" w:styleId="Heading1">
+  <w:style w:type="paragraph" w:styleId="Ttulo1">
     <w:name w:val="heading 1"/>
     <w:basedOn w:val="Normal"/>
     <w:next w:val="Normal"/>
+    <w:uiPriority w:val="9"/>
+    <w:qFormat/>
     <w:pPr>
-      <w:keepNext w:val="1"/>
-      <w:keepLines w:val="1"/>
-      <w:pageBreakBefore w:val="0"/>
-      <w:spacing w:after="120" w:before="400" w:lineRule="auto"/>
+      <w:keepNext/>
+      <w:keepLines/>
+      <w:spacing w:before="400" w:after="120"/>
+      <w:outlineLvl w:val="0"/>
     </w:pPr>
     <w:rPr>
       <w:sz w:val="40"/>
       <w:szCs w:val="40"/>
     </w:rPr>
   </w:style>
-  <w:style w:type="paragraph" w:styleId="Heading2">
+  <w:style w:type="paragraph" w:styleId="Ttulo2">
     <w:name w:val="heading 2"/>
     <w:basedOn w:val="Normal"/>
     <w:next w:val="Normal"/>
+    <w:uiPriority w:val="9"/>
+    <w:unhideWhenUsed/>
+    <w:qFormat/>
     <w:pPr>
-      <w:keepNext w:val="1"/>
-      <w:keepLines w:val="1"/>
-      <w:pageBreakBefore w:val="0"/>
-      <w:spacing w:after="120" w:before="360" w:lineRule="auto"/>
+      <w:keepNext/>
+      <w:keepLines/>
+      <w:spacing w:before="360" w:after="120"/>
+      <w:outlineLvl w:val="1"/>
     </w:pPr>
     <w:rPr>
-      <w:b w:val="0"/>
-      <w:bCs w:val="0"/>
       <w:sz w:val="32"/>
       <w:szCs w:val="32"/>
     </w:rPr>
   </w:style>
-  <w:style w:type="paragraph" w:styleId="Heading3">
+  <w:style w:type="paragraph" w:styleId="Ttulo3">
     <w:name w:val="heading 3"/>
     <w:basedOn w:val="Normal"/>
     <w:next w:val="Normal"/>
+    <w:uiPriority w:val="9"/>
+    <w:semiHidden/>
+    <w:unhideWhenUsed/>
+    <w:qFormat/>
     <w:pPr>
-      <w:keepNext w:val="1"/>
-      <w:keepLines w:val="1"/>
-      <w:pageBreakBefore w:val="0"/>
-      <w:spacing w:after="80" w:before="320" w:lineRule="auto"/>
+      <w:keepNext/>
+      <w:keepLines/>
+      <w:spacing w:before="320" w:after="80"/>
+      <w:outlineLvl w:val="2"/>
     </w:pPr>
     <w:rPr>
-      <w:b w:val="0"/>
-      <w:bCs w:val="0"/>
       <w:color w:val="434343"/>
       <w:sz w:val="28"/>
       <w:szCs w:val="28"/>
     </w:rPr>
   </w:style>
-  <w:style w:type="paragraph" w:styleId="Heading4">
+  <w:style w:type="paragraph" w:styleId="Ttulo4">
     <w:name w:val="heading 4"/>
     <w:basedOn w:val="Normal"/>
     <w:next w:val="Normal"/>
+    <w:uiPriority w:val="9"/>
+    <w:semiHidden/>
+    <w:unhideWhenUsed/>
+    <w:qFormat/>
     <w:pPr>
-      <w:keepNext w:val="1"/>
-      <w:keepLines w:val="1"/>
-      <w:pageBreakBefore w:val="0"/>
-      <w:spacing w:after="80" w:before="280" w:lineRule="auto"/>
+      <w:keepNext/>
+      <w:keepLines/>
+      <w:spacing w:before="280" w:after="80"/>
+      <w:outlineLvl w:val="3"/>
     </w:pPr>
     <w:rPr>
       <w:color w:val="666666"/>
-      <w:sz w:val="24"/>
-      <w:szCs w:val="24"/>
     </w:rPr>
   </w:style>
-  <w:style w:type="paragraph" w:styleId="Heading5">
+  <w:style w:type="paragraph" w:styleId="Ttulo5">
     <w:name w:val="heading 5"/>
     <w:basedOn w:val="Normal"/>
     <w:next w:val="Normal"/>
+    <w:uiPriority w:val="9"/>
+    <w:semiHidden/>
+    <w:unhideWhenUsed/>
+    <w:qFormat/>
     <w:pPr>
-      <w:keepNext w:val="1"/>
-      <w:keepLines w:val="1"/>
-      <w:pageBreakBefore w:val="0"/>
-      <w:spacing w:after="80" w:before="240" w:lineRule="auto"/>
+      <w:keepNext/>
+      <w:keepLines/>
+      <w:spacing w:before="240" w:after="80"/>
+      <w:outlineLvl w:val="4"/>
     </w:pPr>
     <w:rPr>
       <w:color w:val="666666"/>
@@ -5133,64 +5474,161 @@
       <w:szCs w:val="22"/>
     </w:rPr>
   </w:style>
-  <w:style w:type="paragraph" w:styleId="Heading6">
+  <w:style w:type="paragraph" w:styleId="Ttulo6">
     <w:name w:val="heading 6"/>
     <w:basedOn w:val="Normal"/>
     <w:next w:val="Normal"/>
+    <w:uiPriority w:val="9"/>
+    <w:semiHidden/>
+    <w:unhideWhenUsed/>
+    <w:qFormat/>
     <w:pPr>
-      <w:keepNext w:val="1"/>
-      <w:keepLines w:val="1"/>
-      <w:pageBreakBefore w:val="0"/>
-      <w:spacing w:after="80" w:before="240" w:lineRule="auto"/>
+      <w:keepNext/>
+      <w:keepLines/>
+      <w:spacing w:before="240" w:after="80"/>
+      <w:outlineLvl w:val="5"/>
     </w:pPr>
     <w:rPr>
-      <w:i w:val="1"/>
-      <w:iCs w:val="1"/>
+      <w:i/>
+      <w:iCs/>
       <w:color w:val="666666"/>
       <w:sz w:val="22"/>
       <w:szCs w:val="22"/>
     </w:rPr>
   </w:style>
-  <w:style w:type="paragraph" w:styleId="Title">
+  <w:style w:type="character" w:default="1" w:styleId="Fontepargpadro">
+    <w:name w:val="Default Paragraph Font"/>
+    <w:uiPriority w:val="1"/>
+    <w:semiHidden/>
+    <w:unhideWhenUsed/>
+  </w:style>
+  <w:style w:type="table" w:default="1" w:styleId="Tabelanormal">
+    <w:name w:val="Normal Table"/>
+    <w:uiPriority w:val="99"/>
+    <w:semiHidden/>
+    <w:unhideWhenUsed/>
+    <w:tblPr>
+      <w:tblInd w:w="0" w:type="dxa"/>
+      <w:tblCellMar>
+        <w:top w:w="0" w:type="dxa"/>
+        <w:left w:w="108" w:type="dxa"/>
+        <w:bottom w:w="0" w:type="dxa"/>
+        <w:right w:w="108" w:type="dxa"/>
+      </w:tblCellMar>
+    </w:tblPr>
+  </w:style>
+  <w:style w:type="numbering" w:default="1" w:styleId="Semlista">
+    <w:name w:val="No List"/>
+    <w:uiPriority w:val="99"/>
+    <w:semiHidden/>
+    <w:unhideWhenUsed/>
+  </w:style>
+  <w:style w:type="table" w:customStyle="1" w:styleId="TableNormal">
+    <w:name w:val="TableNormal"/>
+    <w:tblPr>
+      <w:tblCellMar>
+        <w:top w:w="100" w:type="dxa"/>
+        <w:left w:w="100" w:type="dxa"/>
+        <w:bottom w:w="100" w:type="dxa"/>
+        <w:right w:w="100" w:type="dxa"/>
+      </w:tblCellMar>
+    </w:tblPr>
+  </w:style>
+  <w:style w:type="paragraph" w:styleId="Ttulo">
     <w:name w:val="Title"/>
     <w:basedOn w:val="Normal"/>
     <w:next w:val="Normal"/>
+    <w:uiPriority w:val="10"/>
+    <w:qFormat/>
     <w:pPr>
-      <w:keepNext w:val="1"/>
-      <w:keepLines w:val="1"/>
-      <w:pageBreakBefore w:val="0"/>
-      <w:spacing w:after="60" w:before="0" w:lineRule="auto"/>
+      <w:keepNext/>
+      <w:keepLines/>
+      <w:spacing w:before="0" w:after="60"/>
     </w:pPr>
     <w:rPr>
       <w:sz w:val="52"/>
       <w:szCs w:val="52"/>
     </w:rPr>
   </w:style>
-  <w:style w:type="paragraph" w:styleId="Subtitle">
+  <w:style w:type="paragraph" w:styleId="Subttulo">
     <w:name w:val="Subtitle"/>
     <w:basedOn w:val="Normal"/>
     <w:next w:val="Normal"/>
+    <w:uiPriority w:val="11"/>
+    <w:qFormat/>
     <w:pPr>
-      <w:keepNext w:val="1"/>
-      <w:keepLines w:val="1"/>
-      <w:pageBreakBefore w:val="0"/>
-      <w:spacing w:after="320" w:before="0" w:lineRule="auto"/>
+      <w:keepNext/>
+      <w:keepLines/>
+      <w:spacing w:before="0" w:after="320"/>
     </w:pPr>
     <w:rPr>
-      <w:rFonts w:ascii="Arial" w:cs="Arial" w:eastAsia="Arial" w:hAnsi="Arial"/>
-      <w:i w:val="0"/>
-      <w:iCs w:val="0"/>
       <w:color w:val="666666"/>
       <w:sz w:val="30"/>
       <w:szCs w:val="30"/>
     </w:rPr>
   </w:style>
-  <w:style w:type="table" w:styleId="Table1">
+  <w:style w:type="table" w:customStyle="1" w:styleId="a">
     <w:basedOn w:val="TableNormal"/>
     <w:tblPr>
       <w:tblStyleRowBandSize w:val="1"/>
       <w:tblStyleColBandSize w:val="1"/>
     </w:tblPr>
+  </w:style>
+  <w:style w:type="paragraph" w:styleId="CabealhodoSumrio">
+    <w:name w:val="TOC Heading"/>
+    <w:basedOn w:val="Ttulo1"/>
+    <w:next w:val="Normal"/>
+    <w:uiPriority w:val="39"/>
+    <w:unhideWhenUsed/>
+    <w:qFormat/>
+    <w:rsid w:val="0020784D"/>
+    <w:pPr>
+      <w:spacing w:before="240" w:after="0" w:line="259" w:lineRule="auto"/>
+      <w:jc w:val="left"/>
+      <w:outlineLvl w:val="9"/>
+    </w:pPr>
+    <w:rPr>
+      <w:rFonts w:asciiTheme="majorHAnsi" w:eastAsiaTheme="majorEastAsia" w:hAnsiTheme="majorHAnsi" w:cstheme="majorBidi"/>
+      <w:color w:val="365F91" w:themeColor="accent1" w:themeShade="BF"/>
+      <w:sz w:val="32"/>
+      <w:szCs w:val="32"/>
+    </w:rPr>
+  </w:style>
+  <w:style w:type="paragraph" w:styleId="Sumrio1">
+    <w:name w:val="toc 1"/>
+    <w:basedOn w:val="Normal"/>
+    <w:next w:val="Normal"/>
+    <w:autoRedefine/>
+    <w:uiPriority w:val="39"/>
+    <w:unhideWhenUsed/>
+    <w:rsid w:val="0020784D"/>
+    <w:pPr>
+      <w:spacing w:after="100"/>
+    </w:pPr>
+  </w:style>
+  <w:style w:type="paragraph" w:styleId="Sumrio2">
+    <w:name w:val="toc 2"/>
+    <w:basedOn w:val="Normal"/>
+    <w:next w:val="Normal"/>
+    <w:autoRedefine/>
+    <w:uiPriority w:val="39"/>
+    <w:unhideWhenUsed/>
+    <w:rsid w:val="0020784D"/>
+    <w:pPr>
+      <w:spacing w:after="100"/>
+      <w:ind w:left="240"/>
+    </w:pPr>
+  </w:style>
+  <w:style w:type="character" w:styleId="Hyperlink">
+    <w:name w:val="Hyperlink"/>
+    <w:basedOn w:val="Fontepargpadro"/>
+    <w:uiPriority w:val="99"/>
+    <w:unhideWhenUsed/>
+    <w:rsid w:val="0020784D"/>
+    <w:rPr>
+      <w:color w:val="0000FF" w:themeColor="hyperlink"/>
+      <w:u w:val="single"/>
+    </w:rPr>
   </w:style>
 </w:styles>
 </file>
